--- a/entregables/word/clase_06.docx
+++ b/entregables/word/clase_06.docx
@@ -29,7 +29,27 @@
         <w:rPr>
           <w:b w:val="0"/>
         </w:rPr>
-        <w:t xml:space="preserve">Ya sabemos escribir números como 3 + 2i y ubicarlos en el plano. Pero un número sirve de poco si no se puede </w:t>
+        <w:t xml:space="preserve">Ya sabemos escribir números como </w:t>
+      </w:r>
+      <m:oMath>
+        <m:r>
+          <m:t xml:space="preserve">3</m:t>
+        </m:r>
+        <m:r>
+          <m:t xml:space="preserve">+</m:t>
+        </m:r>
+        <m:r>
+          <m:t xml:space="preserve">2</m:t>
+        </m:r>
+        <m:r>
+          <m:t xml:space="preserve">i</m:t>
+        </m:r>
+      </m:oMath>
+      <w:r>
+        <w:rPr>
+          <w:b w:val="0"/>
+        </w:rPr>
+        <w:t xml:space="preserve"> y ubicarlos en el plano. Pero un número sirve de poco si no se puede </w:t>
       </w:r>
       <w:r>
         <w:rPr>
@@ -53,19 +73,89 @@
       </w:r>
     </w:p>
     <w:p>
-      <w:r>
-        <w:rPr>
-          <w:b/>
-        </w:rPr>
-        <w:t>(3 + 5i) + (2 − 8i) = ?</w:t>
-      </w:r>
+      <m:oMath>
+        <m:r>
+          <m:t xml:space="preserve">(</m:t>
+        </m:r>
+        <m:r>
+          <m:t xml:space="preserve">3</m:t>
+        </m:r>
+        <m:r>
+          <m:t xml:space="preserve">+</m:t>
+        </m:r>
+        <m:r>
+          <m:t xml:space="preserve">5</m:t>
+        </m:r>
+        <m:r>
+          <m:t xml:space="preserve">i</m:t>
+        </m:r>
+        <m:r>
+          <m:t xml:space="preserve">)</m:t>
+        </m:r>
+        <m:r>
+          <m:t xml:space="preserve">+</m:t>
+        </m:r>
+        <m:r>
+          <m:t xml:space="preserve">(</m:t>
+        </m:r>
+        <m:r>
+          <m:t xml:space="preserve">2</m:t>
+        </m:r>
+        <m:r>
+          <m:t xml:space="preserve">-</m:t>
+        </m:r>
+        <m:r>
+          <m:t xml:space="preserve">8</m:t>
+        </m:r>
+        <m:r>
+          <m:t xml:space="preserve">i</m:t>
+        </m:r>
+        <m:r>
+          <m:t xml:space="preserve">)</m:t>
+        </m:r>
+        <m:r>
+          <m:t xml:space="preserve">=</m:t>
+        </m:r>
+        <m:r>
+          <m:rPr>
+            <m:nor/>
+          </m:rPr>
+          <m:t xml:space="preserve"> </m:t>
+        </m:r>
+        <m:r>
+          <m:rPr>
+            <m:nor/>
+          </m:rPr>
+          <m:t xml:space="preserve">?</m:t>
+        </m:r>
+      </m:oMath>
     </w:p>
     <w:p>
       <w:r>
         <w:rPr>
           <w:b w:val="0"/>
         </w:rPr>
-        <w:t>Casi seguro te salió bien, aunque nadie te lo haya enseñado. Con la multiplicación pasa algo distinto, porque aparece i² y ahí se esconde una sorpresa que cambia el resultado.</w:t>
+        <w:t xml:space="preserve">Casi seguro te salió bien, aunque nadie te lo haya enseñado. Con la multiplicación pasa algo distinto, porque aparece </w:t>
+      </w:r>
+      <m:oMath>
+        <m:sSup>
+          <m:e>
+            <m:r>
+              <m:t xml:space="preserve">i</m:t>
+            </m:r>
+          </m:e>
+          <m:sup>
+            <m:r>
+              <m:t xml:space="preserve">2</m:t>
+            </m:r>
+          </m:sup>
+        </m:sSup>
+      </m:oMath>
+      <w:r>
+        <w:rPr>
+          <w:b w:val="0"/>
+        </w:rPr>
+        <w:t xml:space="preserve"> y ahí se esconde una sorpresa que cambia el resultado.</w:t>
       </w:r>
     </w:p>
     <w:p>
@@ -95,7 +185,36 @@
         <w:rPr>
           <w:b w:val="0"/>
         </w:rPr>
-        <w:t>1. Sumar, restar y multiplicar números complejos en forma binómica aplicando i² = −1.</w:t>
+        <w:t xml:space="preserve">1. Sumar, restar y multiplicar números complejos en forma binómica aplicando </w:t>
+      </w:r>
+      <m:oMath>
+        <m:sSup>
+          <m:e>
+            <m:r>
+              <m:t xml:space="preserve">i</m:t>
+            </m:r>
+          </m:e>
+          <m:sup>
+            <m:r>
+              <m:t xml:space="preserve">2</m:t>
+            </m:r>
+          </m:sup>
+        </m:sSup>
+        <m:r>
+          <m:t xml:space="preserve">=</m:t>
+        </m:r>
+        <m:r>
+          <m:t xml:space="preserve">-</m:t>
+        </m:r>
+        <m:r>
+          <m:t xml:space="preserve">1</m:t>
+        </m:r>
+      </m:oMath>
+      <w:r>
+        <w:rPr>
+          <w:b w:val="0"/>
+        </w:rPr>
+        <w:t>.</w:t>
       </w:r>
     </w:p>
     <w:p>
@@ -106,7 +225,27 @@
         <w:rPr>
           <w:b w:val="0"/>
         </w:rPr>
-        <w:t>2. Dividir dos números complejos usando el conjugado del denominador y expresar el resultado en la forma a + bi.</w:t>
+        <w:t xml:space="preserve">2. Dividir dos números complejos usando el conjugado del denominador y expresar el resultado en la forma </w:t>
+      </w:r>
+      <m:oMath>
+        <m:r>
+          <m:t xml:space="preserve">a</m:t>
+        </m:r>
+        <m:r>
+          <m:t xml:space="preserve">+</m:t>
+        </m:r>
+        <m:r>
+          <m:t xml:space="preserve">b</m:t>
+        </m:r>
+        <m:r>
+          <m:t xml:space="preserve">i</m:t>
+        </m:r>
+      </m:oMath>
+      <w:r>
+        <w:rPr>
+          <w:b w:val="0"/>
+        </w:rPr>
+        <w:t>.</w:t>
       </w:r>
     </w:p>
     <w:p>
@@ -152,18 +291,101 @@
       </w:r>
     </w:p>
     <w:p>
-      <w:r>
-        <w:rPr>
-          <w:b w:val="0"/>
-        </w:rPr>
-        <w:t xml:space="preserve">(3 + 5i) + (2 − 8i) = (3 + 2) + (5 − 8)i = </w:t>
-      </w:r>
-      <w:r>
-        <w:rPr>
-          <w:b/>
-        </w:rPr>
-        <w:t>5 − 3i</w:t>
-      </w:r>
+      <m:oMath>
+        <m:r>
+          <m:t xml:space="preserve">(</m:t>
+        </m:r>
+        <m:r>
+          <m:t xml:space="preserve">3</m:t>
+        </m:r>
+        <m:r>
+          <m:t xml:space="preserve">+</m:t>
+        </m:r>
+        <m:r>
+          <m:t xml:space="preserve">5</m:t>
+        </m:r>
+        <m:r>
+          <m:t xml:space="preserve">i</m:t>
+        </m:r>
+        <m:r>
+          <m:t xml:space="preserve">)</m:t>
+        </m:r>
+        <m:r>
+          <m:t xml:space="preserve">+</m:t>
+        </m:r>
+        <m:r>
+          <m:t xml:space="preserve">(</m:t>
+        </m:r>
+        <m:r>
+          <m:t xml:space="preserve">2</m:t>
+        </m:r>
+        <m:r>
+          <m:t xml:space="preserve">-</m:t>
+        </m:r>
+        <m:r>
+          <m:t xml:space="preserve">8</m:t>
+        </m:r>
+        <m:r>
+          <m:t xml:space="preserve">i</m:t>
+        </m:r>
+        <m:r>
+          <m:t xml:space="preserve">)</m:t>
+        </m:r>
+        <m:r>
+          <m:t xml:space="preserve">=</m:t>
+        </m:r>
+        <m:r>
+          <m:t xml:space="preserve">(</m:t>
+        </m:r>
+        <m:r>
+          <m:t xml:space="preserve">3</m:t>
+        </m:r>
+        <m:r>
+          <m:t xml:space="preserve">+</m:t>
+        </m:r>
+        <m:r>
+          <m:t xml:space="preserve">2</m:t>
+        </m:r>
+        <m:r>
+          <m:t xml:space="preserve">)</m:t>
+        </m:r>
+        <m:r>
+          <m:t xml:space="preserve">+</m:t>
+        </m:r>
+        <m:r>
+          <m:t xml:space="preserve">(</m:t>
+        </m:r>
+        <m:r>
+          <m:t xml:space="preserve">5</m:t>
+        </m:r>
+        <m:r>
+          <m:t xml:space="preserve">-</m:t>
+        </m:r>
+        <m:r>
+          <m:t xml:space="preserve">8</m:t>
+        </m:r>
+        <m:r>
+          <m:t xml:space="preserve">)</m:t>
+        </m:r>
+        <m:r>
+          <m:t xml:space="preserve">i</m:t>
+        </m:r>
+        <m:r>
+          <m:t xml:space="preserve">=</m:t>
+        </m:r>
+        <m:r>
+          <m:t xml:space="preserve">5</m:t>
+        </m:r>
+        <m:r>
+          <m:t xml:space="preserve">-</m:t>
+        </m:r>
+        <m:r>
+          <m:t xml:space="preserve">3</m:t>
+        </m:r>
+        <m:r>
+          <m:t xml:space="preserve">i</m:t>
+        </m:r>
+      </m:oMath>
     </w:p>
     <w:p>
       <w:r>
@@ -186,25 +408,136 @@
       </w:r>
     </w:p>
     <w:p>
-      <w:r>
-        <w:rPr>
-          <w:b w:val="0"/>
-        </w:rPr>
-        <w:t xml:space="preserve">(4 + 2i) − (6 − 3i) = 4 + 2i − 6 + 3i = </w:t>
-      </w:r>
-      <w:r>
-        <w:rPr>
-          <w:b/>
-        </w:rPr>
-        <w:t>−2 + 5i</w:t>
-      </w:r>
+      <m:oMath>
+        <m:r>
+          <m:t xml:space="preserve">(</m:t>
+        </m:r>
+        <m:r>
+          <m:t xml:space="preserve">4</m:t>
+        </m:r>
+        <m:r>
+          <m:t xml:space="preserve">+</m:t>
+        </m:r>
+        <m:r>
+          <m:t xml:space="preserve">2</m:t>
+        </m:r>
+        <m:r>
+          <m:t xml:space="preserve">i</m:t>
+        </m:r>
+        <m:r>
+          <m:t xml:space="preserve">)</m:t>
+        </m:r>
+        <m:r>
+          <m:t xml:space="preserve">-</m:t>
+        </m:r>
+        <m:r>
+          <m:t xml:space="preserve">(</m:t>
+        </m:r>
+        <m:r>
+          <m:t xml:space="preserve">6</m:t>
+        </m:r>
+        <m:r>
+          <m:t xml:space="preserve">-</m:t>
+        </m:r>
+        <m:r>
+          <m:t xml:space="preserve">3</m:t>
+        </m:r>
+        <m:r>
+          <m:t xml:space="preserve">i</m:t>
+        </m:r>
+        <m:r>
+          <m:t xml:space="preserve">)</m:t>
+        </m:r>
+        <m:r>
+          <m:t xml:space="preserve">=</m:t>
+        </m:r>
+        <m:r>
+          <m:t xml:space="preserve">4</m:t>
+        </m:r>
+        <m:r>
+          <m:t xml:space="preserve">+</m:t>
+        </m:r>
+        <m:r>
+          <m:t xml:space="preserve">2</m:t>
+        </m:r>
+        <m:r>
+          <m:t xml:space="preserve">i</m:t>
+        </m:r>
+        <m:r>
+          <m:t xml:space="preserve">-</m:t>
+        </m:r>
+        <m:r>
+          <m:t xml:space="preserve">6</m:t>
+        </m:r>
+        <m:r>
+          <m:t xml:space="preserve">+</m:t>
+        </m:r>
+        <m:r>
+          <m:t xml:space="preserve">3</m:t>
+        </m:r>
+        <m:r>
+          <m:t xml:space="preserve">i</m:t>
+        </m:r>
+        <m:r>
+          <m:t xml:space="preserve">=</m:t>
+        </m:r>
+        <m:r>
+          <m:t xml:space="preserve">-</m:t>
+        </m:r>
+        <m:r>
+          <m:t xml:space="preserve">2</m:t>
+        </m:r>
+        <m:r>
+          <m:t xml:space="preserve">+</m:t>
+        </m:r>
+        <m:r>
+          <m:t xml:space="preserve">5</m:t>
+        </m:r>
+        <m:r>
+          <m:t xml:space="preserve">i</m:t>
+        </m:r>
+      </m:oMath>
     </w:p>
     <w:p>
       <w:r>
         <w:rPr>
           <w:b w:val="0"/>
         </w:rPr>
-        <w:t>Fíjate en el cambio de −3i a +3i. Es el error número uno del tema.</w:t>
+        <w:t xml:space="preserve">Fíjate en el cambio de </w:t>
+      </w:r>
+      <m:oMath>
+        <m:r>
+          <m:t xml:space="preserve">-</m:t>
+        </m:r>
+        <m:r>
+          <m:t xml:space="preserve">3</m:t>
+        </m:r>
+        <m:r>
+          <m:t xml:space="preserve">i</m:t>
+        </m:r>
+      </m:oMath>
+      <w:r>
+        <w:rPr>
+          <w:b w:val="0"/>
+        </w:rPr>
+        <w:t xml:space="preserve"> a </w:t>
+      </w:r>
+      <m:oMath>
+        <m:r>
+          <m:t xml:space="preserve">+</m:t>
+        </m:r>
+        <m:r>
+          <m:t xml:space="preserve">3</m:t>
+        </m:r>
+        <m:r>
+          <m:t xml:space="preserve">i</m:t>
+        </m:r>
+      </m:oMath>
+      <w:r>
+        <w:rPr>
+          <w:b w:val="0"/>
+        </w:rPr>
+        <w:t>. Es el error número uno del tema.</w:t>
       </w:r>
     </w:p>
     <w:p>
@@ -218,7 +551,57 @@
         <w:rPr>
           <w:b w:val="0"/>
         </w:rPr>
-        <w:t xml:space="preserve"> ¿cuánto da (7 − 3i) + (−7 + 3i)? (Cero. Acabamos de sumar un complejo con su opuesto.)</w:t>
+        <w:t xml:space="preserve"> ¿cuánto da </w:t>
+      </w:r>
+      <m:oMath>
+        <m:r>
+          <m:t xml:space="preserve">(</m:t>
+        </m:r>
+        <m:r>
+          <m:t xml:space="preserve">7</m:t>
+        </m:r>
+        <m:r>
+          <m:t xml:space="preserve">-</m:t>
+        </m:r>
+        <m:r>
+          <m:t xml:space="preserve">3</m:t>
+        </m:r>
+        <m:r>
+          <m:t xml:space="preserve">i</m:t>
+        </m:r>
+        <m:r>
+          <m:t xml:space="preserve">)</m:t>
+        </m:r>
+        <m:r>
+          <m:t xml:space="preserve">+</m:t>
+        </m:r>
+        <m:r>
+          <m:t xml:space="preserve">(</m:t>
+        </m:r>
+        <m:r>
+          <m:t xml:space="preserve">-</m:t>
+        </m:r>
+        <m:r>
+          <m:t xml:space="preserve">7</m:t>
+        </m:r>
+        <m:r>
+          <m:t xml:space="preserve">+</m:t>
+        </m:r>
+        <m:r>
+          <m:t xml:space="preserve">3</m:t>
+        </m:r>
+        <m:r>
+          <m:t xml:space="preserve">i</m:t>
+        </m:r>
+        <m:r>
+          <m:t xml:space="preserve">)</m:t>
+        </m:r>
+      </m:oMath>
+      <w:r>
+        <w:rPr>
+          <w:b w:val="0"/>
+        </w:rPr>
+        <w:t>? (Cero. Acabamos de sumar un complejo con su opuesto.)</w:t>
       </w:r>
     </w:p>
     <w:p>
@@ -237,16 +620,86 @@
         <w:rPr>
           <w:b w:val="0"/>
         </w:rPr>
-        <w:t>Se multiplica igual que (a + b)(c + d): cada término del primer paréntesis por cada término del segundo. Lo nuevo llega al final.</w:t>
+        <w:t xml:space="preserve">Se multiplica igual que </w:t>
+      </w:r>
+      <m:oMath>
+        <m:r>
+          <m:t xml:space="preserve">(</m:t>
+        </m:r>
+        <m:r>
+          <m:t xml:space="preserve">a</m:t>
+        </m:r>
+        <m:r>
+          <m:t xml:space="preserve">+</m:t>
+        </m:r>
+        <m:r>
+          <m:t xml:space="preserve">b</m:t>
+        </m:r>
+        <m:r>
+          <m:t xml:space="preserve">)</m:t>
+        </m:r>
+        <m:r>
+          <m:t xml:space="preserve">(</m:t>
+        </m:r>
+        <m:r>
+          <m:t xml:space="preserve">c</m:t>
+        </m:r>
+        <m:r>
+          <m:t xml:space="preserve">+</m:t>
+        </m:r>
+        <m:r>
+          <m:t xml:space="preserve">d</m:t>
+        </m:r>
+        <m:r>
+          <m:t xml:space="preserve">)</m:t>
+        </m:r>
+      </m:oMath>
+      <w:r>
+        <w:rPr>
+          <w:b w:val="0"/>
+        </w:rPr>
+        <w:t>: cada término del primer paréntesis por cada término del segundo. Lo nuevo llega al final.</w:t>
       </w:r>
     </w:p>
     <w:p>
-      <w:r>
-        <w:rPr>
-          <w:b w:val="0"/>
-        </w:rPr>
-        <w:t>(3 + 2i)(4 − 5i)</w:t>
-      </w:r>
+      <m:oMath>
+        <m:r>
+          <m:t xml:space="preserve">(</m:t>
+        </m:r>
+        <m:r>
+          <m:t xml:space="preserve">3</m:t>
+        </m:r>
+        <m:r>
+          <m:t xml:space="preserve">+</m:t>
+        </m:r>
+        <m:r>
+          <m:t xml:space="preserve">2</m:t>
+        </m:r>
+        <m:r>
+          <m:t xml:space="preserve">i</m:t>
+        </m:r>
+        <m:r>
+          <m:t xml:space="preserve">)</m:t>
+        </m:r>
+        <m:r>
+          <m:t xml:space="preserve">(</m:t>
+        </m:r>
+        <m:r>
+          <m:t xml:space="preserve">4</m:t>
+        </m:r>
+        <m:r>
+          <m:t xml:space="preserve">-</m:t>
+        </m:r>
+        <m:r>
+          <m:t xml:space="preserve">5</m:t>
+        </m:r>
+        <m:r>
+          <m:t xml:space="preserve">i</m:t>
+        </m:r>
+        <m:r>
+          <m:t xml:space="preserve">)</m:t>
+        </m:r>
+      </m:oMath>
     </w:p>
     <w:p>
       <w:pPr>
@@ -256,8 +709,34 @@
         <w:rPr>
           <w:b w:val="0"/>
         </w:rPr>
-        <w:t>1. 3 × 4 = 12</w:t>
-      </w:r>
+        <w:t xml:space="preserve">1. </w:t>
+      </w:r>
+      <m:oMath>
+        <m:r>
+          <m:t xml:space="preserve">3</m:t>
+        </m:r>
+        <m:r>
+          <m:rPr>
+            <m:nor/>
+          </m:rPr>
+          <m:t xml:space="preserve">×</m:t>
+        </m:r>
+        <m:r>
+          <m:rPr>
+            <m:nor/>
+          </m:rPr>
+          <m:t xml:space="preserve"> </m:t>
+        </m:r>
+        <m:r>
+          <m:t xml:space="preserve">4</m:t>
+        </m:r>
+        <m:r>
+          <m:t xml:space="preserve">=</m:t>
+        </m:r>
+        <m:r>
+          <m:t xml:space="preserve">12</m:t>
+        </m:r>
+      </m:oMath>
     </w:p>
     <w:p>
       <w:pPr>
@@ -267,8 +746,46 @@
         <w:rPr>
           <w:b w:val="0"/>
         </w:rPr>
-        <w:t>2. 3 × (−5i) = −15i</w:t>
-      </w:r>
+        <w:t xml:space="preserve">2. </w:t>
+      </w:r>
+      <m:oMath>
+        <m:r>
+          <m:t xml:space="preserve">3</m:t>
+        </m:r>
+        <m:r>
+          <m:rPr>
+            <m:nor/>
+          </m:rPr>
+          <m:t xml:space="preserve">×</m:t>
+        </m:r>
+        <m:r>
+          <m:t xml:space="preserve">(</m:t>
+        </m:r>
+        <m:r>
+          <m:t xml:space="preserve">-</m:t>
+        </m:r>
+        <m:r>
+          <m:t xml:space="preserve">5</m:t>
+        </m:r>
+        <m:r>
+          <m:t xml:space="preserve">i</m:t>
+        </m:r>
+        <m:r>
+          <m:t xml:space="preserve">)</m:t>
+        </m:r>
+        <m:r>
+          <m:t xml:space="preserve">=</m:t>
+        </m:r>
+        <m:r>
+          <m:t xml:space="preserve">-</m:t>
+        </m:r>
+        <m:r>
+          <m:t xml:space="preserve">15</m:t>
+        </m:r>
+        <m:r>
+          <m:t xml:space="preserve">i</m:t>
+        </m:r>
+      </m:oMath>
     </w:p>
     <w:p>
       <w:pPr>
@@ -278,8 +795,40 @@
         <w:rPr>
           <w:b w:val="0"/>
         </w:rPr>
-        <w:t>3. 2i × 4 = 8i</w:t>
-      </w:r>
+        <w:t xml:space="preserve">3. </w:t>
+      </w:r>
+      <m:oMath>
+        <m:r>
+          <m:t xml:space="preserve">2</m:t>
+        </m:r>
+        <m:r>
+          <m:t xml:space="preserve">i</m:t>
+        </m:r>
+        <m:r>
+          <m:rPr>
+            <m:nor/>
+          </m:rPr>
+          <m:t xml:space="preserve">×</m:t>
+        </m:r>
+        <m:r>
+          <m:rPr>
+            <m:nor/>
+          </m:rPr>
+          <m:t xml:space="preserve"> </m:t>
+        </m:r>
+        <m:r>
+          <m:t xml:space="preserve">4</m:t>
+        </m:r>
+        <m:r>
+          <m:t xml:space="preserve">=</m:t>
+        </m:r>
+        <m:r>
+          <m:t xml:space="preserve">8</m:t>
+        </m:r>
+        <m:r>
+          <m:t xml:space="preserve">i</m:t>
+        </m:r>
+      </m:oMath>
     </w:p>
     <w:p>
       <w:pPr>
@@ -289,15 +838,112 @@
         <w:rPr>
           <w:b w:val="0"/>
         </w:rPr>
-        <w:t>4. 2i × (−5i) = −10i²</w:t>
-      </w:r>
+        <w:t xml:space="preserve">4. </w:t>
+      </w:r>
+      <m:oMath>
+        <m:r>
+          <m:t xml:space="preserve">2</m:t>
+        </m:r>
+        <m:r>
+          <m:t xml:space="preserve">i</m:t>
+        </m:r>
+        <m:r>
+          <m:rPr>
+            <m:nor/>
+          </m:rPr>
+          <m:t xml:space="preserve">×</m:t>
+        </m:r>
+        <m:r>
+          <m:t xml:space="preserve">(</m:t>
+        </m:r>
+        <m:r>
+          <m:t xml:space="preserve">-</m:t>
+        </m:r>
+        <m:r>
+          <m:t xml:space="preserve">5</m:t>
+        </m:r>
+        <m:r>
+          <m:t xml:space="preserve">i</m:t>
+        </m:r>
+        <m:r>
+          <m:t xml:space="preserve">)</m:t>
+        </m:r>
+        <m:r>
+          <m:t xml:space="preserve">=</m:t>
+        </m:r>
+        <m:r>
+          <m:t xml:space="preserve">-</m:t>
+        </m:r>
+        <m:r>
+          <m:t xml:space="preserve">10</m:t>
+        </m:r>
+        <m:sSup>
+          <m:e>
+            <m:r>
+              <m:t xml:space="preserve">i</m:t>
+            </m:r>
+          </m:e>
+          <m:sup>
+            <m:r>
+              <m:t xml:space="preserve">2</m:t>
+            </m:r>
+          </m:sup>
+        </m:sSup>
+      </m:oMath>
     </w:p>
     <w:p>
       <w:r>
         <w:rPr>
           <w:b w:val="0"/>
         </w:rPr>
-        <w:t>Queda 12 − 15i + 8i − 10i².</w:t>
+        <w:t xml:space="preserve">Queda </w:t>
+      </w:r>
+      <m:oMath>
+        <m:r>
+          <m:t xml:space="preserve">12</m:t>
+        </m:r>
+        <m:r>
+          <m:t xml:space="preserve">-</m:t>
+        </m:r>
+        <m:r>
+          <m:t xml:space="preserve">15</m:t>
+        </m:r>
+        <m:r>
+          <m:t xml:space="preserve">i</m:t>
+        </m:r>
+        <m:r>
+          <m:t xml:space="preserve">+</m:t>
+        </m:r>
+        <m:r>
+          <m:t xml:space="preserve">8</m:t>
+        </m:r>
+        <m:r>
+          <m:t xml:space="preserve">i</m:t>
+        </m:r>
+        <m:r>
+          <m:t xml:space="preserve">-</m:t>
+        </m:r>
+        <m:r>
+          <m:t xml:space="preserve">10</m:t>
+        </m:r>
+        <m:sSup>
+          <m:e>
+            <m:r>
+              <m:t xml:space="preserve">i</m:t>
+            </m:r>
+          </m:e>
+          <m:sup>
+            <m:r>
+              <m:t xml:space="preserve">2</m:t>
+            </m:r>
+          </m:sup>
+        </m:sSup>
+      </m:oMath>
+      <w:r>
+        <w:rPr>
+          <w:b w:val="0"/>
+        </w:rPr>
+        <w:t>.</w:t>
       </w:r>
     </w:p>
     <w:p>
@@ -311,26 +957,113 @@
         <w:rPr>
           <w:b w:val="0"/>
         </w:rPr>
-        <w:t xml:space="preserve"> i² no se deja escrito, porque </w:t>
-      </w:r>
-      <w:r>
-        <w:rPr>
-          <w:b/>
-        </w:rPr>
-        <w:t>i² = −1</w:t>
-      </w:r>
+        <w:t xml:space="preserve"> </w:t>
+      </w:r>
+      <m:oMath>
+        <m:sSup>
+          <m:e>
+            <m:r>
+              <m:t xml:space="preserve">i</m:t>
+            </m:r>
+          </m:e>
+          <m:sup>
+            <m:r>
+              <m:t xml:space="preserve">2</m:t>
+            </m:r>
+          </m:sup>
+        </m:sSup>
+      </m:oMath>
       <w:r>
         <w:rPr>
           <w:b w:val="0"/>
         </w:rPr>
-        <w:t xml:space="preserve">. Entonces −10i² = −10 × (−1) = </w:t>
-      </w:r>
-      <w:r>
-        <w:rPr>
-          <w:b/>
-        </w:rPr>
-        <w:t>+10</w:t>
-      </w:r>
+        <w:t xml:space="preserve"> no se deja escrito, porque </w:t>
+      </w:r>
+      <m:oMath>
+        <m:sSup>
+          <m:e>
+            <m:r>
+              <m:t xml:space="preserve">i</m:t>
+            </m:r>
+          </m:e>
+          <m:sup>
+            <m:r>
+              <m:t xml:space="preserve">2</m:t>
+            </m:r>
+          </m:sup>
+        </m:sSup>
+        <m:r>
+          <m:t xml:space="preserve">=</m:t>
+        </m:r>
+        <m:r>
+          <m:t xml:space="preserve">-</m:t>
+        </m:r>
+        <m:r>
+          <m:t xml:space="preserve">1</m:t>
+        </m:r>
+      </m:oMath>
+      <w:r>
+        <w:rPr>
+          <w:b w:val="0"/>
+        </w:rPr>
+        <w:t xml:space="preserve">. Entonces </w:t>
+      </w:r>
+      <m:oMath>
+        <m:r>
+          <m:t xml:space="preserve">-</m:t>
+        </m:r>
+        <m:r>
+          <m:t xml:space="preserve">10</m:t>
+        </m:r>
+        <m:sSup>
+          <m:e>
+            <m:r>
+              <m:t xml:space="preserve">i</m:t>
+            </m:r>
+          </m:e>
+          <m:sup>
+            <m:r>
+              <m:t xml:space="preserve">2</m:t>
+            </m:r>
+          </m:sup>
+        </m:sSup>
+        <m:r>
+          <m:t xml:space="preserve">=</m:t>
+        </m:r>
+        <m:r>
+          <m:t xml:space="preserve">-</m:t>
+        </m:r>
+        <m:r>
+          <m:t xml:space="preserve">10</m:t>
+        </m:r>
+        <m:r>
+          <m:rPr>
+            <m:nor/>
+          </m:rPr>
+          <m:t xml:space="preserve">×</m:t>
+        </m:r>
+        <m:r>
+          <m:t xml:space="preserve">(</m:t>
+        </m:r>
+        <m:r>
+          <m:t xml:space="preserve">-</m:t>
+        </m:r>
+        <m:r>
+          <m:t xml:space="preserve">1</m:t>
+        </m:r>
+        <m:r>
+          <m:t xml:space="preserve">)</m:t>
+        </m:r>
+        <m:r>
+          <m:t xml:space="preserve">=</m:t>
+        </m:r>
+        <m:r>
+          <m:t xml:space="preserve">+</m:t>
+        </m:r>
+        <m:r>
+          <m:t xml:space="preserve">10</m:t>
+        </m:r>
+      </m:oMath>
       <w:r>
         <w:rPr>
           <w:b w:val="0"/>
@@ -343,14 +1076,43 @@
         <w:rPr>
           <w:b w:val="0"/>
         </w:rPr>
-        <w:t xml:space="preserve">Resultado: 12 + 10 − 7i = </w:t>
-      </w:r>
-      <w:r>
-        <w:rPr>
-          <w:b/>
-        </w:rPr>
-        <w:t>22 − 7i</w:t>
-      </w:r>
+        <w:t xml:space="preserve">Resultado: </w:t>
+      </w:r>
+      <m:oMath>
+        <m:r>
+          <m:t xml:space="preserve">12</m:t>
+        </m:r>
+        <m:r>
+          <m:t xml:space="preserve">+</m:t>
+        </m:r>
+        <m:r>
+          <m:t xml:space="preserve">10</m:t>
+        </m:r>
+        <m:r>
+          <m:t xml:space="preserve">-</m:t>
+        </m:r>
+        <m:r>
+          <m:t xml:space="preserve">7</m:t>
+        </m:r>
+        <m:r>
+          <m:t xml:space="preserve">i</m:t>
+        </m:r>
+        <m:r>
+          <m:t xml:space="preserve">=</m:t>
+        </m:r>
+        <m:r>
+          <m:t xml:space="preserve">22</m:t>
+        </m:r>
+        <m:r>
+          <m:t xml:space="preserve">-</m:t>
+        </m:r>
+        <m:r>
+          <m:t xml:space="preserve">7</m:t>
+        </m:r>
+        <m:r>
+          <m:t xml:space="preserve">i</m:t>
+        </m:r>
+      </m:oMath>
     </w:p>
     <w:p>
       <w:r>
@@ -363,7 +1125,41 @@
         <w:rPr>
           <w:b/>
         </w:rPr>
-        <w:t>multiplica normal y al final cambia i² por −1.</w:t>
+        <w:t xml:space="preserve">multiplica normal y al final cambia </w:t>
+      </w:r>
+      <m:oMath>
+        <m:sSup>
+          <m:e>
+            <m:r>
+              <m:t xml:space="preserve">i</m:t>
+            </m:r>
+          </m:e>
+          <m:sup>
+            <m:r>
+              <m:t xml:space="preserve">2</m:t>
+            </m:r>
+          </m:sup>
+        </m:sSup>
+      </m:oMath>
+      <w:r>
+        <w:rPr>
+          <w:b w:val="0"/>
+        </w:rPr>
+        <w:t xml:space="preserve"> por </w:t>
+      </w:r>
+      <m:oMath>
+        <m:r>
+          <m:t xml:space="preserve">-</m:t>
+        </m:r>
+        <m:r>
+          <m:t xml:space="preserve">1</m:t>
+        </m:r>
+      </m:oMath>
+      <w:r>
+        <w:rPr>
+          <w:b w:val="0"/>
+        </w:rPr>
+        <w:t>.</w:t>
       </w:r>
     </w:p>
     <w:p>
@@ -377,7 +1173,80 @@
         <w:rPr>
           <w:b w:val="0"/>
         </w:rPr>
-        <w:t xml:space="preserve"> ¿cuánto vale (2i)(3i)? (6i² = −6. Da un número real, y negativo.)</w:t>
+        <w:t xml:space="preserve"> ¿cuánto vale </w:t>
+      </w:r>
+      <m:oMath>
+        <m:r>
+          <m:t xml:space="preserve">(</m:t>
+        </m:r>
+        <m:r>
+          <m:t xml:space="preserve">2</m:t>
+        </m:r>
+        <m:r>
+          <m:t xml:space="preserve">i</m:t>
+        </m:r>
+        <m:r>
+          <m:t xml:space="preserve">)</m:t>
+        </m:r>
+        <m:r>
+          <m:t xml:space="preserve">(</m:t>
+        </m:r>
+        <m:r>
+          <m:t xml:space="preserve">3</m:t>
+        </m:r>
+        <m:r>
+          <m:t xml:space="preserve">i</m:t>
+        </m:r>
+        <m:r>
+          <m:t xml:space="preserve">)</m:t>
+        </m:r>
+      </m:oMath>
+      <w:r>
+        <w:rPr>
+          <w:b w:val="0"/>
+        </w:rPr>
+        <w:t xml:space="preserve">? </w:t>
+      </w:r>
+      <m:oMath>
+        <m:d>
+          <m:dPr>
+            <m:begChr m:val="("/>
+            <m:endChr m:val=")"/>
+            <m:ctrlPr/>
+          </m:dPr>
+          <m:e>
+            <m:r>
+              <m:t xml:space="preserve">6</m:t>
+            </m:r>
+            <m:sSup>
+              <m:e>
+                <m:r>
+                  <m:t xml:space="preserve">i</m:t>
+                </m:r>
+              </m:e>
+              <m:sup>
+                <m:r>
+                  <m:t xml:space="preserve">2</m:t>
+                </m:r>
+              </m:sup>
+            </m:sSup>
+            <m:r>
+              <m:t xml:space="preserve">=</m:t>
+            </m:r>
+            <m:r>
+              <m:t xml:space="preserve">-</m:t>
+            </m:r>
+            <m:r>
+              <m:t xml:space="preserve">6</m:t>
+            </m:r>
+          </m:e>
+        </m:d>
+      </m:oMath>
+      <w:r>
+        <w:rPr>
+          <w:b w:val="0"/>
+        </w:rPr>
+        <w:t>. Da un número real, y negativo.</w:t>
       </w:r>
     </w:p>
     <w:p>
@@ -412,25 +1281,122 @@
       </w:r>
     </w:p>
     <w:p>
-      <w:r>
-        <w:rPr>
-          <w:b w:val="0"/>
-        </w:rPr>
-        <w:t xml:space="preserve">(2 + 3i)(2 − 3i) = 4 − 6i + 6i − 9i² = 4 + 9 = </w:t>
-      </w:r>
-      <w:r>
-        <w:rPr>
-          <w:b/>
-        </w:rPr>
-        <w:t>13</w:t>
-      </w:r>
+      <m:oMath>
+        <m:r>
+          <m:t xml:space="preserve">(</m:t>
+        </m:r>
+        <m:r>
+          <m:t xml:space="preserve">2</m:t>
+        </m:r>
+        <m:r>
+          <m:t xml:space="preserve">+</m:t>
+        </m:r>
+        <m:r>
+          <m:t xml:space="preserve">3</m:t>
+        </m:r>
+        <m:r>
+          <m:t xml:space="preserve">i</m:t>
+        </m:r>
+        <m:r>
+          <m:t xml:space="preserve">)</m:t>
+        </m:r>
+        <m:r>
+          <m:t xml:space="preserve">(</m:t>
+        </m:r>
+        <m:r>
+          <m:t xml:space="preserve">2</m:t>
+        </m:r>
+        <m:r>
+          <m:t xml:space="preserve">-</m:t>
+        </m:r>
+        <m:r>
+          <m:t xml:space="preserve">3</m:t>
+        </m:r>
+        <m:r>
+          <m:t xml:space="preserve">i</m:t>
+        </m:r>
+        <m:r>
+          <m:t xml:space="preserve">)</m:t>
+        </m:r>
+        <m:r>
+          <m:t xml:space="preserve">=</m:t>
+        </m:r>
+        <m:r>
+          <m:t xml:space="preserve">4</m:t>
+        </m:r>
+        <m:r>
+          <m:t xml:space="preserve">-</m:t>
+        </m:r>
+        <m:r>
+          <m:t xml:space="preserve">6</m:t>
+        </m:r>
+        <m:r>
+          <m:t xml:space="preserve">i</m:t>
+        </m:r>
+        <m:r>
+          <m:t xml:space="preserve">+</m:t>
+        </m:r>
+        <m:r>
+          <m:t xml:space="preserve">6</m:t>
+        </m:r>
+        <m:r>
+          <m:t xml:space="preserve">i</m:t>
+        </m:r>
+        <m:r>
+          <m:t xml:space="preserve">-</m:t>
+        </m:r>
+        <m:r>
+          <m:t xml:space="preserve">9</m:t>
+        </m:r>
+        <m:sSup>
+          <m:e>
+            <m:r>
+              <m:t xml:space="preserve">i</m:t>
+            </m:r>
+          </m:e>
+          <m:sup>
+            <m:r>
+              <m:t xml:space="preserve">2</m:t>
+            </m:r>
+          </m:sup>
+        </m:sSup>
+        <m:r>
+          <m:t xml:space="preserve">=</m:t>
+        </m:r>
+        <m:r>
+          <m:t xml:space="preserve">4</m:t>
+        </m:r>
+        <m:r>
+          <m:t xml:space="preserve">+</m:t>
+        </m:r>
+        <m:r>
+          <m:t xml:space="preserve">9</m:t>
+        </m:r>
+        <m:r>
+          <m:t xml:space="preserve">=</m:t>
+        </m:r>
+        <m:r>
+          <m:t xml:space="preserve">13</m:t>
+        </m:r>
+      </m:oMath>
     </w:p>
     <w:p>
       <w:r>
         <w:rPr>
           <w:b w:val="0"/>
         </w:rPr>
-        <w:t xml:space="preserve">Los términos con i </w:t>
+        <w:t xml:space="preserve">Los términos con </w:t>
+      </w:r>
+      <m:oMath>
+        <m:r>
+          <m:t xml:space="preserve">i</m:t>
+        </m:r>
+      </m:oMath>
+      <w:r>
+        <w:rPr>
+          <w:b w:val="0"/>
+        </w:rPr>
+        <w:t xml:space="preserve"> </w:t>
       </w:r>
       <w:r>
         <w:rPr>
@@ -458,12 +1424,74 @@
       </w:r>
     </w:p>
     <w:p>
-      <w:r>
-        <w:rPr>
-          <w:b/>
-        </w:rPr>
-        <w:t>(a + bi)(a − bi) = a² + b²</w:t>
-      </w:r>
+      <m:oMath>
+        <m:r>
+          <m:t xml:space="preserve">(</m:t>
+        </m:r>
+        <m:r>
+          <m:t xml:space="preserve">a</m:t>
+        </m:r>
+        <m:r>
+          <m:t xml:space="preserve">+</m:t>
+        </m:r>
+        <m:r>
+          <m:t xml:space="preserve">b</m:t>
+        </m:r>
+        <m:r>
+          <m:t xml:space="preserve">i</m:t>
+        </m:r>
+        <m:r>
+          <m:t xml:space="preserve">)</m:t>
+        </m:r>
+        <m:r>
+          <m:t xml:space="preserve">(</m:t>
+        </m:r>
+        <m:r>
+          <m:t xml:space="preserve">a</m:t>
+        </m:r>
+        <m:r>
+          <m:t xml:space="preserve">-</m:t>
+        </m:r>
+        <m:r>
+          <m:t xml:space="preserve">b</m:t>
+        </m:r>
+        <m:r>
+          <m:t xml:space="preserve">i</m:t>
+        </m:r>
+        <m:r>
+          <m:t xml:space="preserve">)</m:t>
+        </m:r>
+        <m:r>
+          <m:t xml:space="preserve">=</m:t>
+        </m:r>
+        <m:sSup>
+          <m:e>
+            <m:r>
+              <m:t xml:space="preserve">a</m:t>
+            </m:r>
+          </m:e>
+          <m:sup>
+            <m:r>
+              <m:t xml:space="preserve">2</m:t>
+            </m:r>
+          </m:sup>
+        </m:sSup>
+        <m:r>
+          <m:t xml:space="preserve">+</m:t>
+        </m:r>
+        <m:sSup>
+          <m:e>
+            <m:r>
+              <m:t xml:space="preserve">b</m:t>
+            </m:r>
+          </m:e>
+          <m:sup>
+            <m:r>
+              <m:t xml:space="preserve">2</m:t>
+            </m:r>
+          </m:sup>
+        </m:sSup>
+      </m:oMath>
     </w:p>
     <w:p>
       <w:r>
@@ -489,7 +1517,67 @@
         <w:rPr>
           <w:b w:val="0"/>
         </w:rPr>
-        <w:t>Un resultado como 5/(2 + i) no está terminado: la forma correcta de un complejo es a + bi, y ahí abajo estorba una i.</w:t>
+        <w:t xml:space="preserve">Un resultado como </w:t>
+      </w:r>
+      <m:oMath>
+        <m:f>
+          <m:fPr>
+            <m:ctrlPr/>
+          </m:fPr>
+          <m:num>
+            <m:r>
+              <m:t xml:space="preserve">5</m:t>
+            </m:r>
+          </m:num>
+          <m:den>
+            <m:r>
+              <m:t xml:space="preserve">2</m:t>
+            </m:r>
+            <m:r>
+              <m:t xml:space="preserve">+</m:t>
+            </m:r>
+            <m:r>
+              <m:t xml:space="preserve">i</m:t>
+            </m:r>
+          </m:den>
+        </m:f>
+      </m:oMath>
+      <w:r>
+        <w:rPr>
+          <w:b w:val="0"/>
+        </w:rPr>
+        <w:t xml:space="preserve"> no está terminado: la forma correcta de un complejo es </w:t>
+      </w:r>
+      <m:oMath>
+        <m:r>
+          <m:t xml:space="preserve">a</m:t>
+        </m:r>
+        <m:r>
+          <m:t xml:space="preserve">+</m:t>
+        </m:r>
+        <m:r>
+          <m:t xml:space="preserve">b</m:t>
+        </m:r>
+        <m:r>
+          <m:t xml:space="preserve">i</m:t>
+        </m:r>
+      </m:oMath>
+      <w:r>
+        <w:rPr>
+          <w:b w:val="0"/>
+        </w:rPr>
+        <w:t xml:space="preserve">, y ahí abajo estorba una </w:t>
+      </w:r>
+      <m:oMath>
+        <m:r>
+          <m:t xml:space="preserve">i</m:t>
+        </m:r>
+      </m:oMath>
+      <w:r>
+        <w:rPr>
+          <w:b w:val="0"/>
+        </w:rPr>
+        <w:t>.</w:t>
       </w:r>
     </w:p>
     <w:p>
@@ -517,8 +1605,31 @@
         <w:rPr>
           <w:b w:val="0"/>
         </w:rPr>
-        <w:t>Ejemplo: 5/(2 + i)</w:t>
-      </w:r>
+        <w:t xml:space="preserve">Ejemplo: </w:t>
+      </w:r>
+      <m:oMath>
+        <m:f>
+          <m:fPr>
+            <m:ctrlPr/>
+          </m:fPr>
+          <m:num>
+            <m:r>
+              <m:t xml:space="preserve">5</m:t>
+            </m:r>
+          </m:num>
+          <m:den>
+            <m:r>
+              <m:t xml:space="preserve">2</m:t>
+            </m:r>
+            <m:r>
+              <m:t xml:space="preserve">+</m:t>
+            </m:r>
+            <m:r>
+              <m:t xml:space="preserve">i</m:t>
+            </m:r>
+          </m:den>
+        </m:f>
+      </m:oMath>
     </w:p>
     <w:p>
       <w:pPr>
@@ -528,7 +1639,24 @@
         <w:rPr>
           <w:b w:val="0"/>
         </w:rPr>
-        <w:t>1. El conjugado del denominador es 2 − i.</w:t>
+        <w:t xml:space="preserve">1. El conjugado del denominador es </w:t>
+      </w:r>
+      <m:oMath>
+        <m:r>
+          <m:t xml:space="preserve">2</m:t>
+        </m:r>
+        <m:r>
+          <m:t xml:space="preserve">-</m:t>
+        </m:r>
+        <m:r>
+          <m:t xml:space="preserve">i</m:t>
+        </m:r>
+      </m:oMath>
+      <w:r>
+        <w:rPr>
+          <w:b w:val="0"/>
+        </w:rPr>
+        <w:t>.</w:t>
       </w:r>
     </w:p>
     <w:p>
@@ -539,7 +1667,54 @@
         <w:rPr>
           <w:b w:val="0"/>
         </w:rPr>
-        <w:t>2. Arriba: 5 × (2 − i) = 10 − 5i.</w:t>
+        <w:t xml:space="preserve">2. Arriba: </w:t>
+      </w:r>
+      <m:oMath>
+        <m:r>
+          <m:t xml:space="preserve">5</m:t>
+        </m:r>
+        <m:r>
+          <m:rPr>
+            <m:nor/>
+          </m:rPr>
+          <m:t xml:space="preserve">×</m:t>
+        </m:r>
+        <m:r>
+          <m:t xml:space="preserve">(</m:t>
+        </m:r>
+        <m:r>
+          <m:t xml:space="preserve">2</m:t>
+        </m:r>
+        <m:r>
+          <m:t xml:space="preserve">-</m:t>
+        </m:r>
+        <m:r>
+          <m:t xml:space="preserve">i</m:t>
+        </m:r>
+        <m:r>
+          <m:t xml:space="preserve">)</m:t>
+        </m:r>
+        <m:r>
+          <m:t xml:space="preserve">=</m:t>
+        </m:r>
+        <m:r>
+          <m:t xml:space="preserve">10</m:t>
+        </m:r>
+        <m:r>
+          <m:t xml:space="preserve">-</m:t>
+        </m:r>
+        <m:r>
+          <m:t xml:space="preserve">5</m:t>
+        </m:r>
+        <m:r>
+          <m:t xml:space="preserve">i</m:t>
+        </m:r>
+      </m:oMath>
+      <w:r>
+        <w:rPr>
+          <w:b w:val="0"/>
+        </w:rPr>
+        <w:t>.</w:t>
       </w:r>
     </w:p>
     <w:p>
@@ -550,7 +1725,81 @@
         <w:rPr>
           <w:b w:val="0"/>
         </w:rPr>
-        <w:t>3. Abajo: (2 + i)(2 − i) = 2² + 1² = 5.</w:t>
+        <w:t xml:space="preserve">3. Abajo: </w:t>
+      </w:r>
+      <m:oMath>
+        <m:r>
+          <m:t xml:space="preserve">(</m:t>
+        </m:r>
+        <m:r>
+          <m:t xml:space="preserve">2</m:t>
+        </m:r>
+        <m:r>
+          <m:t xml:space="preserve">+</m:t>
+        </m:r>
+        <m:r>
+          <m:t xml:space="preserve">i</m:t>
+        </m:r>
+        <m:r>
+          <m:t xml:space="preserve">)</m:t>
+        </m:r>
+        <m:r>
+          <m:t xml:space="preserve">(</m:t>
+        </m:r>
+        <m:r>
+          <m:t xml:space="preserve">2</m:t>
+        </m:r>
+        <m:r>
+          <m:t xml:space="preserve">-</m:t>
+        </m:r>
+        <m:r>
+          <m:t xml:space="preserve">i</m:t>
+        </m:r>
+        <m:r>
+          <m:t xml:space="preserve">)</m:t>
+        </m:r>
+        <m:r>
+          <m:t xml:space="preserve">=</m:t>
+        </m:r>
+        <m:sSup>
+          <m:e>
+            <m:r>
+              <m:t xml:space="preserve">2</m:t>
+            </m:r>
+          </m:e>
+          <m:sup>
+            <m:r>
+              <m:t xml:space="preserve">2</m:t>
+            </m:r>
+          </m:sup>
+        </m:sSup>
+        <m:r>
+          <m:t xml:space="preserve">+</m:t>
+        </m:r>
+        <m:sSup>
+          <m:e>
+            <m:r>
+              <m:t xml:space="preserve">1</m:t>
+            </m:r>
+          </m:e>
+          <m:sup>
+            <m:r>
+              <m:t xml:space="preserve">2</m:t>
+            </m:r>
+          </m:sup>
+        </m:sSup>
+        <m:r>
+          <m:t xml:space="preserve">=</m:t>
+        </m:r>
+        <m:r>
+          <m:t xml:space="preserve">5</m:t>
+        </m:r>
+      </m:oMath>
+      <w:r>
+        <w:rPr>
+          <w:b w:val="0"/>
+        </w:rPr>
+        <w:t>.</w:t>
       </w:r>
     </w:p>
     <w:p>
@@ -561,7 +1810,39 @@
         <w:rPr>
           <w:b w:val="0"/>
         </w:rPr>
-        <w:t>4. Queda (10 − 5i)/5.</w:t>
+        <w:t xml:space="preserve">4. Queda </w:t>
+      </w:r>
+      <m:oMath>
+        <m:f>
+          <m:fPr>
+            <m:ctrlPr/>
+          </m:fPr>
+          <m:num>
+            <m:r>
+              <m:t xml:space="preserve">10</m:t>
+            </m:r>
+            <m:r>
+              <m:t xml:space="preserve">-</m:t>
+            </m:r>
+            <m:r>
+              <m:t xml:space="preserve">5</m:t>
+            </m:r>
+            <m:r>
+              <m:t xml:space="preserve">i</m:t>
+            </m:r>
+          </m:num>
+          <m:den>
+            <m:r>
+              <m:t xml:space="preserve">5</m:t>
+            </m:r>
+          </m:den>
+        </m:f>
+      </m:oMath>
+      <w:r>
+        <w:rPr>
+          <w:b w:val="0"/>
+        </w:rPr>
+        <w:t>.</w:t>
       </w:r>
     </w:p>
     <w:p>
@@ -572,14 +1853,58 @@
         <w:rPr>
           <w:b w:val="0"/>
         </w:rPr>
-        <w:t xml:space="preserve">5. Se separa la fracción en sus dos partes: 10/5 − (5/5)i = </w:t>
-      </w:r>
-      <w:r>
-        <w:rPr>
-          <w:b/>
-        </w:rPr>
-        <w:t>2 − i</w:t>
-      </w:r>
+        <w:t xml:space="preserve">5. Se separa la fracción en sus dos partes: </w:t>
+      </w:r>
+      <m:oMath>
+        <m:f>
+          <m:fPr>
+            <m:ctrlPr/>
+          </m:fPr>
+          <m:num>
+            <m:r>
+              <m:t xml:space="preserve">10</m:t>
+            </m:r>
+          </m:num>
+          <m:den>
+            <m:r>
+              <m:t xml:space="preserve">5</m:t>
+            </m:r>
+          </m:den>
+        </m:f>
+        <m:r>
+          <m:t xml:space="preserve">-</m:t>
+        </m:r>
+        <m:f>
+          <m:fPr>
+            <m:ctrlPr/>
+          </m:fPr>
+          <m:num>
+            <m:r>
+              <m:t xml:space="preserve">5</m:t>
+            </m:r>
+          </m:num>
+          <m:den>
+            <m:r>
+              <m:t xml:space="preserve">5</m:t>
+            </m:r>
+          </m:den>
+        </m:f>
+        <m:r>
+          <m:t xml:space="preserve">i</m:t>
+        </m:r>
+        <m:r>
+          <m:t xml:space="preserve">=</m:t>
+        </m:r>
+        <m:r>
+          <m:t xml:space="preserve">2</m:t>
+        </m:r>
+        <m:r>
+          <m:t xml:space="preserve">-</m:t>
+        </m:r>
+        <m:r>
+          <m:t xml:space="preserve">i</m:t>
+        </m:r>
+      </m:oMath>
       <w:r>
         <w:rPr>
           <w:b w:val="0"/>
@@ -592,7 +1917,63 @@
         <w:rPr>
           <w:b w:val="0"/>
         </w:rPr>
-        <w:t>Comprobación: (2 − i)(2 + i) = 4 + 1 = 5 ✔ Volvimos al dividendo, así que está bien.</w:t>
+        <w:t xml:space="preserve">Comprobación: </w:t>
+      </w:r>
+      <m:oMath>
+        <m:r>
+          <m:t xml:space="preserve">(</m:t>
+        </m:r>
+        <m:r>
+          <m:t xml:space="preserve">2</m:t>
+        </m:r>
+        <m:r>
+          <m:t xml:space="preserve">-</m:t>
+        </m:r>
+        <m:r>
+          <m:t xml:space="preserve">i</m:t>
+        </m:r>
+        <m:r>
+          <m:t xml:space="preserve">)</m:t>
+        </m:r>
+        <m:r>
+          <m:t xml:space="preserve">(</m:t>
+        </m:r>
+        <m:r>
+          <m:t xml:space="preserve">2</m:t>
+        </m:r>
+        <m:r>
+          <m:t xml:space="preserve">+</m:t>
+        </m:r>
+        <m:r>
+          <m:t xml:space="preserve">i</m:t>
+        </m:r>
+        <m:r>
+          <m:t xml:space="preserve">)</m:t>
+        </m:r>
+        <m:r>
+          <m:t xml:space="preserve">=</m:t>
+        </m:r>
+        <m:r>
+          <m:t xml:space="preserve">4</m:t>
+        </m:r>
+        <m:r>
+          <m:t xml:space="preserve">+</m:t>
+        </m:r>
+        <m:r>
+          <m:t xml:space="preserve">1</m:t>
+        </m:r>
+        <m:r>
+          <m:t xml:space="preserve">=</m:t>
+        </m:r>
+        <m:r>
+          <m:t xml:space="preserve">5</m:t>
+        </m:r>
+      </m:oMath>
+      <w:r>
+        <w:rPr>
+          <w:b w:val="0"/>
+        </w:rPr>
+        <w:t xml:space="preserve"> ✔ Volvimos al dividendo, así que está bien.</w:t>
       </w:r>
     </w:p>
     <w:p>
@@ -606,7 +1987,18 @@
         <w:rPr>
           <w:b w:val="0"/>
         </w:rPr>
-        <w:t xml:space="preserve"> ¿por qué multiplicamos justo por el conjugado y no por otra cosa? (Porque es lo único que borra la i de abajo dejando un número real.)</w:t>
+        <w:t xml:space="preserve"> ¿por qué multiplicamos justo por el conjugado y no por otra cosa? (Porque es lo único que borra la </w:t>
+      </w:r>
+      <m:oMath>
+        <m:r>
+          <m:t xml:space="preserve">i</m:t>
+        </m:r>
+      </m:oMath>
+      <w:r>
+        <w:rPr>
+          <w:b w:val="0"/>
+        </w:rPr>
+        <w:t xml:space="preserve"> de abajo dejando un número real.)</w:t>
       </w:r>
     </w:p>
     <w:p>
@@ -634,7 +2026,89 @@
         <w:rPr>
           <w:b w:val="0"/>
         </w:rPr>
-        <w:t xml:space="preserve"> (4 + 2i) − (6 − 3i) no es 4 + 2i − 6 − 3i. El signo entra a los dos términos.</w:t>
+        <w:t xml:space="preserve"> </w:t>
+      </w:r>
+      <m:oMath>
+        <m:r>
+          <m:t xml:space="preserve">(</m:t>
+        </m:r>
+        <m:r>
+          <m:t xml:space="preserve">4</m:t>
+        </m:r>
+        <m:r>
+          <m:t xml:space="preserve">+</m:t>
+        </m:r>
+        <m:r>
+          <m:t xml:space="preserve">2</m:t>
+        </m:r>
+        <m:r>
+          <m:t xml:space="preserve">i</m:t>
+        </m:r>
+        <m:r>
+          <m:t xml:space="preserve">)</m:t>
+        </m:r>
+        <m:r>
+          <m:t xml:space="preserve">-</m:t>
+        </m:r>
+        <m:r>
+          <m:t xml:space="preserve">(</m:t>
+        </m:r>
+        <m:r>
+          <m:t xml:space="preserve">6</m:t>
+        </m:r>
+        <m:r>
+          <m:t xml:space="preserve">-</m:t>
+        </m:r>
+        <m:r>
+          <m:t xml:space="preserve">3</m:t>
+        </m:r>
+        <m:r>
+          <m:t xml:space="preserve">i</m:t>
+        </m:r>
+        <m:r>
+          <m:t xml:space="preserve">)</m:t>
+        </m:r>
+      </m:oMath>
+      <w:r>
+        <w:rPr>
+          <w:b w:val="0"/>
+        </w:rPr>
+        <w:t xml:space="preserve"> no es </w:t>
+      </w:r>
+      <m:oMath>
+        <m:r>
+          <m:t xml:space="preserve">4</m:t>
+        </m:r>
+        <m:r>
+          <m:t xml:space="preserve">+</m:t>
+        </m:r>
+        <m:r>
+          <m:t xml:space="preserve">2</m:t>
+        </m:r>
+        <m:r>
+          <m:t xml:space="preserve">i</m:t>
+        </m:r>
+        <m:r>
+          <m:t xml:space="preserve">-</m:t>
+        </m:r>
+        <m:r>
+          <m:t xml:space="preserve">6</m:t>
+        </m:r>
+        <m:r>
+          <m:t xml:space="preserve">-</m:t>
+        </m:r>
+        <m:r>
+          <m:t xml:space="preserve">3</m:t>
+        </m:r>
+        <m:r>
+          <m:t xml:space="preserve">i</m:t>
+        </m:r>
+      </m:oMath>
+      <w:r>
+        <w:rPr>
+          <w:b w:val="0"/>
+        </w:rPr>
+        <w:t>. El signo entra a los dos términos.</w:t>
       </w:r>
     </w:p>
     <w:p>
@@ -645,13 +2119,47 @@
         <w:rPr>
           <w:b/>
         </w:rPr>
-        <w:t>Dejar i² en la respuesta.</w:t>
-      </w:r>
+        <w:t xml:space="preserve">Dejar </w:t>
+      </w:r>
+      <m:oMath>
+        <m:sSup>
+          <m:e>
+            <m:r>
+              <m:t xml:space="preserve">i</m:t>
+            </m:r>
+          </m:e>
+          <m:sup>
+            <m:r>
+              <m:t xml:space="preserve">2</m:t>
+            </m:r>
+          </m:sup>
+        </m:sSup>
+      </m:oMath>
       <w:r>
         <w:rPr>
           <w:b w:val="0"/>
         </w:rPr>
-        <w:t xml:space="preserve"> Siempre se reemplaza por −1.</w:t>
+        <w:t xml:space="preserve"> en la respuesta.</w:t>
+      </w:r>
+      <w:r>
+        <w:rPr>
+          <w:b/>
+        </w:rPr>
+        <w:t xml:space="preserve"> Siempre se reemplaza por </w:t>
+      </w:r>
+      <m:oMath>
+        <m:r>
+          <m:t xml:space="preserve">-</m:t>
+        </m:r>
+        <m:r>
+          <m:t xml:space="preserve">1</m:t>
+        </m:r>
+      </m:oMath>
+      <w:r>
+        <w:rPr>
+          <w:b w:val="0"/>
+        </w:rPr>
+        <w:t>.</w:t>
       </w:r>
     </w:p>
     <w:p>
@@ -668,24 +2176,125 @@
         <w:rPr>
           <w:b w:val="0"/>
         </w:rPr>
-        <w:t xml:space="preserve"> 3 + 2i no es 5i. Son cantidades de tipos diferentes.</w:t>
+        <w:t xml:space="preserve"> </w:t>
+      </w:r>
+      <m:oMath>
+        <m:r>
+          <m:t xml:space="preserve">3</m:t>
+        </m:r>
+        <m:r>
+          <m:t xml:space="preserve">+</m:t>
+        </m:r>
+        <m:r>
+          <m:t xml:space="preserve">2</m:t>
+        </m:r>
+        <m:r>
+          <m:t xml:space="preserve">i</m:t>
+        </m:r>
+      </m:oMath>
+      <w:r>
+        <w:rPr>
+          <w:b w:val="0"/>
+        </w:rPr>
+        <w:t xml:space="preserve"> no es </w:t>
+      </w:r>
+      <m:oMath>
+        <m:r>
+          <m:t xml:space="preserve">5</m:t>
+        </m:r>
+        <m:r>
+          <m:t xml:space="preserve">i</m:t>
+        </m:r>
+      </m:oMath>
+      <w:r>
+        <w:rPr>
+          <w:b w:val="0"/>
+        </w:rPr>
+        <w:t>. Son cantidades de tipos diferentes.</w:t>
       </w:r>
     </w:p>
     <w:p>
       <w:pPr>
         <w:pStyle w:val="ListBullet"/>
       </w:pPr>
+      <m:oMath>
+        <m:r>
+          <m:t xml:space="preserve">(</m:t>
+        </m:r>
+        <m:r>
+          <m:t xml:space="preserve">2</m:t>
+        </m:r>
+        <m:r>
+          <m:t xml:space="preserve">i</m:t>
+        </m:r>
+        <m:r>
+          <m:t xml:space="preserve">)</m:t>
+        </m:r>
+        <m:r>
+          <m:t xml:space="preserve">(</m:t>
+        </m:r>
+        <m:r>
+          <m:t xml:space="preserve">3</m:t>
+        </m:r>
+        <m:r>
+          <m:t xml:space="preserve">i</m:t>
+        </m:r>
+        <m:r>
+          <m:t xml:space="preserve">)</m:t>
+        </m:r>
+        <m:r>
+          <m:t xml:space="preserve">=</m:t>
+        </m:r>
+        <m:r>
+          <m:t xml:space="preserve">6</m:t>
+        </m:r>
+        <m:r>
+          <m:t xml:space="preserve">i</m:t>
+        </m:r>
+      </m:oMath>
+      <w:r>
+        <w:rPr>
+          <w:b w:val="0"/>
+        </w:rPr>
+        <w:t>.</w:t>
+      </w:r>
       <w:r>
         <w:rPr>
           <w:b/>
         </w:rPr>
-        <w:t>(2i)(3i) = 6i.</w:t>
-      </w:r>
+        <w:t xml:space="preserve"> No: es </w:t>
+      </w:r>
+      <m:oMath>
+        <m:r>
+          <m:t xml:space="preserve">6</m:t>
+        </m:r>
+        <m:sSup>
+          <m:e>
+            <m:r>
+              <m:t xml:space="preserve">i</m:t>
+            </m:r>
+          </m:e>
+          <m:sup>
+            <m:r>
+              <m:t xml:space="preserve">2</m:t>
+            </m:r>
+          </m:sup>
+        </m:sSup>
+        <m:r>
+          <m:t xml:space="preserve">=</m:t>
+        </m:r>
+        <m:r>
+          <m:t xml:space="preserve">-</m:t>
+        </m:r>
+        <m:r>
+          <m:t xml:space="preserve">6</m:t>
+        </m:r>
+      </m:oMath>
       <w:r>
         <w:rPr>
           <w:b w:val="0"/>
         </w:rPr>
-        <w:t xml:space="preserve"> No: es 6i² = −6.</w:t>
+        <w:t>.</w:t>
       </w:r>
     </w:p>
     <w:p>
@@ -696,11 +2305,22 @@
         <w:rPr>
           <w:b/>
         </w:rPr>
-        <w:t>Dejar la respuesta como fracción con i abajo.</w:t>
-      </w:r>
+        <w:t xml:space="preserve">Dejar la respuesta como fracción con </w:t>
+      </w:r>
+      <m:oMath>
+        <m:r>
+          <m:t xml:space="preserve">i</m:t>
+        </m:r>
+      </m:oMath>
       <w:r>
         <w:rPr>
           <w:b w:val="0"/>
+        </w:rPr>
+        <w:t xml:space="preserve"> abajo.</w:t>
+      </w:r>
+      <w:r>
+        <w:rPr>
+          <w:b/>
         </w:rPr>
         <w:t xml:space="preserve"> Falta multiplicar por el conjugado.</w:t>
       </w:r>
@@ -713,13 +2333,142 @@
         <w:rPr>
           <w:b/>
         </w:rPr>
-        <w:t>Confundir (1 + i)² con 1 + i².</w:t>
-      </w:r>
+        <w:t xml:space="preserve">Confundir </w:t>
+      </w:r>
+      <m:oMath>
+        <m:r>
+          <m:t xml:space="preserve">(</m:t>
+        </m:r>
+        <m:r>
+          <m:t xml:space="preserve">1</m:t>
+        </m:r>
+        <m:r>
+          <m:t xml:space="preserve">+</m:t>
+        </m:r>
+        <m:r>
+          <m:t xml:space="preserve">i</m:t>
+        </m:r>
+        <m:sSup>
+          <m:e>
+            <m:r>
+              <m:t xml:space="preserve">)</m:t>
+            </m:r>
+          </m:e>
+          <m:sup>
+            <m:r>
+              <m:t xml:space="preserve">2</m:t>
+            </m:r>
+          </m:sup>
+        </m:sSup>
+      </m:oMath>
       <w:r>
         <w:rPr>
           <w:b w:val="0"/>
         </w:rPr>
-        <w:t xml:space="preserve"> Hay que desarrollar: (1 + i)² = 1 + 2i + i² = 2i.</w:t>
+        <w:t xml:space="preserve"> con </w:t>
+      </w:r>
+      <m:oMath>
+        <m:r>
+          <m:t xml:space="preserve">1</m:t>
+        </m:r>
+        <m:r>
+          <m:t xml:space="preserve">+</m:t>
+        </m:r>
+        <m:sSup>
+          <m:e>
+            <m:r>
+              <m:t xml:space="preserve">i</m:t>
+            </m:r>
+          </m:e>
+          <m:sup>
+            <m:r>
+              <m:t xml:space="preserve">2</m:t>
+            </m:r>
+          </m:sup>
+        </m:sSup>
+      </m:oMath>
+      <w:r>
+        <w:rPr>
+          <w:b w:val="0"/>
+        </w:rPr>
+        <w:t>.</w:t>
+      </w:r>
+      <w:r>
+        <w:rPr>
+          <w:b/>
+        </w:rPr>
+        <w:t xml:space="preserve"> Hay que desarrollar: </w:t>
+      </w:r>
+      <m:oMath>
+        <m:r>
+          <m:t xml:space="preserve">(</m:t>
+        </m:r>
+        <m:r>
+          <m:t xml:space="preserve">1</m:t>
+        </m:r>
+        <m:r>
+          <m:t xml:space="preserve">+</m:t>
+        </m:r>
+        <m:r>
+          <m:t xml:space="preserve">i</m:t>
+        </m:r>
+        <m:sSup>
+          <m:e>
+            <m:r>
+              <m:t xml:space="preserve">)</m:t>
+            </m:r>
+          </m:e>
+          <m:sup>
+            <m:r>
+              <m:t xml:space="preserve">2</m:t>
+            </m:r>
+          </m:sup>
+        </m:sSup>
+        <m:r>
+          <m:t xml:space="preserve">=</m:t>
+        </m:r>
+        <m:r>
+          <m:t xml:space="preserve">1</m:t>
+        </m:r>
+        <m:r>
+          <m:t xml:space="preserve">+</m:t>
+        </m:r>
+        <m:r>
+          <m:t xml:space="preserve">2</m:t>
+        </m:r>
+        <m:r>
+          <m:t xml:space="preserve">i</m:t>
+        </m:r>
+        <m:r>
+          <m:t xml:space="preserve">+</m:t>
+        </m:r>
+        <m:sSup>
+          <m:e>
+            <m:r>
+              <m:t xml:space="preserve">i</m:t>
+            </m:r>
+          </m:e>
+          <m:sup>
+            <m:r>
+              <m:t xml:space="preserve">2</m:t>
+            </m:r>
+          </m:sup>
+        </m:sSup>
+        <m:r>
+          <m:t xml:space="preserve">=</m:t>
+        </m:r>
+        <m:r>
+          <m:t xml:space="preserve">2</m:t>
+        </m:r>
+        <m:r>
+          <m:t xml:space="preserve">i</m:t>
+        </m:r>
+      </m:oMath>
+      <w:r>
+        <w:rPr>
+          <w:b w:val="0"/>
+        </w:rPr>
+        <w:t>.</w:t>
       </w:r>
     </w:p>
     <w:p>
@@ -755,8 +2504,96 @@
         <w:rPr>
           <w:b w:val="0"/>
         </w:rPr>
-        <w:t xml:space="preserve"> Calcula: a) (3 + 5i) + (2 − 8i) b) (4 + 2i) − (6 − 3i)</w:t>
-      </w:r>
+        <w:t xml:space="preserve"> Calcula: a) </w:t>
+      </w:r>
+      <m:oMath>
+        <m:r>
+          <m:t xml:space="preserve">(</m:t>
+        </m:r>
+        <m:r>
+          <m:t xml:space="preserve">3</m:t>
+        </m:r>
+        <m:r>
+          <m:t xml:space="preserve">+</m:t>
+        </m:r>
+        <m:r>
+          <m:t xml:space="preserve">5</m:t>
+        </m:r>
+        <m:r>
+          <m:t xml:space="preserve">i</m:t>
+        </m:r>
+        <m:r>
+          <m:t xml:space="preserve">)</m:t>
+        </m:r>
+        <m:r>
+          <m:t xml:space="preserve">+</m:t>
+        </m:r>
+        <m:r>
+          <m:t xml:space="preserve">(</m:t>
+        </m:r>
+        <m:r>
+          <m:t xml:space="preserve">2</m:t>
+        </m:r>
+        <m:r>
+          <m:t xml:space="preserve">-</m:t>
+        </m:r>
+        <m:r>
+          <m:t xml:space="preserve">8</m:t>
+        </m:r>
+        <m:r>
+          <m:t xml:space="preserve">i</m:t>
+        </m:r>
+        <m:r>
+          <m:t xml:space="preserve">)</m:t>
+        </m:r>
+      </m:oMath>
+      <w:r>
+        <w:rPr>
+          <w:b w:val="0"/>
+        </w:rPr>
+        <w:t xml:space="preserve"> b) </w:t>
+      </w:r>
+      <m:oMath>
+        <m:r>
+          <m:t xml:space="preserve">(</m:t>
+        </m:r>
+        <m:r>
+          <m:t xml:space="preserve">4</m:t>
+        </m:r>
+        <m:r>
+          <m:t xml:space="preserve">+</m:t>
+        </m:r>
+        <m:r>
+          <m:t xml:space="preserve">2</m:t>
+        </m:r>
+        <m:r>
+          <m:t xml:space="preserve">i</m:t>
+        </m:r>
+        <m:r>
+          <m:t xml:space="preserve">)</m:t>
+        </m:r>
+        <m:r>
+          <m:t xml:space="preserve">-</m:t>
+        </m:r>
+        <m:r>
+          <m:t xml:space="preserve">(</m:t>
+        </m:r>
+        <m:r>
+          <m:t xml:space="preserve">6</m:t>
+        </m:r>
+        <m:r>
+          <m:t xml:space="preserve">-</m:t>
+        </m:r>
+        <m:r>
+          <m:t xml:space="preserve">3</m:t>
+        </m:r>
+        <m:r>
+          <m:t xml:space="preserve">i</m:t>
+        </m:r>
+        <m:r>
+          <m:t xml:space="preserve">)</m:t>
+        </m:r>
+      </m:oMath>
     </w:p>
     <w:p>
       <w:r>
@@ -797,7 +2634,56 @@
         <w:rPr>
           <w:b w:val="0"/>
         </w:rPr>
-        <w:t>2. Reales: 3 + 2 = 5. Imaginarias: 5 − 8 = −3.</w:t>
+        <w:t xml:space="preserve">2. Reales: </w:t>
+      </w:r>
+      <m:oMath>
+        <m:r>
+          <m:t xml:space="preserve">3</m:t>
+        </m:r>
+        <m:r>
+          <m:t xml:space="preserve">+</m:t>
+        </m:r>
+        <m:r>
+          <m:t xml:space="preserve">2</m:t>
+        </m:r>
+        <m:r>
+          <m:t xml:space="preserve">=</m:t>
+        </m:r>
+        <m:r>
+          <m:t xml:space="preserve">5</m:t>
+        </m:r>
+      </m:oMath>
+      <w:r>
+        <w:rPr>
+          <w:b w:val="0"/>
+        </w:rPr>
+        <w:t xml:space="preserve">. Imaginarias: </w:t>
+      </w:r>
+      <m:oMath>
+        <m:r>
+          <m:t xml:space="preserve">5</m:t>
+        </m:r>
+        <m:r>
+          <m:t xml:space="preserve">-</m:t>
+        </m:r>
+        <m:r>
+          <m:t xml:space="preserve">8</m:t>
+        </m:r>
+        <m:r>
+          <m:t xml:space="preserve">=</m:t>
+        </m:r>
+        <m:r>
+          <m:t xml:space="preserve">-</m:t>
+        </m:r>
+        <m:r>
+          <m:t xml:space="preserve">3</m:t>
+        </m:r>
+      </m:oMath>
+      <w:r>
+        <w:rPr>
+          <w:b w:val="0"/>
+        </w:rPr>
+        <w:t>.</w:t>
       </w:r>
     </w:p>
     <w:p>
@@ -810,12 +2696,20 @@
         </w:rPr>
         <w:t xml:space="preserve">3. Resultado: </w:t>
       </w:r>
-      <w:r>
-        <w:rPr>
-          <w:b/>
-        </w:rPr>
-        <w:t>5 − 3i</w:t>
-      </w:r>
+      <m:oMath>
+        <m:r>
+          <m:t xml:space="preserve">5</m:t>
+        </m:r>
+        <m:r>
+          <m:t xml:space="preserve">-</m:t>
+        </m:r>
+        <m:r>
+          <m:t xml:space="preserve">3</m:t>
+        </m:r>
+        <m:r>
+          <m:t xml:space="preserve">i</m:t>
+        </m:r>
+      </m:oMath>
       <w:r>
         <w:rPr>
           <w:b w:val="0"/>
@@ -843,7 +2737,54 @@
         <w:rPr>
           <w:b w:val="0"/>
         </w:rPr>
-        <w:t xml:space="preserve"> Primero se quita el paréntesis repartiendo el signo menos a los dos términos: −(6 − 3i) = −6 + 3i.</w:t>
+        <w:t xml:space="preserve"> Primero se quita el paréntesis repartiendo el signo menos a los dos términos: </w:t>
+      </w:r>
+      <m:oMath>
+        <m:r>
+          <m:t xml:space="preserve">-</m:t>
+        </m:r>
+        <m:r>
+          <m:t xml:space="preserve">(</m:t>
+        </m:r>
+        <m:r>
+          <m:t xml:space="preserve">6</m:t>
+        </m:r>
+        <m:r>
+          <m:t xml:space="preserve">-</m:t>
+        </m:r>
+        <m:r>
+          <m:t xml:space="preserve">3</m:t>
+        </m:r>
+        <m:r>
+          <m:t xml:space="preserve">i</m:t>
+        </m:r>
+        <m:r>
+          <m:t xml:space="preserve">)</m:t>
+        </m:r>
+        <m:r>
+          <m:t xml:space="preserve">=</m:t>
+        </m:r>
+        <m:r>
+          <m:t xml:space="preserve">-</m:t>
+        </m:r>
+        <m:r>
+          <m:t xml:space="preserve">6</m:t>
+        </m:r>
+        <m:r>
+          <m:t xml:space="preserve">+</m:t>
+        </m:r>
+        <m:r>
+          <m:t xml:space="preserve">3</m:t>
+        </m:r>
+        <m:r>
+          <m:t xml:space="preserve">i</m:t>
+        </m:r>
+      </m:oMath>
+      <w:r>
+        <w:rPr>
+          <w:b w:val="0"/>
+        </w:rPr>
+        <w:t>.</w:t>
       </w:r>
     </w:p>
     <w:p>
@@ -854,7 +2795,42 @@
         <w:rPr>
           <w:b w:val="0"/>
         </w:rPr>
-        <w:t>5. Queda 4 + 2i − 6 + 3i.</w:t>
+        <w:t xml:space="preserve">5. Queda </w:t>
+      </w:r>
+      <m:oMath>
+        <m:r>
+          <m:t xml:space="preserve">4</m:t>
+        </m:r>
+        <m:r>
+          <m:t xml:space="preserve">+</m:t>
+        </m:r>
+        <m:r>
+          <m:t xml:space="preserve">2</m:t>
+        </m:r>
+        <m:r>
+          <m:t xml:space="preserve">i</m:t>
+        </m:r>
+        <m:r>
+          <m:t xml:space="preserve">-</m:t>
+        </m:r>
+        <m:r>
+          <m:t xml:space="preserve">6</m:t>
+        </m:r>
+        <m:r>
+          <m:t xml:space="preserve">+</m:t>
+        </m:r>
+        <m:r>
+          <m:t xml:space="preserve">3</m:t>
+        </m:r>
+        <m:r>
+          <m:t xml:space="preserve">i</m:t>
+        </m:r>
+      </m:oMath>
+      <w:r>
+        <w:rPr>
+          <w:b w:val="0"/>
+        </w:rPr>
+        <w:t>.</w:t>
       </w:r>
     </w:p>
     <w:p>
@@ -865,7 +2841,56 @@
         <w:rPr>
           <w:b w:val="0"/>
         </w:rPr>
-        <w:t>6. Reales: 4 − 6 = −2. Imaginarias: 2 + 3 = 5.</w:t>
+        <w:t xml:space="preserve">6. Reales: </w:t>
+      </w:r>
+      <m:oMath>
+        <m:r>
+          <m:t xml:space="preserve">4</m:t>
+        </m:r>
+        <m:r>
+          <m:t xml:space="preserve">-</m:t>
+        </m:r>
+        <m:r>
+          <m:t xml:space="preserve">6</m:t>
+        </m:r>
+        <m:r>
+          <m:t xml:space="preserve">=</m:t>
+        </m:r>
+        <m:r>
+          <m:t xml:space="preserve">-</m:t>
+        </m:r>
+        <m:r>
+          <m:t xml:space="preserve">2</m:t>
+        </m:r>
+      </m:oMath>
+      <w:r>
+        <w:rPr>
+          <w:b w:val="0"/>
+        </w:rPr>
+        <w:t xml:space="preserve">. Imaginarias: </w:t>
+      </w:r>
+      <m:oMath>
+        <m:r>
+          <m:t xml:space="preserve">2</m:t>
+        </m:r>
+        <m:r>
+          <m:t xml:space="preserve">+</m:t>
+        </m:r>
+        <m:r>
+          <m:t xml:space="preserve">3</m:t>
+        </m:r>
+        <m:r>
+          <m:t xml:space="preserve">=</m:t>
+        </m:r>
+        <m:r>
+          <m:t xml:space="preserve">5</m:t>
+        </m:r>
+      </m:oMath>
+      <w:r>
+        <w:rPr>
+          <w:b w:val="0"/>
+        </w:rPr>
+        <w:t>.</w:t>
       </w:r>
     </w:p>
     <w:p>
@@ -878,12 +2903,23 @@
         </w:rPr>
         <w:t xml:space="preserve">7. Resultado: </w:t>
       </w:r>
-      <w:r>
-        <w:rPr>
-          <w:b/>
-        </w:rPr>
-        <w:t>−2 + 5i</w:t>
-      </w:r>
+      <m:oMath>
+        <m:r>
+          <m:t xml:space="preserve">-</m:t>
+        </m:r>
+        <m:r>
+          <m:t xml:space="preserve">2</m:t>
+        </m:r>
+        <m:r>
+          <m:t xml:space="preserve">+</m:t>
+        </m:r>
+        <m:r>
+          <m:t xml:space="preserve">5</m:t>
+        </m:r>
+        <m:r>
+          <m:t xml:space="preserve">i</m:t>
+        </m:r>
+      </m:oMath>
       <w:r>
         <w:rPr>
           <w:b w:val="0"/>
@@ -902,8 +2938,45 @@
         <w:rPr>
           <w:b w:val="0"/>
         </w:rPr>
-        <w:t xml:space="preserve"> a) 5 − 3i b) −2 + 5i</w:t>
-      </w:r>
+        <w:t xml:space="preserve"> a) </w:t>
+      </w:r>
+      <m:oMath>
+        <m:r>
+          <m:t xml:space="preserve">5</m:t>
+        </m:r>
+        <m:r>
+          <m:t xml:space="preserve">-</m:t>
+        </m:r>
+        <m:r>
+          <m:t xml:space="preserve">3</m:t>
+        </m:r>
+        <m:r>
+          <m:t xml:space="preserve">i</m:t>
+        </m:r>
+      </m:oMath>
+      <w:r>
+        <w:rPr>
+          <w:b w:val="0"/>
+        </w:rPr>
+        <w:t xml:space="preserve"> b) </w:t>
+      </w:r>
+      <m:oMath>
+        <m:r>
+          <m:t xml:space="preserve">-</m:t>
+        </m:r>
+        <m:r>
+          <m:t xml:space="preserve">2</m:t>
+        </m:r>
+        <m:r>
+          <m:t xml:space="preserve">+</m:t>
+        </m:r>
+        <m:r>
+          <m:t xml:space="preserve">5</m:t>
+        </m:r>
+        <m:r>
+          <m:t xml:space="preserve">i</m:t>
+        </m:r>
+      </m:oMath>
     </w:p>
     <w:p>
       <w:pPr>
@@ -927,8 +3000,46 @@
         <w:rPr>
           <w:b w:val="0"/>
         </w:rPr>
-        <w:t xml:space="preserve"> Calcula (3 + 2i)(4 − 5i)</w:t>
-      </w:r>
+        <w:t xml:space="preserve"> Calcula </w:t>
+      </w:r>
+      <m:oMath>
+        <m:r>
+          <m:t xml:space="preserve">(</m:t>
+        </m:r>
+        <m:r>
+          <m:t xml:space="preserve">3</m:t>
+        </m:r>
+        <m:r>
+          <m:t xml:space="preserve">+</m:t>
+        </m:r>
+        <m:r>
+          <m:t xml:space="preserve">2</m:t>
+        </m:r>
+        <m:r>
+          <m:t xml:space="preserve">i</m:t>
+        </m:r>
+        <m:r>
+          <m:t xml:space="preserve">)</m:t>
+        </m:r>
+        <m:r>
+          <m:t xml:space="preserve">(</m:t>
+        </m:r>
+        <m:r>
+          <m:t xml:space="preserve">4</m:t>
+        </m:r>
+        <m:r>
+          <m:t xml:space="preserve">-</m:t>
+        </m:r>
+        <m:r>
+          <m:t xml:space="preserve">5</m:t>
+        </m:r>
+        <m:r>
+          <m:t xml:space="preserve">i</m:t>
+        </m:r>
+        <m:r>
+          <m:t xml:space="preserve">)</m:t>
+        </m:r>
+      </m:oMath>
     </w:p>
     <w:p>
       <w:r>
@@ -957,8 +3068,34 @@
         <w:rPr>
           <w:b w:val="0"/>
         </w:rPr>
-        <w:t>2. 3 × 4 = 12</w:t>
-      </w:r>
+        <w:t xml:space="preserve">2. </w:t>
+      </w:r>
+      <m:oMath>
+        <m:r>
+          <m:t xml:space="preserve">3</m:t>
+        </m:r>
+        <m:r>
+          <m:rPr>
+            <m:nor/>
+          </m:rPr>
+          <m:t xml:space="preserve">×</m:t>
+        </m:r>
+        <m:r>
+          <m:rPr>
+            <m:nor/>
+          </m:rPr>
+          <m:t xml:space="preserve"> </m:t>
+        </m:r>
+        <m:r>
+          <m:t xml:space="preserve">4</m:t>
+        </m:r>
+        <m:r>
+          <m:t xml:space="preserve">=</m:t>
+        </m:r>
+        <m:r>
+          <m:t xml:space="preserve">12</m:t>
+        </m:r>
+      </m:oMath>
     </w:p>
     <w:p>
       <w:pPr>
@@ -968,8 +3105,46 @@
         <w:rPr>
           <w:b w:val="0"/>
         </w:rPr>
-        <w:t>3. 3 × (−5i) = −15i</w:t>
-      </w:r>
+        <w:t xml:space="preserve">3. </w:t>
+      </w:r>
+      <m:oMath>
+        <m:r>
+          <m:t xml:space="preserve">3</m:t>
+        </m:r>
+        <m:r>
+          <m:rPr>
+            <m:nor/>
+          </m:rPr>
+          <m:t xml:space="preserve">×</m:t>
+        </m:r>
+        <m:r>
+          <m:t xml:space="preserve">(</m:t>
+        </m:r>
+        <m:r>
+          <m:t xml:space="preserve">-</m:t>
+        </m:r>
+        <m:r>
+          <m:t xml:space="preserve">5</m:t>
+        </m:r>
+        <m:r>
+          <m:t xml:space="preserve">i</m:t>
+        </m:r>
+        <m:r>
+          <m:t xml:space="preserve">)</m:t>
+        </m:r>
+        <m:r>
+          <m:t xml:space="preserve">=</m:t>
+        </m:r>
+        <m:r>
+          <m:t xml:space="preserve">-</m:t>
+        </m:r>
+        <m:r>
+          <m:t xml:space="preserve">15</m:t>
+        </m:r>
+        <m:r>
+          <m:t xml:space="preserve">i</m:t>
+        </m:r>
+      </m:oMath>
     </w:p>
     <w:p>
       <w:pPr>
@@ -979,8 +3154,40 @@
         <w:rPr>
           <w:b w:val="0"/>
         </w:rPr>
-        <w:t>4. 2i × 4 = 8i</w:t>
-      </w:r>
+        <w:t xml:space="preserve">4. </w:t>
+      </w:r>
+      <m:oMath>
+        <m:r>
+          <m:t xml:space="preserve">2</m:t>
+        </m:r>
+        <m:r>
+          <m:t xml:space="preserve">i</m:t>
+        </m:r>
+        <m:r>
+          <m:rPr>
+            <m:nor/>
+          </m:rPr>
+          <m:t xml:space="preserve">×</m:t>
+        </m:r>
+        <m:r>
+          <m:rPr>
+            <m:nor/>
+          </m:rPr>
+          <m:t xml:space="preserve"> </m:t>
+        </m:r>
+        <m:r>
+          <m:t xml:space="preserve">4</m:t>
+        </m:r>
+        <m:r>
+          <m:t xml:space="preserve">=</m:t>
+        </m:r>
+        <m:r>
+          <m:t xml:space="preserve">8</m:t>
+        </m:r>
+        <m:r>
+          <m:t xml:space="preserve">i</m:t>
+        </m:r>
+      </m:oMath>
     </w:p>
     <w:p>
       <w:pPr>
@@ -990,8 +3197,58 @@
         <w:rPr>
           <w:b w:val="0"/>
         </w:rPr>
-        <w:t>5. 2i × (−5i) = −10i²</w:t>
-      </w:r>
+        <w:t xml:space="preserve">5. </w:t>
+      </w:r>
+      <m:oMath>
+        <m:r>
+          <m:t xml:space="preserve">2</m:t>
+        </m:r>
+        <m:r>
+          <m:t xml:space="preserve">i</m:t>
+        </m:r>
+        <m:r>
+          <m:rPr>
+            <m:nor/>
+          </m:rPr>
+          <m:t xml:space="preserve">×</m:t>
+        </m:r>
+        <m:r>
+          <m:t xml:space="preserve">(</m:t>
+        </m:r>
+        <m:r>
+          <m:t xml:space="preserve">-</m:t>
+        </m:r>
+        <m:r>
+          <m:t xml:space="preserve">5</m:t>
+        </m:r>
+        <m:r>
+          <m:t xml:space="preserve">i</m:t>
+        </m:r>
+        <m:r>
+          <m:t xml:space="preserve">)</m:t>
+        </m:r>
+        <m:r>
+          <m:t xml:space="preserve">=</m:t>
+        </m:r>
+        <m:r>
+          <m:t xml:space="preserve">-</m:t>
+        </m:r>
+        <m:r>
+          <m:t xml:space="preserve">10</m:t>
+        </m:r>
+        <m:sSup>
+          <m:e>
+            <m:r>
+              <m:t xml:space="preserve">i</m:t>
+            </m:r>
+          </m:e>
+          <m:sup>
+            <m:r>
+              <m:t xml:space="preserve">2</m:t>
+            </m:r>
+          </m:sup>
+        </m:sSup>
+      </m:oMath>
     </w:p>
     <w:p>
       <w:pPr>
@@ -1001,7 +3258,54 @@
         <w:rPr>
           <w:b w:val="0"/>
         </w:rPr>
-        <w:t>6. Reunimos: 12 − 15i + 8i − 10i².</w:t>
+        <w:t xml:space="preserve">6. Reunimos: </w:t>
+      </w:r>
+      <m:oMath>
+        <m:r>
+          <m:t xml:space="preserve">12</m:t>
+        </m:r>
+        <m:r>
+          <m:t xml:space="preserve">-</m:t>
+        </m:r>
+        <m:r>
+          <m:t xml:space="preserve">15</m:t>
+        </m:r>
+        <m:r>
+          <m:t xml:space="preserve">i</m:t>
+        </m:r>
+        <m:r>
+          <m:t xml:space="preserve">+</m:t>
+        </m:r>
+        <m:r>
+          <m:t xml:space="preserve">8</m:t>
+        </m:r>
+        <m:r>
+          <m:t xml:space="preserve">i</m:t>
+        </m:r>
+        <m:r>
+          <m:t xml:space="preserve">-</m:t>
+        </m:r>
+        <m:r>
+          <m:t xml:space="preserve">10</m:t>
+        </m:r>
+        <m:sSup>
+          <m:e>
+            <m:r>
+              <m:t xml:space="preserve">i</m:t>
+            </m:r>
+          </m:e>
+          <m:sup>
+            <m:r>
+              <m:t xml:space="preserve">2</m:t>
+            </m:r>
+          </m:sup>
+        </m:sSup>
+      </m:oMath>
+      <w:r>
+        <w:rPr>
+          <w:b w:val="0"/>
+        </w:rPr>
+        <w:t>.</w:t>
       </w:r>
     </w:p>
     <w:p>
@@ -1012,7 +3316,76 @@
         <w:rPr>
           <w:b w:val="0"/>
         </w:rPr>
-        <w:t>7. Reemplazamos i² por −1, que es el paso propio de los complejos: −10i² = +10.</w:t>
+        <w:t xml:space="preserve">7. Reemplazamos </w:t>
+      </w:r>
+      <m:oMath>
+        <m:sSup>
+          <m:e>
+            <m:r>
+              <m:t xml:space="preserve">i</m:t>
+            </m:r>
+          </m:e>
+          <m:sup>
+            <m:r>
+              <m:t xml:space="preserve">2</m:t>
+            </m:r>
+          </m:sup>
+        </m:sSup>
+      </m:oMath>
+      <w:r>
+        <w:rPr>
+          <w:b w:val="0"/>
+        </w:rPr>
+        <w:t xml:space="preserve"> por </w:t>
+      </w:r>
+      <m:oMath>
+        <m:r>
+          <m:t xml:space="preserve">-</m:t>
+        </m:r>
+        <m:r>
+          <m:t xml:space="preserve">1</m:t>
+        </m:r>
+      </m:oMath>
+      <w:r>
+        <w:rPr>
+          <w:b w:val="0"/>
+        </w:rPr>
+        <w:t xml:space="preserve">, que es el paso propio de los complejos: </w:t>
+      </w:r>
+      <m:oMath>
+        <m:r>
+          <m:t xml:space="preserve">-</m:t>
+        </m:r>
+        <m:r>
+          <m:t xml:space="preserve">10</m:t>
+        </m:r>
+        <m:sSup>
+          <m:e>
+            <m:r>
+              <m:t xml:space="preserve">i</m:t>
+            </m:r>
+          </m:e>
+          <m:sup>
+            <m:r>
+              <m:t xml:space="preserve">2</m:t>
+            </m:r>
+          </m:sup>
+        </m:sSup>
+        <m:r>
+          <m:t xml:space="preserve">=</m:t>
+        </m:r>
+        <m:r>
+          <m:t xml:space="preserve">+</m:t>
+        </m:r>
+        <m:r>
+          <m:t xml:space="preserve">10</m:t>
+        </m:r>
+      </m:oMath>
+      <w:r>
+        <w:rPr>
+          <w:b w:val="0"/>
+        </w:rPr>
+        <w:t>.</w:t>
       </w:r>
     </w:p>
     <w:p>
@@ -1023,7 +3396,59 @@
         <w:rPr>
           <w:b w:val="0"/>
         </w:rPr>
-        <w:t>8. Agrupamos: parte real 12 + 10 = 22; parte imaginaria −15 + 8 = −7.</w:t>
+        <w:t xml:space="preserve">8. Agrupamos: parte real </w:t>
+      </w:r>
+      <m:oMath>
+        <m:r>
+          <m:t xml:space="preserve">12</m:t>
+        </m:r>
+        <m:r>
+          <m:t xml:space="preserve">+</m:t>
+        </m:r>
+        <m:r>
+          <m:t xml:space="preserve">10</m:t>
+        </m:r>
+        <m:r>
+          <m:t xml:space="preserve">=</m:t>
+        </m:r>
+        <m:r>
+          <m:t xml:space="preserve">22</m:t>
+        </m:r>
+      </m:oMath>
+      <w:r>
+        <w:rPr>
+          <w:b w:val="0"/>
+        </w:rPr>
+        <w:t xml:space="preserve">; parte imaginaria </w:t>
+      </w:r>
+      <m:oMath>
+        <m:r>
+          <m:t xml:space="preserve">-</m:t>
+        </m:r>
+        <m:r>
+          <m:t xml:space="preserve">15</m:t>
+        </m:r>
+        <m:r>
+          <m:t xml:space="preserve">+</m:t>
+        </m:r>
+        <m:r>
+          <m:t xml:space="preserve">8</m:t>
+        </m:r>
+        <m:r>
+          <m:t xml:space="preserve">=</m:t>
+        </m:r>
+        <m:r>
+          <m:t xml:space="preserve">-</m:t>
+        </m:r>
+        <m:r>
+          <m:t xml:space="preserve">7</m:t>
+        </m:r>
+      </m:oMath>
+      <w:r>
+        <w:rPr>
+          <w:b w:val="0"/>
+        </w:rPr>
+        <w:t>.</w:t>
       </w:r>
     </w:p>
     <w:p>
@@ -1039,12 +3464,20 @@
         </w:rPr>
         <w:t xml:space="preserve"> </w:t>
       </w:r>
-      <w:r>
-        <w:rPr>
-          <w:b/>
-        </w:rPr>
-        <w:t>22 − 7i</w:t>
-      </w:r>
+      <m:oMath>
+        <m:r>
+          <m:t xml:space="preserve">22</m:t>
+        </m:r>
+        <m:r>
+          <m:t xml:space="preserve">-</m:t>
+        </m:r>
+        <m:r>
+          <m:t xml:space="preserve">7</m:t>
+        </m:r>
+        <m:r>
+          <m:t xml:space="preserve">i</m:t>
+        </m:r>
+      </m:oMath>
     </w:p>
     <w:p>
       <w:pPr>
@@ -1070,17 +3503,119 @@
         </w:rPr>
         <w:t xml:space="preserve"> En un circuito de corriente alterna se cumple </w:t>
       </w:r>
-      <w:r>
-        <w:rPr>
-          <w:b/>
-        </w:rPr>
-        <w:t>Z = V ÷ I</w:t>
-      </w:r>
+      <m:oMath>
+        <m:r>
+          <m:t xml:space="preserve">Z</m:t>
+        </m:r>
+        <m:r>
+          <m:t xml:space="preserve">=</m:t>
+        </m:r>
+        <m:r>
+          <m:t xml:space="preserve">V</m:t>
+        </m:r>
+        <m:r>
+          <m:rPr>
+            <m:nor/>
+          </m:rPr>
+          <m:t xml:space="preserve">÷</m:t>
+        </m:r>
+        <m:r>
+          <m:rPr>
+            <m:nor/>
+          </m:rPr>
+          <m:t xml:space="preserve"> </m:t>
+        </m:r>
+        <m:r>
+          <m:t xml:space="preserve">I</m:t>
+        </m:r>
+      </m:oMath>
       <w:r>
         <w:rPr>
           <w:b w:val="0"/>
         </w:rPr>
-        <w:t>, donde Z es la impedancia, V el voltaje y I la corriente, y las tres se escriben como números complejos. Un técnico mide V = 11 + 3i voltios e I = 2 + i amperios. ¿Cuál es la impedancia del circuito?</w:t>
+        <w:t xml:space="preserve">, donde </w:t>
+      </w:r>
+      <m:oMath>
+        <m:r>
+          <m:t xml:space="preserve">Z</m:t>
+        </m:r>
+      </m:oMath>
+      <w:r>
+        <w:rPr>
+          <w:b w:val="0"/>
+        </w:rPr>
+        <w:t xml:space="preserve"> es la impedancia, </w:t>
+      </w:r>
+      <m:oMath>
+        <m:r>
+          <m:t xml:space="preserve">V</m:t>
+        </m:r>
+      </m:oMath>
+      <w:r>
+        <w:rPr>
+          <w:b w:val="0"/>
+        </w:rPr>
+        <w:t xml:space="preserve"> el voltaje y </w:t>
+      </w:r>
+      <m:oMath>
+        <m:r>
+          <m:t xml:space="preserve">I</m:t>
+        </m:r>
+      </m:oMath>
+      <w:r>
+        <w:rPr>
+          <w:b w:val="0"/>
+        </w:rPr>
+        <w:t xml:space="preserve"> la corriente, y las tres se escriben como números complejos. Un técnico mide </w:t>
+      </w:r>
+      <m:oMath>
+        <m:r>
+          <m:t xml:space="preserve">V</m:t>
+        </m:r>
+        <m:r>
+          <m:t xml:space="preserve">=</m:t>
+        </m:r>
+        <m:r>
+          <m:t xml:space="preserve">11</m:t>
+        </m:r>
+        <m:r>
+          <m:t xml:space="preserve">+</m:t>
+        </m:r>
+        <m:r>
+          <m:t xml:space="preserve">3</m:t>
+        </m:r>
+        <m:r>
+          <m:t xml:space="preserve">i</m:t>
+        </m:r>
+      </m:oMath>
+      <w:r>
+        <w:rPr>
+          <w:b w:val="0"/>
+        </w:rPr>
+        <w:t xml:space="preserve"> voltios e </w:t>
+      </w:r>
+      <m:oMath>
+        <m:r>
+          <m:t xml:space="preserve">I</m:t>
+        </m:r>
+        <m:r>
+          <m:t xml:space="preserve">=</m:t>
+        </m:r>
+        <m:r>
+          <m:t xml:space="preserve">2</m:t>
+        </m:r>
+        <m:r>
+          <m:t xml:space="preserve">+</m:t>
+        </m:r>
+        <m:r>
+          <m:t xml:space="preserve">i</m:t>
+        </m:r>
+      </m:oMath>
+      <w:r>
+        <w:rPr>
+          <w:b w:val="0"/>
+        </w:rPr>
+        <w:t xml:space="preserve"> amperios. ¿Cuál es la impedancia del circuito?</w:t>
       </w:r>
     </w:p>
     <w:p>
@@ -1099,7 +3634,51 @@
         <w:rPr>
           <w:b w:val="0"/>
         </w:rPr>
-        <w:t>1. Hay que calcular Z = (11 + 3i) / (2 + i). Como el denominador tiene parte imaginaria, usamos el conjugado.</w:t>
+        <w:t xml:space="preserve">1. Hay que calcular </w:t>
+      </w:r>
+      <m:oMath>
+        <m:r>
+          <m:t xml:space="preserve">Z</m:t>
+        </m:r>
+        <m:r>
+          <m:t xml:space="preserve">=</m:t>
+        </m:r>
+        <m:f>
+          <m:fPr>
+            <m:ctrlPr/>
+          </m:fPr>
+          <m:num>
+            <m:r>
+              <m:t xml:space="preserve">11</m:t>
+            </m:r>
+            <m:r>
+              <m:t xml:space="preserve">+</m:t>
+            </m:r>
+            <m:r>
+              <m:t xml:space="preserve">3</m:t>
+            </m:r>
+            <m:r>
+              <m:t xml:space="preserve">i</m:t>
+            </m:r>
+          </m:num>
+          <m:den>
+            <m:r>
+              <m:t xml:space="preserve">2</m:t>
+            </m:r>
+            <m:r>
+              <m:t xml:space="preserve">+</m:t>
+            </m:r>
+            <m:r>
+              <m:t xml:space="preserve">i</m:t>
+            </m:r>
+          </m:den>
+        </m:f>
+      </m:oMath>
+      <w:r>
+        <w:rPr>
+          <w:b w:val="0"/>
+        </w:rPr>
+        <w:t>. Como el denominador tiene parte imaginaria, usamos el conjugado.</w:t>
       </w:r>
     </w:p>
     <w:p>
@@ -1110,7 +3689,41 @@
         <w:rPr>
           <w:b w:val="0"/>
         </w:rPr>
-        <w:t>2. El conjugado de 2 + i es 2 − i. Multiplicamos arriba y abajo por él.</w:t>
+        <w:t xml:space="preserve">2. El conjugado de </w:t>
+      </w:r>
+      <m:oMath>
+        <m:r>
+          <m:t xml:space="preserve">2</m:t>
+        </m:r>
+        <m:r>
+          <m:t xml:space="preserve">+</m:t>
+        </m:r>
+        <m:r>
+          <m:t xml:space="preserve">i</m:t>
+        </m:r>
+      </m:oMath>
+      <w:r>
+        <w:rPr>
+          <w:b w:val="0"/>
+        </w:rPr>
+        <w:t xml:space="preserve"> es </w:t>
+      </w:r>
+      <m:oMath>
+        <m:r>
+          <m:t xml:space="preserve">2</m:t>
+        </m:r>
+        <m:r>
+          <m:t xml:space="preserve">-</m:t>
+        </m:r>
+        <m:r>
+          <m:t xml:space="preserve">i</m:t>
+        </m:r>
+      </m:oMath>
+      <w:r>
+        <w:rPr>
+          <w:b w:val="0"/>
+        </w:rPr>
+        <w:t>. Multiplicamos arriba y abajo por él.</w:t>
       </w:r>
     </w:p>
     <w:p>
@@ -1121,7 +3734,126 @@
         <w:rPr>
           <w:b w:val="0"/>
         </w:rPr>
-        <w:t>3. Numerador: (11 + 3i)(2 − i) = 22 − 11i + 6i − 3i² = 22 − 5i + 3 = 25 − 5i.</w:t>
+        <w:t xml:space="preserve">3. Numerador: </w:t>
+      </w:r>
+      <m:oMath>
+        <m:r>
+          <m:t xml:space="preserve">(</m:t>
+        </m:r>
+        <m:r>
+          <m:t xml:space="preserve">11</m:t>
+        </m:r>
+        <m:r>
+          <m:t xml:space="preserve">+</m:t>
+        </m:r>
+        <m:r>
+          <m:t xml:space="preserve">3</m:t>
+        </m:r>
+        <m:r>
+          <m:t xml:space="preserve">i</m:t>
+        </m:r>
+        <m:r>
+          <m:t xml:space="preserve">)</m:t>
+        </m:r>
+        <m:r>
+          <m:t xml:space="preserve">(</m:t>
+        </m:r>
+        <m:r>
+          <m:t xml:space="preserve">2</m:t>
+        </m:r>
+        <m:r>
+          <m:t xml:space="preserve">-</m:t>
+        </m:r>
+        <m:r>
+          <m:t xml:space="preserve">i</m:t>
+        </m:r>
+        <m:r>
+          <m:t xml:space="preserve">)</m:t>
+        </m:r>
+        <m:r>
+          <m:t xml:space="preserve">=</m:t>
+        </m:r>
+        <m:r>
+          <m:t xml:space="preserve">22</m:t>
+        </m:r>
+        <m:r>
+          <m:t xml:space="preserve">-</m:t>
+        </m:r>
+        <m:r>
+          <m:t xml:space="preserve">11</m:t>
+        </m:r>
+        <m:r>
+          <m:t xml:space="preserve">i</m:t>
+        </m:r>
+        <m:r>
+          <m:t xml:space="preserve">+</m:t>
+        </m:r>
+        <m:r>
+          <m:t xml:space="preserve">6</m:t>
+        </m:r>
+        <m:r>
+          <m:t xml:space="preserve">i</m:t>
+        </m:r>
+        <m:r>
+          <m:t xml:space="preserve">-</m:t>
+        </m:r>
+        <m:r>
+          <m:t xml:space="preserve">3</m:t>
+        </m:r>
+        <m:sSup>
+          <m:e>
+            <m:r>
+              <m:t xml:space="preserve">i</m:t>
+            </m:r>
+          </m:e>
+          <m:sup>
+            <m:r>
+              <m:t xml:space="preserve">2</m:t>
+            </m:r>
+          </m:sup>
+        </m:sSup>
+        <m:r>
+          <m:t xml:space="preserve">=</m:t>
+        </m:r>
+        <m:r>
+          <m:t xml:space="preserve">22</m:t>
+        </m:r>
+        <m:r>
+          <m:t xml:space="preserve">-</m:t>
+        </m:r>
+        <m:r>
+          <m:t xml:space="preserve">5</m:t>
+        </m:r>
+        <m:r>
+          <m:t xml:space="preserve">i</m:t>
+        </m:r>
+        <m:r>
+          <m:t xml:space="preserve">+</m:t>
+        </m:r>
+        <m:r>
+          <m:t xml:space="preserve">3</m:t>
+        </m:r>
+        <m:r>
+          <m:t xml:space="preserve">=</m:t>
+        </m:r>
+        <m:r>
+          <m:t xml:space="preserve">25</m:t>
+        </m:r>
+        <m:r>
+          <m:t xml:space="preserve">-</m:t>
+        </m:r>
+        <m:r>
+          <m:t xml:space="preserve">5</m:t>
+        </m:r>
+        <m:r>
+          <m:t xml:space="preserve">i</m:t>
+        </m:r>
+      </m:oMath>
+      <w:r>
+        <w:rPr>
+          <w:b w:val="0"/>
+        </w:rPr>
+        <w:t>.</w:t>
       </w:r>
     </w:p>
     <w:p>
@@ -1132,7 +3864,81 @@
         <w:rPr>
           <w:b w:val="0"/>
         </w:rPr>
-        <w:t>4. Denominador: (2 + i)(2 − i) = 2² + 1² = 5. Quedó real, que era justo lo que buscábamos.</w:t>
+        <w:t xml:space="preserve">4. Denominador: </w:t>
+      </w:r>
+      <m:oMath>
+        <m:r>
+          <m:t xml:space="preserve">(</m:t>
+        </m:r>
+        <m:r>
+          <m:t xml:space="preserve">2</m:t>
+        </m:r>
+        <m:r>
+          <m:t xml:space="preserve">+</m:t>
+        </m:r>
+        <m:r>
+          <m:t xml:space="preserve">i</m:t>
+        </m:r>
+        <m:r>
+          <m:t xml:space="preserve">)</m:t>
+        </m:r>
+        <m:r>
+          <m:t xml:space="preserve">(</m:t>
+        </m:r>
+        <m:r>
+          <m:t xml:space="preserve">2</m:t>
+        </m:r>
+        <m:r>
+          <m:t xml:space="preserve">-</m:t>
+        </m:r>
+        <m:r>
+          <m:t xml:space="preserve">i</m:t>
+        </m:r>
+        <m:r>
+          <m:t xml:space="preserve">)</m:t>
+        </m:r>
+        <m:r>
+          <m:t xml:space="preserve">=</m:t>
+        </m:r>
+        <m:sSup>
+          <m:e>
+            <m:r>
+              <m:t xml:space="preserve">2</m:t>
+            </m:r>
+          </m:e>
+          <m:sup>
+            <m:r>
+              <m:t xml:space="preserve">2</m:t>
+            </m:r>
+          </m:sup>
+        </m:sSup>
+        <m:r>
+          <m:t xml:space="preserve">+</m:t>
+        </m:r>
+        <m:sSup>
+          <m:e>
+            <m:r>
+              <m:t xml:space="preserve">1</m:t>
+            </m:r>
+          </m:e>
+          <m:sup>
+            <m:r>
+              <m:t xml:space="preserve">2</m:t>
+            </m:r>
+          </m:sup>
+        </m:sSup>
+        <m:r>
+          <m:t xml:space="preserve">=</m:t>
+        </m:r>
+        <m:r>
+          <m:t xml:space="preserve">5</m:t>
+        </m:r>
+      </m:oMath>
+      <w:r>
+        <w:rPr>
+          <w:b w:val="0"/>
+        </w:rPr>
+        <w:t>. Quedó real, que era justo lo que buscábamos.</w:t>
       </w:r>
     </w:p>
     <w:p>
@@ -1143,7 +3949,71 @@
         <w:rPr>
           <w:b w:val="0"/>
         </w:rPr>
-        <w:t>5. Dividimos cada parte entre 5: 25/5 = 5 y −5/5 = −1.</w:t>
+        <w:t xml:space="preserve">5. Dividimos cada parte entre 5: </w:t>
+      </w:r>
+      <m:oMath>
+        <m:f>
+          <m:fPr>
+            <m:ctrlPr/>
+          </m:fPr>
+          <m:num>
+            <m:r>
+              <m:t xml:space="preserve">25</m:t>
+            </m:r>
+          </m:num>
+          <m:den>
+            <m:r>
+              <m:t xml:space="preserve">5</m:t>
+            </m:r>
+          </m:den>
+        </m:f>
+        <m:r>
+          <m:t xml:space="preserve">=</m:t>
+        </m:r>
+        <m:r>
+          <m:t xml:space="preserve">5</m:t>
+        </m:r>
+      </m:oMath>
+      <w:r>
+        <w:rPr>
+          <w:b w:val="0"/>
+        </w:rPr>
+        <w:t xml:space="preserve"> y </w:t>
+      </w:r>
+      <m:oMath>
+        <m:f>
+          <m:fPr>
+            <m:ctrlPr/>
+          </m:fPr>
+          <m:num>
+            <m:r>
+              <m:t xml:space="preserve">-</m:t>
+            </m:r>
+            <m:r>
+              <m:t xml:space="preserve">5</m:t>
+            </m:r>
+          </m:num>
+          <m:den>
+            <m:r>
+              <m:t xml:space="preserve">5</m:t>
+            </m:r>
+          </m:den>
+        </m:f>
+        <m:r>
+          <m:t xml:space="preserve">=</m:t>
+        </m:r>
+        <m:r>
+          <m:t xml:space="preserve">-</m:t>
+        </m:r>
+        <m:r>
+          <m:t xml:space="preserve">1</m:t>
+        </m:r>
+      </m:oMath>
+      <w:r>
+        <w:rPr>
+          <w:b w:val="0"/>
+        </w:rPr>
+        <w:t>.</w:t>
       </w:r>
     </w:p>
     <w:p>
@@ -1154,7 +4024,120 @@
         <w:rPr>
           <w:b w:val="0"/>
         </w:rPr>
-        <w:t>6. Comprobamos multiplicando de vuelta: (5 − i)(2 + i) = 10 + 5i − 2i − i² = 10 + 3i + 1 = 11 + 3i ✔</w:t>
+        <w:t xml:space="preserve">6. Comprobamos multiplicando de vuelta: </w:t>
+      </w:r>
+      <m:oMath>
+        <m:r>
+          <m:t xml:space="preserve">(</m:t>
+        </m:r>
+        <m:r>
+          <m:t xml:space="preserve">5</m:t>
+        </m:r>
+        <m:r>
+          <m:t xml:space="preserve">-</m:t>
+        </m:r>
+        <m:r>
+          <m:t xml:space="preserve">i</m:t>
+        </m:r>
+        <m:r>
+          <m:t xml:space="preserve">)</m:t>
+        </m:r>
+        <m:r>
+          <m:t xml:space="preserve">(</m:t>
+        </m:r>
+        <m:r>
+          <m:t xml:space="preserve">2</m:t>
+        </m:r>
+        <m:r>
+          <m:t xml:space="preserve">+</m:t>
+        </m:r>
+        <m:r>
+          <m:t xml:space="preserve">i</m:t>
+        </m:r>
+        <m:r>
+          <m:t xml:space="preserve">)</m:t>
+        </m:r>
+        <m:r>
+          <m:t xml:space="preserve">=</m:t>
+        </m:r>
+        <m:r>
+          <m:t xml:space="preserve">10</m:t>
+        </m:r>
+        <m:r>
+          <m:t xml:space="preserve">+</m:t>
+        </m:r>
+        <m:r>
+          <m:t xml:space="preserve">5</m:t>
+        </m:r>
+        <m:r>
+          <m:t xml:space="preserve">i</m:t>
+        </m:r>
+        <m:r>
+          <m:t xml:space="preserve">-</m:t>
+        </m:r>
+        <m:r>
+          <m:t xml:space="preserve">2</m:t>
+        </m:r>
+        <m:r>
+          <m:t xml:space="preserve">i</m:t>
+        </m:r>
+        <m:r>
+          <m:t xml:space="preserve">-</m:t>
+        </m:r>
+        <m:sSup>
+          <m:e>
+            <m:r>
+              <m:t xml:space="preserve">i</m:t>
+            </m:r>
+          </m:e>
+          <m:sup>
+            <m:r>
+              <m:t xml:space="preserve">2</m:t>
+            </m:r>
+          </m:sup>
+        </m:sSup>
+        <m:r>
+          <m:t xml:space="preserve">=</m:t>
+        </m:r>
+        <m:r>
+          <m:t xml:space="preserve">10</m:t>
+        </m:r>
+        <m:r>
+          <m:t xml:space="preserve">+</m:t>
+        </m:r>
+        <m:r>
+          <m:t xml:space="preserve">3</m:t>
+        </m:r>
+        <m:r>
+          <m:t xml:space="preserve">i</m:t>
+        </m:r>
+        <m:r>
+          <m:t xml:space="preserve">+</m:t>
+        </m:r>
+        <m:r>
+          <m:t xml:space="preserve">1</m:t>
+        </m:r>
+        <m:r>
+          <m:t xml:space="preserve">=</m:t>
+        </m:r>
+        <m:r>
+          <m:t xml:space="preserve">11</m:t>
+        </m:r>
+        <m:r>
+          <m:t xml:space="preserve">+</m:t>
+        </m:r>
+        <m:r>
+          <m:t xml:space="preserve">3</m:t>
+        </m:r>
+        <m:r>
+          <m:t xml:space="preserve">i</m:t>
+        </m:r>
+      </m:oMath>
+      <w:r>
+        <w:rPr>
+          <w:b w:val="0"/>
+        </w:rPr>
+        <w:t xml:space="preserve"> ✔</w:t>
       </w:r>
     </w:p>
     <w:p>
@@ -1170,17 +4153,54 @@
         </w:rPr>
         <w:t xml:space="preserve"> la impedancia es </w:t>
       </w:r>
+      <m:oMath>
+        <m:r>
+          <m:t xml:space="preserve">Z</m:t>
+        </m:r>
+        <m:r>
+          <m:t xml:space="preserve">=</m:t>
+        </m:r>
+        <m:r>
+          <m:t xml:space="preserve">5</m:t>
+        </m:r>
+        <m:r>
+          <m:t xml:space="preserve">-</m:t>
+        </m:r>
+        <m:r>
+          <m:t xml:space="preserve">i</m:t>
+        </m:r>
+      </m:oMath>
+      <w:r>
+        <w:rPr>
+          <w:b w:val="0"/>
+        </w:rPr>
+        <w:t xml:space="preserve"> </w:t>
+      </w:r>
       <w:r>
         <w:rPr>
           <w:b/>
         </w:rPr>
-        <w:t>Z = 5 − i ohmios</w:t>
+        <w:t>ohmios</w:t>
       </w:r>
       <w:r>
         <w:rPr>
           <w:b w:val="0"/>
         </w:rPr>
-        <w:t>: 5 ohmios de resistencia y una reactancia de −1. Sin números complejos este cálculo, que los ingenieros hacen a diario, no se podría plantear.</w:t>
+        <w:t xml:space="preserve">: 5 ohmios de resistencia y una reactancia de </w:t>
+      </w:r>
+      <m:oMath>
+        <m:r>
+          <m:t xml:space="preserve">-</m:t>
+        </m:r>
+        <m:r>
+          <m:t xml:space="preserve">1</m:t>
+        </m:r>
+      </m:oMath>
+      <w:r>
+        <w:rPr>
+          <w:b w:val="0"/>
+        </w:rPr>
+        <w:t>. Sin números complejos este cálculo, que los ingenieros hacen a diario, no se podría plantear.</w:t>
       </w:r>
     </w:p>
     <w:p>
@@ -1218,8 +4238,178 @@
         <w:rPr>
           <w:b w:val="0"/>
         </w:rPr>
-        <w:t>1. Suma: a) (3 + 2i) + (5 + 4i) b) (−1 + 6i) + (4 − 2i) c) (7 − 3i) + (−7 + 3i) d) (2 + i) + 5</w:t>
-      </w:r>
+        <w:t xml:space="preserve">1. Suma: a) </w:t>
+      </w:r>
+      <m:oMath>
+        <m:r>
+          <m:t xml:space="preserve">(</m:t>
+        </m:r>
+        <m:r>
+          <m:t xml:space="preserve">3</m:t>
+        </m:r>
+        <m:r>
+          <m:t xml:space="preserve">+</m:t>
+        </m:r>
+        <m:r>
+          <m:t xml:space="preserve">2</m:t>
+        </m:r>
+        <m:r>
+          <m:t xml:space="preserve">i</m:t>
+        </m:r>
+        <m:r>
+          <m:t xml:space="preserve">)</m:t>
+        </m:r>
+        <m:r>
+          <m:t xml:space="preserve">+</m:t>
+        </m:r>
+        <m:r>
+          <m:t xml:space="preserve">(</m:t>
+        </m:r>
+        <m:r>
+          <m:t xml:space="preserve">5</m:t>
+        </m:r>
+        <m:r>
+          <m:t xml:space="preserve">+</m:t>
+        </m:r>
+        <m:r>
+          <m:t xml:space="preserve">4</m:t>
+        </m:r>
+        <m:r>
+          <m:t xml:space="preserve">i</m:t>
+        </m:r>
+        <m:r>
+          <m:t xml:space="preserve">)</m:t>
+        </m:r>
+      </m:oMath>
+      <w:r>
+        <w:rPr>
+          <w:b w:val="0"/>
+        </w:rPr>
+        <w:t xml:space="preserve"> b) </w:t>
+      </w:r>
+      <m:oMath>
+        <m:r>
+          <m:t xml:space="preserve">(</m:t>
+        </m:r>
+        <m:r>
+          <m:t xml:space="preserve">-</m:t>
+        </m:r>
+        <m:r>
+          <m:t xml:space="preserve">1</m:t>
+        </m:r>
+        <m:r>
+          <m:t xml:space="preserve">+</m:t>
+        </m:r>
+        <m:r>
+          <m:t xml:space="preserve">6</m:t>
+        </m:r>
+        <m:r>
+          <m:t xml:space="preserve">i</m:t>
+        </m:r>
+        <m:r>
+          <m:t xml:space="preserve">)</m:t>
+        </m:r>
+        <m:r>
+          <m:t xml:space="preserve">+</m:t>
+        </m:r>
+        <m:r>
+          <m:t xml:space="preserve">(</m:t>
+        </m:r>
+        <m:r>
+          <m:t xml:space="preserve">4</m:t>
+        </m:r>
+        <m:r>
+          <m:t xml:space="preserve">-</m:t>
+        </m:r>
+        <m:r>
+          <m:t xml:space="preserve">2</m:t>
+        </m:r>
+        <m:r>
+          <m:t xml:space="preserve">i</m:t>
+        </m:r>
+        <m:r>
+          <m:t xml:space="preserve">)</m:t>
+        </m:r>
+      </m:oMath>
+      <w:r>
+        <w:rPr>
+          <w:b w:val="0"/>
+        </w:rPr>
+        <w:t xml:space="preserve"> c) </w:t>
+      </w:r>
+      <m:oMath>
+        <m:r>
+          <m:t xml:space="preserve">(</m:t>
+        </m:r>
+        <m:r>
+          <m:t xml:space="preserve">7</m:t>
+        </m:r>
+        <m:r>
+          <m:t xml:space="preserve">-</m:t>
+        </m:r>
+        <m:r>
+          <m:t xml:space="preserve">3</m:t>
+        </m:r>
+        <m:r>
+          <m:t xml:space="preserve">i</m:t>
+        </m:r>
+        <m:r>
+          <m:t xml:space="preserve">)</m:t>
+        </m:r>
+        <m:r>
+          <m:t xml:space="preserve">+</m:t>
+        </m:r>
+        <m:r>
+          <m:t xml:space="preserve">(</m:t>
+        </m:r>
+        <m:r>
+          <m:t xml:space="preserve">-</m:t>
+        </m:r>
+        <m:r>
+          <m:t xml:space="preserve">7</m:t>
+        </m:r>
+        <m:r>
+          <m:t xml:space="preserve">+</m:t>
+        </m:r>
+        <m:r>
+          <m:t xml:space="preserve">3</m:t>
+        </m:r>
+        <m:r>
+          <m:t xml:space="preserve">i</m:t>
+        </m:r>
+        <m:r>
+          <m:t xml:space="preserve">)</m:t>
+        </m:r>
+      </m:oMath>
+      <w:r>
+        <w:rPr>
+          <w:b w:val="0"/>
+        </w:rPr>
+        <w:t xml:space="preserve"> d) </w:t>
+      </w:r>
+      <m:oMath>
+        <m:r>
+          <m:t xml:space="preserve">(</m:t>
+        </m:r>
+        <m:r>
+          <m:t xml:space="preserve">2</m:t>
+        </m:r>
+        <m:r>
+          <m:t xml:space="preserve">+</m:t>
+        </m:r>
+        <m:r>
+          <m:t xml:space="preserve">i</m:t>
+        </m:r>
+        <m:r>
+          <m:t xml:space="preserve">)</m:t>
+        </m:r>
+        <m:r>
+          <m:t xml:space="preserve">+</m:t>
+        </m:r>
+        <m:r>
+          <m:t xml:space="preserve">5</m:t>
+        </m:r>
+      </m:oMath>
     </w:p>
     <w:p>
       <w:pPr>
@@ -1229,8 +4419,175 @@
         <w:rPr>
           <w:b w:val="0"/>
         </w:rPr>
-        <w:t>2. Resta: a) (6 + 5i) − (2 + 3i) b) (4 − i) − (7 + 2i) c) (−3 + 8i) − (−3 + i) d) 10 − (4 − 6i)</w:t>
-      </w:r>
+        <w:t xml:space="preserve">2. Resta: a) </w:t>
+      </w:r>
+      <m:oMath>
+        <m:r>
+          <m:t xml:space="preserve">(</m:t>
+        </m:r>
+        <m:r>
+          <m:t xml:space="preserve">6</m:t>
+        </m:r>
+        <m:r>
+          <m:t xml:space="preserve">+</m:t>
+        </m:r>
+        <m:r>
+          <m:t xml:space="preserve">5</m:t>
+        </m:r>
+        <m:r>
+          <m:t xml:space="preserve">i</m:t>
+        </m:r>
+        <m:r>
+          <m:t xml:space="preserve">)</m:t>
+        </m:r>
+        <m:r>
+          <m:t xml:space="preserve">-</m:t>
+        </m:r>
+        <m:r>
+          <m:t xml:space="preserve">(</m:t>
+        </m:r>
+        <m:r>
+          <m:t xml:space="preserve">2</m:t>
+        </m:r>
+        <m:r>
+          <m:t xml:space="preserve">+</m:t>
+        </m:r>
+        <m:r>
+          <m:t xml:space="preserve">3</m:t>
+        </m:r>
+        <m:r>
+          <m:t xml:space="preserve">i</m:t>
+        </m:r>
+        <m:r>
+          <m:t xml:space="preserve">)</m:t>
+        </m:r>
+      </m:oMath>
+      <w:r>
+        <w:rPr>
+          <w:b w:val="0"/>
+        </w:rPr>
+        <w:t xml:space="preserve"> b) </w:t>
+      </w:r>
+      <m:oMath>
+        <m:r>
+          <m:t xml:space="preserve">(</m:t>
+        </m:r>
+        <m:r>
+          <m:t xml:space="preserve">4</m:t>
+        </m:r>
+        <m:r>
+          <m:t xml:space="preserve">-</m:t>
+        </m:r>
+        <m:r>
+          <m:t xml:space="preserve">i</m:t>
+        </m:r>
+        <m:r>
+          <m:t xml:space="preserve">)</m:t>
+        </m:r>
+        <m:r>
+          <m:t xml:space="preserve">-</m:t>
+        </m:r>
+        <m:r>
+          <m:t xml:space="preserve">(</m:t>
+        </m:r>
+        <m:r>
+          <m:t xml:space="preserve">7</m:t>
+        </m:r>
+        <m:r>
+          <m:t xml:space="preserve">+</m:t>
+        </m:r>
+        <m:r>
+          <m:t xml:space="preserve">2</m:t>
+        </m:r>
+        <m:r>
+          <m:t xml:space="preserve">i</m:t>
+        </m:r>
+        <m:r>
+          <m:t xml:space="preserve">)</m:t>
+        </m:r>
+      </m:oMath>
+      <w:r>
+        <w:rPr>
+          <w:b w:val="0"/>
+        </w:rPr>
+        <w:t xml:space="preserve"> c) </w:t>
+      </w:r>
+      <m:oMath>
+        <m:r>
+          <m:t xml:space="preserve">(</m:t>
+        </m:r>
+        <m:r>
+          <m:t xml:space="preserve">-</m:t>
+        </m:r>
+        <m:r>
+          <m:t xml:space="preserve">3</m:t>
+        </m:r>
+        <m:r>
+          <m:t xml:space="preserve">+</m:t>
+        </m:r>
+        <m:r>
+          <m:t xml:space="preserve">8</m:t>
+        </m:r>
+        <m:r>
+          <m:t xml:space="preserve">i</m:t>
+        </m:r>
+        <m:r>
+          <m:t xml:space="preserve">)</m:t>
+        </m:r>
+        <m:r>
+          <m:t xml:space="preserve">-</m:t>
+        </m:r>
+        <m:r>
+          <m:t xml:space="preserve">(</m:t>
+        </m:r>
+        <m:r>
+          <m:t xml:space="preserve">-</m:t>
+        </m:r>
+        <m:r>
+          <m:t xml:space="preserve">3</m:t>
+        </m:r>
+        <m:r>
+          <m:t xml:space="preserve">+</m:t>
+        </m:r>
+        <m:r>
+          <m:t xml:space="preserve">i</m:t>
+        </m:r>
+        <m:r>
+          <m:t xml:space="preserve">)</m:t>
+        </m:r>
+      </m:oMath>
+      <w:r>
+        <w:rPr>
+          <w:b w:val="0"/>
+        </w:rPr>
+        <w:t xml:space="preserve"> d) </w:t>
+      </w:r>
+      <m:oMath>
+        <m:r>
+          <m:t xml:space="preserve">10</m:t>
+        </m:r>
+        <m:r>
+          <m:t xml:space="preserve">-</m:t>
+        </m:r>
+        <m:r>
+          <m:t xml:space="preserve">(</m:t>
+        </m:r>
+        <m:r>
+          <m:t xml:space="preserve">4</m:t>
+        </m:r>
+        <m:r>
+          <m:t xml:space="preserve">-</m:t>
+        </m:r>
+        <m:r>
+          <m:t xml:space="preserve">6</m:t>
+        </m:r>
+        <m:r>
+          <m:t xml:space="preserve">i</m:t>
+        </m:r>
+        <m:r>
+          <m:t xml:space="preserve">)</m:t>
+        </m:r>
+      </m:oMath>
     </w:p>
     <w:p>
       <w:pPr>
@@ -1240,8 +4597,118 @@
         <w:rPr>
           <w:b w:val="0"/>
         </w:rPr>
-        <w:t>3. Multiplica: a) 3(2 + 5i) b) −2(4 − i) c) 0,5(6 + 8i) d) i(3 + 2i)</w:t>
-      </w:r>
+        <w:t xml:space="preserve">3. Multiplica: a) </w:t>
+      </w:r>
+      <m:oMath>
+        <m:r>
+          <m:t xml:space="preserve">3</m:t>
+        </m:r>
+        <m:r>
+          <m:t xml:space="preserve">(</m:t>
+        </m:r>
+        <m:r>
+          <m:t xml:space="preserve">2</m:t>
+        </m:r>
+        <m:r>
+          <m:t xml:space="preserve">+</m:t>
+        </m:r>
+        <m:r>
+          <m:t xml:space="preserve">5</m:t>
+        </m:r>
+        <m:r>
+          <m:t xml:space="preserve">i</m:t>
+        </m:r>
+        <m:r>
+          <m:t xml:space="preserve">)</m:t>
+        </m:r>
+      </m:oMath>
+      <w:r>
+        <w:rPr>
+          <w:b w:val="0"/>
+        </w:rPr>
+        <w:t xml:space="preserve"> b) </w:t>
+      </w:r>
+      <m:oMath>
+        <m:r>
+          <m:t xml:space="preserve">-</m:t>
+        </m:r>
+        <m:r>
+          <m:t xml:space="preserve">2</m:t>
+        </m:r>
+        <m:r>
+          <m:t xml:space="preserve">(</m:t>
+        </m:r>
+        <m:r>
+          <m:t xml:space="preserve">4</m:t>
+        </m:r>
+        <m:r>
+          <m:t xml:space="preserve">-</m:t>
+        </m:r>
+        <m:r>
+          <m:t xml:space="preserve">i</m:t>
+        </m:r>
+        <m:r>
+          <m:t xml:space="preserve">)</m:t>
+        </m:r>
+      </m:oMath>
+      <w:r>
+        <w:rPr>
+          <w:b w:val="0"/>
+        </w:rPr>
+        <w:t xml:space="preserve"> c) </w:t>
+      </w:r>
+      <m:oMath>
+        <m:r>
+          <m:t xml:space="preserve">0,5</m:t>
+        </m:r>
+        <m:r>
+          <m:t xml:space="preserve">(</m:t>
+        </m:r>
+        <m:r>
+          <m:t xml:space="preserve">6</m:t>
+        </m:r>
+        <m:r>
+          <m:t xml:space="preserve">+</m:t>
+        </m:r>
+        <m:r>
+          <m:t xml:space="preserve">8</m:t>
+        </m:r>
+        <m:r>
+          <m:t xml:space="preserve">i</m:t>
+        </m:r>
+        <m:r>
+          <m:t xml:space="preserve">)</m:t>
+        </m:r>
+      </m:oMath>
+      <w:r>
+        <w:rPr>
+          <w:b w:val="0"/>
+        </w:rPr>
+        <w:t xml:space="preserve"> d) </w:t>
+      </w:r>
+      <m:oMath>
+        <m:r>
+          <m:t xml:space="preserve">i</m:t>
+        </m:r>
+        <m:r>
+          <m:t xml:space="preserve">(</m:t>
+        </m:r>
+        <m:r>
+          <m:t xml:space="preserve">3</m:t>
+        </m:r>
+        <m:r>
+          <m:t xml:space="preserve">+</m:t>
+        </m:r>
+        <m:r>
+          <m:t xml:space="preserve">2</m:t>
+        </m:r>
+        <m:r>
+          <m:t xml:space="preserve">i</m:t>
+        </m:r>
+        <m:r>
+          <m:t xml:space="preserve">)</m:t>
+        </m:r>
+      </m:oMath>
     </w:p>
     <w:p>
       <w:pPr>
@@ -1251,8 +4718,142 @@
         <w:rPr>
           <w:b w:val="0"/>
         </w:rPr>
-        <w:t>4. Multiplica: a) (1 + i)(1 − i) b) (2 + 3i)(2 − 3i) c) (1 + i)² d) i(1 − i)</w:t>
-      </w:r>
+        <w:t xml:space="preserve">4. Multiplica: a) </w:t>
+      </w:r>
+      <m:oMath>
+        <m:r>
+          <m:t xml:space="preserve">(</m:t>
+        </m:r>
+        <m:r>
+          <m:t xml:space="preserve">1</m:t>
+        </m:r>
+        <m:r>
+          <m:t xml:space="preserve">+</m:t>
+        </m:r>
+        <m:r>
+          <m:t xml:space="preserve">i</m:t>
+        </m:r>
+        <m:r>
+          <m:t xml:space="preserve">)</m:t>
+        </m:r>
+        <m:r>
+          <m:t xml:space="preserve">(</m:t>
+        </m:r>
+        <m:r>
+          <m:t xml:space="preserve">1</m:t>
+        </m:r>
+        <m:r>
+          <m:t xml:space="preserve">-</m:t>
+        </m:r>
+        <m:r>
+          <m:t xml:space="preserve">i</m:t>
+        </m:r>
+        <m:r>
+          <m:t xml:space="preserve">)</m:t>
+        </m:r>
+      </m:oMath>
+      <w:r>
+        <w:rPr>
+          <w:b w:val="0"/>
+        </w:rPr>
+        <w:t xml:space="preserve"> b) </w:t>
+      </w:r>
+      <m:oMath>
+        <m:r>
+          <m:t xml:space="preserve">(</m:t>
+        </m:r>
+        <m:r>
+          <m:t xml:space="preserve">2</m:t>
+        </m:r>
+        <m:r>
+          <m:t xml:space="preserve">+</m:t>
+        </m:r>
+        <m:r>
+          <m:t xml:space="preserve">3</m:t>
+        </m:r>
+        <m:r>
+          <m:t xml:space="preserve">i</m:t>
+        </m:r>
+        <m:r>
+          <m:t xml:space="preserve">)</m:t>
+        </m:r>
+        <m:r>
+          <m:t xml:space="preserve">(</m:t>
+        </m:r>
+        <m:r>
+          <m:t xml:space="preserve">2</m:t>
+        </m:r>
+        <m:r>
+          <m:t xml:space="preserve">-</m:t>
+        </m:r>
+        <m:r>
+          <m:t xml:space="preserve">3</m:t>
+        </m:r>
+        <m:r>
+          <m:t xml:space="preserve">i</m:t>
+        </m:r>
+        <m:r>
+          <m:t xml:space="preserve">)</m:t>
+        </m:r>
+      </m:oMath>
+      <w:r>
+        <w:rPr>
+          <w:b w:val="0"/>
+        </w:rPr>
+        <w:t xml:space="preserve"> c) </w:t>
+      </w:r>
+      <m:oMath>
+        <m:r>
+          <m:t xml:space="preserve">(</m:t>
+        </m:r>
+        <m:r>
+          <m:t xml:space="preserve">1</m:t>
+        </m:r>
+        <m:r>
+          <m:t xml:space="preserve">+</m:t>
+        </m:r>
+        <m:r>
+          <m:t xml:space="preserve">i</m:t>
+        </m:r>
+        <m:sSup>
+          <m:e>
+            <m:r>
+              <m:t xml:space="preserve">)</m:t>
+            </m:r>
+          </m:e>
+          <m:sup>
+            <m:r>
+              <m:t xml:space="preserve">2</m:t>
+            </m:r>
+          </m:sup>
+        </m:sSup>
+      </m:oMath>
+      <w:r>
+        <w:rPr>
+          <w:b w:val="0"/>
+        </w:rPr>
+        <w:t xml:space="preserve"> d) </w:t>
+      </w:r>
+      <m:oMath>
+        <m:r>
+          <m:t xml:space="preserve">i</m:t>
+        </m:r>
+        <m:r>
+          <m:t xml:space="preserve">(</m:t>
+        </m:r>
+        <m:r>
+          <m:t xml:space="preserve">1</m:t>
+        </m:r>
+        <m:r>
+          <m:t xml:space="preserve">-</m:t>
+        </m:r>
+        <m:r>
+          <m:t xml:space="preserve">i</m:t>
+        </m:r>
+        <m:r>
+          <m:t xml:space="preserve">)</m:t>
+        </m:r>
+      </m:oMath>
     </w:p>
     <w:p>
       <w:pPr>
@@ -1286,8 +4887,193 @@
         <w:rPr>
           <w:b w:val="0"/>
         </w:rPr>
-        <w:t xml:space="preserve"> y corrige lo falso: a) (2 + 3i) + (1 + 4i) = 3 + 7i b) (2i)(3i) = 6i c) i(2 + i) = 2i + 1 d) El producto de un complejo por su conjugado siempre da un número real. e) (3 + i) − (3 + i) = 0</w:t>
-      </w:r>
+        <w:t xml:space="preserve"> y corrige lo falso: a) </w:t>
+      </w:r>
+      <m:oMath>
+        <m:r>
+          <m:t xml:space="preserve">(</m:t>
+        </m:r>
+        <m:r>
+          <m:t xml:space="preserve">2</m:t>
+        </m:r>
+        <m:r>
+          <m:t xml:space="preserve">+</m:t>
+        </m:r>
+        <m:r>
+          <m:t xml:space="preserve">3</m:t>
+        </m:r>
+        <m:r>
+          <m:t xml:space="preserve">i</m:t>
+        </m:r>
+        <m:r>
+          <m:t xml:space="preserve">)</m:t>
+        </m:r>
+        <m:r>
+          <m:t xml:space="preserve">+</m:t>
+        </m:r>
+        <m:r>
+          <m:t xml:space="preserve">(</m:t>
+        </m:r>
+        <m:r>
+          <m:t xml:space="preserve">1</m:t>
+        </m:r>
+        <m:r>
+          <m:t xml:space="preserve">+</m:t>
+        </m:r>
+        <m:r>
+          <m:t xml:space="preserve">4</m:t>
+        </m:r>
+        <m:r>
+          <m:t xml:space="preserve">i</m:t>
+        </m:r>
+        <m:r>
+          <m:t xml:space="preserve">)</m:t>
+        </m:r>
+        <m:r>
+          <m:t xml:space="preserve">=</m:t>
+        </m:r>
+        <m:r>
+          <m:t xml:space="preserve">3</m:t>
+        </m:r>
+        <m:r>
+          <m:t xml:space="preserve">+</m:t>
+        </m:r>
+        <m:r>
+          <m:t xml:space="preserve">7</m:t>
+        </m:r>
+        <m:r>
+          <m:t xml:space="preserve">i</m:t>
+        </m:r>
+      </m:oMath>
+      <w:r>
+        <w:rPr>
+          <w:b w:val="0"/>
+        </w:rPr>
+        <w:t xml:space="preserve"> b) </w:t>
+      </w:r>
+      <m:oMath>
+        <m:r>
+          <m:t xml:space="preserve">(</m:t>
+        </m:r>
+        <m:r>
+          <m:t xml:space="preserve">2</m:t>
+        </m:r>
+        <m:r>
+          <m:t xml:space="preserve">i</m:t>
+        </m:r>
+        <m:r>
+          <m:t xml:space="preserve">)</m:t>
+        </m:r>
+        <m:r>
+          <m:t xml:space="preserve">(</m:t>
+        </m:r>
+        <m:r>
+          <m:t xml:space="preserve">3</m:t>
+        </m:r>
+        <m:r>
+          <m:t xml:space="preserve">i</m:t>
+        </m:r>
+        <m:r>
+          <m:t xml:space="preserve">)</m:t>
+        </m:r>
+        <m:r>
+          <m:t xml:space="preserve">=</m:t>
+        </m:r>
+        <m:r>
+          <m:t xml:space="preserve">6</m:t>
+        </m:r>
+        <m:r>
+          <m:t xml:space="preserve">i</m:t>
+        </m:r>
+      </m:oMath>
+      <w:r>
+        <w:rPr>
+          <w:b w:val="0"/>
+        </w:rPr>
+        <w:t xml:space="preserve"> c) </w:t>
+      </w:r>
+      <m:oMath>
+        <m:r>
+          <m:t xml:space="preserve">i</m:t>
+        </m:r>
+        <m:r>
+          <m:t xml:space="preserve">(</m:t>
+        </m:r>
+        <m:r>
+          <m:t xml:space="preserve">2</m:t>
+        </m:r>
+        <m:r>
+          <m:t xml:space="preserve">+</m:t>
+        </m:r>
+        <m:r>
+          <m:t xml:space="preserve">i</m:t>
+        </m:r>
+        <m:r>
+          <m:t xml:space="preserve">)</m:t>
+        </m:r>
+        <m:r>
+          <m:t xml:space="preserve">=</m:t>
+        </m:r>
+        <m:r>
+          <m:t xml:space="preserve">2</m:t>
+        </m:r>
+        <m:r>
+          <m:t xml:space="preserve">i</m:t>
+        </m:r>
+        <m:r>
+          <m:t xml:space="preserve">+</m:t>
+        </m:r>
+        <m:r>
+          <m:t xml:space="preserve">1</m:t>
+        </m:r>
+      </m:oMath>
+      <w:r>
+        <w:rPr>
+          <w:b w:val="0"/>
+        </w:rPr>
+        <w:t xml:space="preserve"> d) El producto de un complejo por su conjugado siempre da un número real. e) </w:t>
+      </w:r>
+      <m:oMath>
+        <m:r>
+          <m:t xml:space="preserve">(</m:t>
+        </m:r>
+        <m:r>
+          <m:t xml:space="preserve">3</m:t>
+        </m:r>
+        <m:r>
+          <m:t xml:space="preserve">+</m:t>
+        </m:r>
+        <m:r>
+          <m:t xml:space="preserve">i</m:t>
+        </m:r>
+        <m:r>
+          <m:t xml:space="preserve">)</m:t>
+        </m:r>
+        <m:r>
+          <m:t xml:space="preserve">-</m:t>
+        </m:r>
+        <m:r>
+          <m:t xml:space="preserve">(</m:t>
+        </m:r>
+        <m:r>
+          <m:t xml:space="preserve">3</m:t>
+        </m:r>
+        <m:r>
+          <m:t xml:space="preserve">+</m:t>
+        </m:r>
+        <m:r>
+          <m:t xml:space="preserve">i</m:t>
+        </m:r>
+        <m:r>
+          <m:t xml:space="preserve">)</m:t>
+        </m:r>
+        <m:r>
+          <m:t xml:space="preserve">=</m:t>
+        </m:r>
+        <m:r>
+          <m:t xml:space="preserve">0</m:t>
+        </m:r>
+      </m:oMath>
     </w:p>
     <w:p>
       <w:r>
@@ -1305,8 +5091,175 @@
         <w:rPr>
           <w:b w:val="0"/>
         </w:rPr>
-        <w:t>6. Multiplica: a) (3 + 2i)(1 + 4i) b) (5 − i)(2 + 3i) c) (−2 + i)(3 − 2i) d) (4 + 3i)(4 − 3i)</w:t>
-      </w:r>
+        <w:t xml:space="preserve">6. Multiplica: a) </w:t>
+      </w:r>
+      <m:oMath>
+        <m:r>
+          <m:t xml:space="preserve">(</m:t>
+        </m:r>
+        <m:r>
+          <m:t xml:space="preserve">3</m:t>
+        </m:r>
+        <m:r>
+          <m:t xml:space="preserve">+</m:t>
+        </m:r>
+        <m:r>
+          <m:t xml:space="preserve">2</m:t>
+        </m:r>
+        <m:r>
+          <m:t xml:space="preserve">i</m:t>
+        </m:r>
+        <m:r>
+          <m:t xml:space="preserve">)</m:t>
+        </m:r>
+        <m:r>
+          <m:t xml:space="preserve">(</m:t>
+        </m:r>
+        <m:r>
+          <m:t xml:space="preserve">1</m:t>
+        </m:r>
+        <m:r>
+          <m:t xml:space="preserve">+</m:t>
+        </m:r>
+        <m:r>
+          <m:t xml:space="preserve">4</m:t>
+        </m:r>
+        <m:r>
+          <m:t xml:space="preserve">i</m:t>
+        </m:r>
+        <m:r>
+          <m:t xml:space="preserve">)</m:t>
+        </m:r>
+      </m:oMath>
+      <w:r>
+        <w:rPr>
+          <w:b w:val="0"/>
+        </w:rPr>
+        <w:t xml:space="preserve"> b) </w:t>
+      </w:r>
+      <m:oMath>
+        <m:r>
+          <m:t xml:space="preserve">(</m:t>
+        </m:r>
+        <m:r>
+          <m:t xml:space="preserve">5</m:t>
+        </m:r>
+        <m:r>
+          <m:t xml:space="preserve">-</m:t>
+        </m:r>
+        <m:r>
+          <m:t xml:space="preserve">i</m:t>
+        </m:r>
+        <m:r>
+          <m:t xml:space="preserve">)</m:t>
+        </m:r>
+        <m:r>
+          <m:t xml:space="preserve">(</m:t>
+        </m:r>
+        <m:r>
+          <m:t xml:space="preserve">2</m:t>
+        </m:r>
+        <m:r>
+          <m:t xml:space="preserve">+</m:t>
+        </m:r>
+        <m:r>
+          <m:t xml:space="preserve">3</m:t>
+        </m:r>
+        <m:r>
+          <m:t xml:space="preserve">i</m:t>
+        </m:r>
+        <m:r>
+          <m:t xml:space="preserve">)</m:t>
+        </m:r>
+      </m:oMath>
+      <w:r>
+        <w:rPr>
+          <w:b w:val="0"/>
+        </w:rPr>
+        <w:t xml:space="preserve"> c) </w:t>
+      </w:r>
+      <m:oMath>
+        <m:r>
+          <m:t xml:space="preserve">(</m:t>
+        </m:r>
+        <m:r>
+          <m:t xml:space="preserve">-</m:t>
+        </m:r>
+        <m:r>
+          <m:t xml:space="preserve">2</m:t>
+        </m:r>
+        <m:r>
+          <m:t xml:space="preserve">+</m:t>
+        </m:r>
+        <m:r>
+          <m:t xml:space="preserve">i</m:t>
+        </m:r>
+        <m:r>
+          <m:t xml:space="preserve">)</m:t>
+        </m:r>
+        <m:r>
+          <m:t xml:space="preserve">(</m:t>
+        </m:r>
+        <m:r>
+          <m:t xml:space="preserve">3</m:t>
+        </m:r>
+        <m:r>
+          <m:t xml:space="preserve">-</m:t>
+        </m:r>
+        <m:r>
+          <m:t xml:space="preserve">2</m:t>
+        </m:r>
+        <m:r>
+          <m:t xml:space="preserve">i</m:t>
+        </m:r>
+        <m:r>
+          <m:t xml:space="preserve">)</m:t>
+        </m:r>
+      </m:oMath>
+      <w:r>
+        <w:rPr>
+          <w:b w:val="0"/>
+        </w:rPr>
+        <w:t xml:space="preserve"> d) </w:t>
+      </w:r>
+      <m:oMath>
+        <m:r>
+          <m:t xml:space="preserve">(</m:t>
+        </m:r>
+        <m:r>
+          <m:t xml:space="preserve">4</m:t>
+        </m:r>
+        <m:r>
+          <m:t xml:space="preserve">+</m:t>
+        </m:r>
+        <m:r>
+          <m:t xml:space="preserve">3</m:t>
+        </m:r>
+        <m:r>
+          <m:t xml:space="preserve">i</m:t>
+        </m:r>
+        <m:r>
+          <m:t xml:space="preserve">)</m:t>
+        </m:r>
+        <m:r>
+          <m:t xml:space="preserve">(</m:t>
+        </m:r>
+        <m:r>
+          <m:t xml:space="preserve">4</m:t>
+        </m:r>
+        <m:r>
+          <m:t xml:space="preserve">-</m:t>
+        </m:r>
+        <m:r>
+          <m:t xml:space="preserve">3</m:t>
+        </m:r>
+        <m:r>
+          <m:t xml:space="preserve">i</m:t>
+        </m:r>
+        <m:r>
+          <m:t xml:space="preserve">)</m:t>
+        </m:r>
+      </m:oMath>
     </w:p>
     <w:p>
       <w:pPr>
@@ -1316,8 +5269,142 @@
         <w:rPr>
           <w:b w:val="0"/>
         </w:rPr>
-        <w:t>7. Calcula: a) (2 + i)² b) (1 − 3i)² c) i³ + i² d) (3 − i)(3 + i)</w:t>
-      </w:r>
+        <w:t xml:space="preserve">7. Calcula: a) </w:t>
+      </w:r>
+      <m:oMath>
+        <m:r>
+          <m:t xml:space="preserve">(</m:t>
+        </m:r>
+        <m:r>
+          <m:t xml:space="preserve">2</m:t>
+        </m:r>
+        <m:r>
+          <m:t xml:space="preserve">+</m:t>
+        </m:r>
+        <m:r>
+          <m:t xml:space="preserve">i</m:t>
+        </m:r>
+        <m:sSup>
+          <m:e>
+            <m:r>
+              <m:t xml:space="preserve">)</m:t>
+            </m:r>
+          </m:e>
+          <m:sup>
+            <m:r>
+              <m:t xml:space="preserve">2</m:t>
+            </m:r>
+          </m:sup>
+        </m:sSup>
+      </m:oMath>
+      <w:r>
+        <w:rPr>
+          <w:b w:val="0"/>
+        </w:rPr>
+        <w:t xml:space="preserve"> b) </w:t>
+      </w:r>
+      <m:oMath>
+        <m:r>
+          <m:t xml:space="preserve">(</m:t>
+        </m:r>
+        <m:r>
+          <m:t xml:space="preserve">1</m:t>
+        </m:r>
+        <m:r>
+          <m:t xml:space="preserve">-</m:t>
+        </m:r>
+        <m:r>
+          <m:t xml:space="preserve">3</m:t>
+        </m:r>
+        <m:r>
+          <m:t xml:space="preserve">i</m:t>
+        </m:r>
+        <m:sSup>
+          <m:e>
+            <m:r>
+              <m:t xml:space="preserve">)</m:t>
+            </m:r>
+          </m:e>
+          <m:sup>
+            <m:r>
+              <m:t xml:space="preserve">2</m:t>
+            </m:r>
+          </m:sup>
+        </m:sSup>
+      </m:oMath>
+      <w:r>
+        <w:rPr>
+          <w:b w:val="0"/>
+        </w:rPr>
+        <w:t xml:space="preserve"> c) </w:t>
+      </w:r>
+      <m:oMath>
+        <m:sSup>
+          <m:e>
+            <m:r>
+              <m:t xml:space="preserve">i</m:t>
+            </m:r>
+          </m:e>
+          <m:sup>
+            <m:r>
+              <m:t xml:space="preserve">3</m:t>
+            </m:r>
+          </m:sup>
+        </m:sSup>
+        <m:r>
+          <m:t xml:space="preserve">+</m:t>
+        </m:r>
+        <m:sSup>
+          <m:e>
+            <m:r>
+              <m:t xml:space="preserve">i</m:t>
+            </m:r>
+          </m:e>
+          <m:sup>
+            <m:r>
+              <m:t xml:space="preserve">2</m:t>
+            </m:r>
+          </m:sup>
+        </m:sSup>
+      </m:oMath>
+      <w:r>
+        <w:rPr>
+          <w:b w:val="0"/>
+        </w:rPr>
+        <w:t xml:space="preserve"> d) </w:t>
+      </w:r>
+      <m:oMath>
+        <m:r>
+          <m:t xml:space="preserve">(</m:t>
+        </m:r>
+        <m:r>
+          <m:t xml:space="preserve">3</m:t>
+        </m:r>
+        <m:r>
+          <m:t xml:space="preserve">-</m:t>
+        </m:r>
+        <m:r>
+          <m:t xml:space="preserve">i</m:t>
+        </m:r>
+        <m:r>
+          <m:t xml:space="preserve">)</m:t>
+        </m:r>
+        <m:r>
+          <m:t xml:space="preserve">(</m:t>
+        </m:r>
+        <m:r>
+          <m:t xml:space="preserve">3</m:t>
+        </m:r>
+        <m:r>
+          <m:t xml:space="preserve">+</m:t>
+        </m:r>
+        <m:r>
+          <m:t xml:space="preserve">i</m:t>
+        </m:r>
+        <m:r>
+          <m:t xml:space="preserve">)</m:t>
+        </m:r>
+      </m:oMath>
     </w:p>
     <w:p>
       <w:pPr>
@@ -1327,8 +5414,142 @@
         <w:rPr>
           <w:b w:val="0"/>
         </w:rPr>
-        <w:t>8. Divide usando el conjugado: a) (−1 + 5i) ÷ (1 + i) b) 10 ÷ (1 − 3i) c) (7 − i) ÷ (2 − i) d) (6 + 2i) ÷ i</w:t>
-      </w:r>
+        <w:t xml:space="preserve">8. Divide usando el conjugado: a) </w:t>
+      </w:r>
+      <m:oMath>
+        <m:f>
+          <m:fPr>
+            <m:ctrlPr/>
+          </m:fPr>
+          <m:num>
+            <m:r>
+              <m:t xml:space="preserve">-</m:t>
+            </m:r>
+            <m:r>
+              <m:t xml:space="preserve">1</m:t>
+            </m:r>
+            <m:r>
+              <m:t xml:space="preserve">+</m:t>
+            </m:r>
+            <m:r>
+              <m:t xml:space="preserve">5</m:t>
+            </m:r>
+            <m:r>
+              <m:t xml:space="preserve">i</m:t>
+            </m:r>
+          </m:num>
+          <m:den>
+            <m:r>
+              <m:t xml:space="preserve">1</m:t>
+            </m:r>
+            <m:r>
+              <m:t xml:space="preserve">+</m:t>
+            </m:r>
+            <m:r>
+              <m:t xml:space="preserve">i</m:t>
+            </m:r>
+          </m:den>
+        </m:f>
+      </m:oMath>
+      <w:r>
+        <w:rPr>
+          <w:b w:val="0"/>
+        </w:rPr>
+        <w:t xml:space="preserve"> b) </w:t>
+      </w:r>
+      <m:oMath>
+        <m:f>
+          <m:fPr>
+            <m:ctrlPr/>
+          </m:fPr>
+          <m:num>
+            <m:r>
+              <m:t xml:space="preserve">10</m:t>
+            </m:r>
+          </m:num>
+          <m:den>
+            <m:r>
+              <m:t xml:space="preserve">1</m:t>
+            </m:r>
+            <m:r>
+              <m:t xml:space="preserve">-</m:t>
+            </m:r>
+            <m:r>
+              <m:t xml:space="preserve">3</m:t>
+            </m:r>
+            <m:r>
+              <m:t xml:space="preserve">i</m:t>
+            </m:r>
+          </m:den>
+        </m:f>
+      </m:oMath>
+      <w:r>
+        <w:rPr>
+          <w:b w:val="0"/>
+        </w:rPr>
+        <w:t xml:space="preserve"> c) </w:t>
+      </w:r>
+      <m:oMath>
+        <m:f>
+          <m:fPr>
+            <m:ctrlPr/>
+          </m:fPr>
+          <m:num>
+            <m:r>
+              <m:t xml:space="preserve">7</m:t>
+            </m:r>
+            <m:r>
+              <m:t xml:space="preserve">-</m:t>
+            </m:r>
+            <m:r>
+              <m:t xml:space="preserve">i</m:t>
+            </m:r>
+          </m:num>
+          <m:den>
+            <m:r>
+              <m:t xml:space="preserve">2</m:t>
+            </m:r>
+            <m:r>
+              <m:t xml:space="preserve">-</m:t>
+            </m:r>
+            <m:r>
+              <m:t xml:space="preserve">i</m:t>
+            </m:r>
+          </m:den>
+        </m:f>
+      </m:oMath>
+      <w:r>
+        <w:rPr>
+          <w:b w:val="0"/>
+        </w:rPr>
+        <w:t xml:space="preserve"> d) </w:t>
+      </w:r>
+      <m:oMath>
+        <m:f>
+          <m:fPr>
+            <m:ctrlPr/>
+          </m:fPr>
+          <m:num>
+            <m:r>
+              <m:t xml:space="preserve">6</m:t>
+            </m:r>
+            <m:r>
+              <m:t xml:space="preserve">+</m:t>
+            </m:r>
+            <m:r>
+              <m:t xml:space="preserve">2</m:t>
+            </m:r>
+            <m:r>
+              <m:t xml:space="preserve">i</m:t>
+            </m:r>
+          </m:num>
+          <m:den>
+            <m:r>
+              <m:t xml:space="preserve">i</m:t>
+            </m:r>
+          </m:den>
+        </m:f>
+      </m:oMath>
     </w:p>
     <w:p>
       <w:pPr>
@@ -1338,8 +5559,114 @@
         <w:rPr>
           <w:b w:val="0"/>
         </w:rPr>
-        <w:t>9. Opera: a) (2 + 3i) + (4 − i) − (1 + 2i) b) 2(1 + i) − 3(2 − i)</w:t>
-      </w:r>
+        <w:t xml:space="preserve">9. Opera: a) </w:t>
+      </w:r>
+      <m:oMath>
+        <m:r>
+          <m:t xml:space="preserve">(</m:t>
+        </m:r>
+        <m:r>
+          <m:t xml:space="preserve">2</m:t>
+        </m:r>
+        <m:r>
+          <m:t xml:space="preserve">+</m:t>
+        </m:r>
+        <m:r>
+          <m:t xml:space="preserve">3</m:t>
+        </m:r>
+        <m:r>
+          <m:t xml:space="preserve">i</m:t>
+        </m:r>
+        <m:r>
+          <m:t xml:space="preserve">)</m:t>
+        </m:r>
+        <m:r>
+          <m:t xml:space="preserve">+</m:t>
+        </m:r>
+        <m:r>
+          <m:t xml:space="preserve">(</m:t>
+        </m:r>
+        <m:r>
+          <m:t xml:space="preserve">4</m:t>
+        </m:r>
+        <m:r>
+          <m:t xml:space="preserve">-</m:t>
+        </m:r>
+        <m:r>
+          <m:t xml:space="preserve">i</m:t>
+        </m:r>
+        <m:r>
+          <m:t xml:space="preserve">)</m:t>
+        </m:r>
+        <m:r>
+          <m:t xml:space="preserve">-</m:t>
+        </m:r>
+        <m:r>
+          <m:t xml:space="preserve">(</m:t>
+        </m:r>
+        <m:r>
+          <m:t xml:space="preserve">1</m:t>
+        </m:r>
+        <m:r>
+          <m:t xml:space="preserve">+</m:t>
+        </m:r>
+        <m:r>
+          <m:t xml:space="preserve">2</m:t>
+        </m:r>
+        <m:r>
+          <m:t xml:space="preserve">i</m:t>
+        </m:r>
+        <m:r>
+          <m:t xml:space="preserve">)</m:t>
+        </m:r>
+      </m:oMath>
+      <w:r>
+        <w:rPr>
+          <w:b w:val="0"/>
+        </w:rPr>
+        <w:t xml:space="preserve"> b) </w:t>
+      </w:r>
+      <m:oMath>
+        <m:r>
+          <m:t xml:space="preserve">2</m:t>
+        </m:r>
+        <m:r>
+          <m:t xml:space="preserve">(</m:t>
+        </m:r>
+        <m:r>
+          <m:t xml:space="preserve">1</m:t>
+        </m:r>
+        <m:r>
+          <m:t xml:space="preserve">+</m:t>
+        </m:r>
+        <m:r>
+          <m:t xml:space="preserve">i</m:t>
+        </m:r>
+        <m:r>
+          <m:t xml:space="preserve">)</m:t>
+        </m:r>
+        <m:r>
+          <m:t xml:space="preserve">-</m:t>
+        </m:r>
+        <m:r>
+          <m:t xml:space="preserve">3</m:t>
+        </m:r>
+        <m:r>
+          <m:t xml:space="preserve">(</m:t>
+        </m:r>
+        <m:r>
+          <m:t xml:space="preserve">2</m:t>
+        </m:r>
+        <m:r>
+          <m:t xml:space="preserve">-</m:t>
+        </m:r>
+        <m:r>
+          <m:t xml:space="preserve">i</m:t>
+        </m:r>
+        <m:r>
+          <m:t xml:space="preserve">)</m:t>
+        </m:r>
+      </m:oMath>
     </w:p>
     <w:p>
       <w:pPr>
@@ -1349,7 +5676,45 @@
         <w:rPr>
           <w:b w:val="0"/>
         </w:rPr>
-        <w:t>10. Calcula (3 + i)(2 − i) y después escribe el conjugado del resultado.</w:t>
+        <w:t xml:space="preserve">10. Calcula </w:t>
+      </w:r>
+      <m:oMath>
+        <m:r>
+          <m:t xml:space="preserve">(</m:t>
+        </m:r>
+        <m:r>
+          <m:t xml:space="preserve">3</m:t>
+        </m:r>
+        <m:r>
+          <m:t xml:space="preserve">+</m:t>
+        </m:r>
+        <m:r>
+          <m:t xml:space="preserve">i</m:t>
+        </m:r>
+        <m:r>
+          <m:t xml:space="preserve">)</m:t>
+        </m:r>
+        <m:r>
+          <m:t xml:space="preserve">(</m:t>
+        </m:r>
+        <m:r>
+          <m:t xml:space="preserve">2</m:t>
+        </m:r>
+        <m:r>
+          <m:t xml:space="preserve">-</m:t>
+        </m:r>
+        <m:r>
+          <m:t xml:space="preserve">i</m:t>
+        </m:r>
+        <m:r>
+          <m:t xml:space="preserve">)</m:t>
+        </m:r>
+      </m:oMath>
+      <w:r>
+        <w:rPr>
+          <w:b w:val="0"/>
+        </w:rPr>
+        <w:t xml:space="preserve"> y después escribe el conjugado del resultado.</w:t>
       </w:r>
     </w:p>
     <w:p>
@@ -1368,7 +5733,77 @@
         <w:rPr>
           <w:b w:val="0"/>
         </w:rPr>
-        <w:t>11. Dos componentes conectados en serie tienen impedancias Z₁ = 4 + 3i ohmios y Z₂ = 2 − 5i ohmios. En serie, las impedancias se suman. ¿Cuál es la impedancia total?</w:t>
+        <w:t xml:space="preserve">11. Dos componentes conectados en serie tienen impedancias </w:t>
+      </w:r>
+      <m:oMath>
+        <m:sSub>
+          <m:e>
+            <m:r>
+              <m:t xml:space="preserve">Z</m:t>
+            </m:r>
+          </m:e>
+          <m:sub>
+            <m:r>
+              <m:t xml:space="preserve">1</m:t>
+            </m:r>
+          </m:sub>
+        </m:sSub>
+        <m:r>
+          <m:t xml:space="preserve">=</m:t>
+        </m:r>
+        <m:r>
+          <m:t xml:space="preserve">4</m:t>
+        </m:r>
+        <m:r>
+          <m:t xml:space="preserve">+</m:t>
+        </m:r>
+        <m:r>
+          <m:t xml:space="preserve">3</m:t>
+        </m:r>
+        <m:r>
+          <m:t xml:space="preserve">i</m:t>
+        </m:r>
+      </m:oMath>
+      <w:r>
+        <w:rPr>
+          <w:b w:val="0"/>
+        </w:rPr>
+        <w:t xml:space="preserve"> ohmios y </w:t>
+      </w:r>
+      <m:oMath>
+        <m:sSub>
+          <m:e>
+            <m:r>
+              <m:t xml:space="preserve">Z</m:t>
+            </m:r>
+          </m:e>
+          <m:sub>
+            <m:r>
+              <m:t xml:space="preserve">2</m:t>
+            </m:r>
+          </m:sub>
+        </m:sSub>
+        <m:r>
+          <m:t xml:space="preserve">=</m:t>
+        </m:r>
+        <m:r>
+          <m:t xml:space="preserve">2</m:t>
+        </m:r>
+        <m:r>
+          <m:t xml:space="preserve">-</m:t>
+        </m:r>
+        <m:r>
+          <m:t xml:space="preserve">5</m:t>
+        </m:r>
+        <m:r>
+          <m:t xml:space="preserve">i</m:t>
+        </m:r>
+      </m:oMath>
+      <w:r>
+        <w:rPr>
+          <w:b w:val="0"/>
+        </w:rPr>
+        <w:t xml:space="preserve"> ohmios. En serie, las impedancias se suman. ¿Cuál es la impedancia total?</w:t>
       </w:r>
     </w:p>
     <w:p>
@@ -1379,7 +5814,99 @@
         <w:rPr>
           <w:b w:val="0"/>
         </w:rPr>
-        <w:t>12. En un circuito, V = Z × I. Si Z = 3 + 4i ohmios e I = 2 − i amperios, ¿cuál es el voltaje V?</w:t>
+        <w:t xml:space="preserve">12. En un circuito, </w:t>
+      </w:r>
+      <m:oMath>
+        <m:r>
+          <m:t xml:space="preserve">V</m:t>
+        </m:r>
+        <m:r>
+          <m:t xml:space="preserve">=</m:t>
+        </m:r>
+        <m:r>
+          <m:t xml:space="preserve">Z</m:t>
+        </m:r>
+        <m:r>
+          <m:rPr>
+            <m:nor/>
+          </m:rPr>
+          <m:t xml:space="preserve">×</m:t>
+        </m:r>
+        <m:r>
+          <m:rPr>
+            <m:nor/>
+          </m:rPr>
+          <m:t xml:space="preserve"> </m:t>
+        </m:r>
+        <m:r>
+          <m:t xml:space="preserve">I</m:t>
+        </m:r>
+      </m:oMath>
+      <w:r>
+        <w:rPr>
+          <w:b w:val="0"/>
+        </w:rPr>
+        <w:t xml:space="preserve">. Si </w:t>
+      </w:r>
+      <m:oMath>
+        <m:r>
+          <m:t xml:space="preserve">Z</m:t>
+        </m:r>
+        <m:r>
+          <m:t xml:space="preserve">=</m:t>
+        </m:r>
+        <m:r>
+          <m:t xml:space="preserve">3</m:t>
+        </m:r>
+        <m:r>
+          <m:t xml:space="preserve">+</m:t>
+        </m:r>
+        <m:r>
+          <m:t xml:space="preserve">4</m:t>
+        </m:r>
+        <m:r>
+          <m:t xml:space="preserve">i</m:t>
+        </m:r>
+      </m:oMath>
+      <w:r>
+        <w:rPr>
+          <w:b w:val="0"/>
+        </w:rPr>
+        <w:t xml:space="preserve"> ohmios e </w:t>
+      </w:r>
+      <m:oMath>
+        <m:r>
+          <m:t xml:space="preserve">I</m:t>
+        </m:r>
+        <m:r>
+          <m:t xml:space="preserve">=</m:t>
+        </m:r>
+        <m:r>
+          <m:t xml:space="preserve">2</m:t>
+        </m:r>
+        <m:r>
+          <m:t xml:space="preserve">-</m:t>
+        </m:r>
+        <m:r>
+          <m:t xml:space="preserve">i</m:t>
+        </m:r>
+      </m:oMath>
+      <w:r>
+        <w:rPr>
+          <w:b w:val="0"/>
+        </w:rPr>
+        <w:t xml:space="preserve"> amperios, ¿cuál es el voltaje </w:t>
+      </w:r>
+      <m:oMath>
+        <m:r>
+          <m:t xml:space="preserve">V</m:t>
+        </m:r>
+      </m:oMath>
+      <w:r>
+        <w:rPr>
+          <w:b w:val="0"/>
+        </w:rPr>
+        <w:t>?</w:t>
       </w:r>
     </w:p>
     <w:p>
@@ -1390,7 +5917,27 @@
         <w:rPr>
           <w:b w:val="0"/>
         </w:rPr>
-        <w:t xml:space="preserve">13. Un videojuego guarda la posición de un personaje como el complejo 2 + 3i, y cada desplazamiento se </w:t>
+        <w:t xml:space="preserve">13. Un videojuego guarda la posición de un personaje como el complejo </w:t>
+      </w:r>
+      <m:oMath>
+        <m:r>
+          <m:t xml:space="preserve">2</m:t>
+        </m:r>
+        <m:r>
+          <m:t xml:space="preserve">+</m:t>
+        </m:r>
+        <m:r>
+          <m:t xml:space="preserve">3</m:t>
+        </m:r>
+        <m:r>
+          <m:t xml:space="preserve">i</m:t>
+        </m:r>
+      </m:oMath>
+      <w:r>
+        <w:rPr>
+          <w:b w:val="0"/>
+        </w:rPr>
+        <w:t xml:space="preserve">, y cada desplazamiento se </w:t>
       </w:r>
       <w:r>
         <w:rPr>
@@ -1402,7 +5949,27 @@
         <w:rPr>
           <w:b w:val="0"/>
         </w:rPr>
-        <w:t xml:space="preserve"> a la posición. a) El personaje se desplaza 4 − 5i. ¿En qué posición queda? b) ¿En qué parte del plano está ahora? c) ¿Qué desplazamiento tendría que hacer para llegar exactamente al origen?</w:t>
+        <w:t xml:space="preserve"> a la posición. a) El personaje se desplaza </w:t>
+      </w:r>
+      <m:oMath>
+        <m:r>
+          <m:t xml:space="preserve">4</m:t>
+        </m:r>
+        <m:r>
+          <m:t xml:space="preserve">-</m:t>
+        </m:r>
+        <m:r>
+          <m:t xml:space="preserve">5</m:t>
+        </m:r>
+        <m:r>
+          <m:t xml:space="preserve">i</m:t>
+        </m:r>
+      </m:oMath>
+      <w:r>
+        <w:rPr>
+          <w:b w:val="0"/>
+        </w:rPr>
+        <w:t>. ¿En qué posición queda? b) ¿En qué parte del plano está ahora? c) ¿Qué desplazamiento tendría que hacer para llegar exactamente al origen?</w:t>
       </w:r>
     </w:p>
     <w:p>
@@ -1421,7 +5988,68 @@
         <w:rPr>
           <w:b w:val="0"/>
         </w:rPr>
-        <w:t>14. Comprueba que 3 + 2i es solución de la ecuación x² − 6x + 13 = 0, reemplazándolo y operando paso a paso.</w:t>
+        <w:t xml:space="preserve">14. Comprueba que </w:t>
+      </w:r>
+      <m:oMath>
+        <m:r>
+          <m:t xml:space="preserve">3</m:t>
+        </m:r>
+        <m:r>
+          <m:t xml:space="preserve">+</m:t>
+        </m:r>
+        <m:r>
+          <m:t xml:space="preserve">2</m:t>
+        </m:r>
+        <m:r>
+          <m:t xml:space="preserve">i</m:t>
+        </m:r>
+      </m:oMath>
+      <w:r>
+        <w:rPr>
+          <w:b w:val="0"/>
+        </w:rPr>
+        <w:t xml:space="preserve"> es solución de la ecuación </w:t>
+      </w:r>
+      <m:oMath>
+        <m:sSup>
+          <m:e>
+            <m:r>
+              <m:t xml:space="preserve">x</m:t>
+            </m:r>
+          </m:e>
+          <m:sup>
+            <m:r>
+              <m:t xml:space="preserve">2</m:t>
+            </m:r>
+          </m:sup>
+        </m:sSup>
+        <m:r>
+          <m:t xml:space="preserve">-</m:t>
+        </m:r>
+        <m:r>
+          <m:t xml:space="preserve">6</m:t>
+        </m:r>
+        <m:r>
+          <m:t xml:space="preserve">x</m:t>
+        </m:r>
+        <m:r>
+          <m:t xml:space="preserve">+</m:t>
+        </m:r>
+        <m:r>
+          <m:t xml:space="preserve">13</m:t>
+        </m:r>
+        <m:r>
+          <m:t xml:space="preserve">=</m:t>
+        </m:r>
+        <m:r>
+          <m:t xml:space="preserve">0</m:t>
+        </m:r>
+      </m:oMath>
+      <w:r>
+        <w:rPr>
+          <w:b w:val="0"/>
+        </w:rPr>
+        <w:t>, reemplazándolo y operando paso a paso.</w:t>
       </w:r>
     </w:p>
     <w:p>
@@ -1432,7 +6060,71 @@
         <w:rPr>
           <w:b w:val="0"/>
         </w:rPr>
-        <w:t>15. Explica, sin hacer toda la multiplicación, por qué (a + bi)(a − bi) siempre da un número real. Comprueba tu explicación con 5 + 2i.</w:t>
+        <w:t xml:space="preserve">15. Explica, sin hacer toda la multiplicación, por qué </w:t>
+      </w:r>
+      <m:oMath>
+        <m:r>
+          <m:t xml:space="preserve">(</m:t>
+        </m:r>
+        <m:r>
+          <m:t xml:space="preserve">a</m:t>
+        </m:r>
+        <m:r>
+          <m:t xml:space="preserve">+</m:t>
+        </m:r>
+        <m:r>
+          <m:t xml:space="preserve">b</m:t>
+        </m:r>
+        <m:r>
+          <m:t xml:space="preserve">i</m:t>
+        </m:r>
+        <m:r>
+          <m:t xml:space="preserve">)</m:t>
+        </m:r>
+        <m:r>
+          <m:t xml:space="preserve">(</m:t>
+        </m:r>
+        <m:r>
+          <m:t xml:space="preserve">a</m:t>
+        </m:r>
+        <m:r>
+          <m:t xml:space="preserve">-</m:t>
+        </m:r>
+        <m:r>
+          <m:t xml:space="preserve">b</m:t>
+        </m:r>
+        <m:r>
+          <m:t xml:space="preserve">i</m:t>
+        </m:r>
+        <m:r>
+          <m:t xml:space="preserve">)</m:t>
+        </m:r>
+      </m:oMath>
+      <w:r>
+        <w:rPr>
+          <w:b w:val="0"/>
+        </w:rPr>
+        <w:t xml:space="preserve"> siempre da un número real. Comprueba tu explicación con </w:t>
+      </w:r>
+      <m:oMath>
+        <m:r>
+          <m:t xml:space="preserve">5</m:t>
+        </m:r>
+        <m:r>
+          <m:t xml:space="preserve">+</m:t>
+        </m:r>
+        <m:r>
+          <m:t xml:space="preserve">2</m:t>
+        </m:r>
+        <m:r>
+          <m:t xml:space="preserve">i</m:t>
+        </m:r>
+      </m:oMath>
+      <w:r>
+        <w:rPr>
+          <w:b w:val="0"/>
+        </w:rPr>
+        <w:t>.</w:t>
       </w:r>
     </w:p>
     <w:p>
@@ -1454,8 +6146,70 @@
         <w:rPr>
           <w:b w:val="0"/>
         </w:rPr>
-        <w:t>1. a) 8 + 6i b) 3 + 4i c) 0 d) 7 + i</w:t>
-      </w:r>
+        <w:t xml:space="preserve">1. a) </w:t>
+      </w:r>
+      <m:oMath>
+        <m:r>
+          <m:t xml:space="preserve">8</m:t>
+        </m:r>
+        <m:r>
+          <m:t xml:space="preserve">+</m:t>
+        </m:r>
+        <m:r>
+          <m:t xml:space="preserve">6</m:t>
+        </m:r>
+        <m:r>
+          <m:t xml:space="preserve">i</m:t>
+        </m:r>
+      </m:oMath>
+      <w:r>
+        <w:rPr>
+          <w:b w:val="0"/>
+        </w:rPr>
+        <w:t xml:space="preserve"> b) </w:t>
+      </w:r>
+      <m:oMath>
+        <m:r>
+          <m:t xml:space="preserve">3</m:t>
+        </m:r>
+        <m:r>
+          <m:t xml:space="preserve">+</m:t>
+        </m:r>
+        <m:r>
+          <m:t xml:space="preserve">4</m:t>
+        </m:r>
+        <m:r>
+          <m:t xml:space="preserve">i</m:t>
+        </m:r>
+      </m:oMath>
+      <w:r>
+        <w:rPr>
+          <w:b w:val="0"/>
+        </w:rPr>
+        <w:t xml:space="preserve"> c) </w:t>
+      </w:r>
+      <m:oMath>
+        <m:r>
+          <m:t xml:space="preserve">0</m:t>
+        </m:r>
+      </m:oMath>
+      <w:r>
+        <w:rPr>
+          <w:b w:val="0"/>
+        </w:rPr>
+        <w:t xml:space="preserve"> d) </w:t>
+      </w:r>
+      <m:oMath>
+        <m:r>
+          <m:t xml:space="preserve">7</m:t>
+        </m:r>
+        <m:r>
+          <m:t xml:space="preserve">+</m:t>
+        </m:r>
+        <m:r>
+          <m:t xml:space="preserve">i</m:t>
+        </m:r>
+      </m:oMath>
     </w:p>
     <w:p>
       <w:pPr>
@@ -1465,8 +6219,79 @@
         <w:rPr>
           <w:b w:val="0"/>
         </w:rPr>
-        <w:t>2. a) 4 + 2i b) −3 − 3i c) 7i d) 6 + 6i</w:t>
-      </w:r>
+        <w:t xml:space="preserve">2. a) </w:t>
+      </w:r>
+      <m:oMath>
+        <m:r>
+          <m:t xml:space="preserve">4</m:t>
+        </m:r>
+        <m:r>
+          <m:t xml:space="preserve">+</m:t>
+        </m:r>
+        <m:r>
+          <m:t xml:space="preserve">2</m:t>
+        </m:r>
+        <m:r>
+          <m:t xml:space="preserve">i</m:t>
+        </m:r>
+      </m:oMath>
+      <w:r>
+        <w:rPr>
+          <w:b w:val="0"/>
+        </w:rPr>
+        <w:t xml:space="preserve"> b) </w:t>
+      </w:r>
+      <m:oMath>
+        <m:r>
+          <m:t xml:space="preserve">-</m:t>
+        </m:r>
+        <m:r>
+          <m:t xml:space="preserve">3</m:t>
+        </m:r>
+        <m:r>
+          <m:t xml:space="preserve">-</m:t>
+        </m:r>
+        <m:r>
+          <m:t xml:space="preserve">3</m:t>
+        </m:r>
+        <m:r>
+          <m:t xml:space="preserve">i</m:t>
+        </m:r>
+      </m:oMath>
+      <w:r>
+        <w:rPr>
+          <w:b w:val="0"/>
+        </w:rPr>
+        <w:t xml:space="preserve"> c) </w:t>
+      </w:r>
+      <m:oMath>
+        <m:r>
+          <m:t xml:space="preserve">7</m:t>
+        </m:r>
+        <m:r>
+          <m:t xml:space="preserve">i</m:t>
+        </m:r>
+      </m:oMath>
+      <w:r>
+        <w:rPr>
+          <w:b w:val="0"/>
+        </w:rPr>
+        <w:t xml:space="preserve"> d) </w:t>
+      </w:r>
+      <m:oMath>
+        <m:r>
+          <m:t xml:space="preserve">6</m:t>
+        </m:r>
+        <m:r>
+          <m:t xml:space="preserve">+</m:t>
+        </m:r>
+        <m:r>
+          <m:t xml:space="preserve">6</m:t>
+        </m:r>
+        <m:r>
+          <m:t xml:space="preserve">i</m:t>
+        </m:r>
+      </m:oMath>
     </w:p>
     <w:p>
       <w:pPr>
@@ -1476,8 +6301,115 @@
         <w:rPr>
           <w:b w:val="0"/>
         </w:rPr>
-        <w:t>3. a) 6 + 15i b) −8 + 2i c) 3 + 4i d) 3i + 2i² = −2 + 3i</w:t>
-      </w:r>
+        <w:t xml:space="preserve">3. a) </w:t>
+      </w:r>
+      <m:oMath>
+        <m:r>
+          <m:t xml:space="preserve">6</m:t>
+        </m:r>
+        <m:r>
+          <m:t xml:space="preserve">+</m:t>
+        </m:r>
+        <m:r>
+          <m:t xml:space="preserve">15</m:t>
+        </m:r>
+        <m:r>
+          <m:t xml:space="preserve">i</m:t>
+        </m:r>
+      </m:oMath>
+      <w:r>
+        <w:rPr>
+          <w:b w:val="0"/>
+        </w:rPr>
+        <w:t xml:space="preserve"> b) </w:t>
+      </w:r>
+      <m:oMath>
+        <m:r>
+          <m:t xml:space="preserve">-</m:t>
+        </m:r>
+        <m:r>
+          <m:t xml:space="preserve">8</m:t>
+        </m:r>
+        <m:r>
+          <m:t xml:space="preserve">+</m:t>
+        </m:r>
+        <m:r>
+          <m:t xml:space="preserve">2</m:t>
+        </m:r>
+        <m:r>
+          <m:t xml:space="preserve">i</m:t>
+        </m:r>
+      </m:oMath>
+      <w:r>
+        <w:rPr>
+          <w:b w:val="0"/>
+        </w:rPr>
+        <w:t xml:space="preserve"> c) </w:t>
+      </w:r>
+      <m:oMath>
+        <m:r>
+          <m:t xml:space="preserve">3</m:t>
+        </m:r>
+        <m:r>
+          <m:t xml:space="preserve">+</m:t>
+        </m:r>
+        <m:r>
+          <m:t xml:space="preserve">4</m:t>
+        </m:r>
+        <m:r>
+          <m:t xml:space="preserve">i</m:t>
+        </m:r>
+      </m:oMath>
+      <w:r>
+        <w:rPr>
+          <w:b w:val="0"/>
+        </w:rPr>
+        <w:t xml:space="preserve"> d) </w:t>
+      </w:r>
+      <m:oMath>
+        <m:r>
+          <m:t xml:space="preserve">3</m:t>
+        </m:r>
+        <m:r>
+          <m:t xml:space="preserve">i</m:t>
+        </m:r>
+        <m:r>
+          <m:t xml:space="preserve">+</m:t>
+        </m:r>
+        <m:r>
+          <m:t xml:space="preserve">2</m:t>
+        </m:r>
+        <m:sSup>
+          <m:e>
+            <m:r>
+              <m:t xml:space="preserve">i</m:t>
+            </m:r>
+          </m:e>
+          <m:sup>
+            <m:r>
+              <m:t xml:space="preserve">2</m:t>
+            </m:r>
+          </m:sup>
+        </m:sSup>
+        <m:r>
+          <m:t xml:space="preserve">=</m:t>
+        </m:r>
+        <m:r>
+          <m:t xml:space="preserve">-</m:t>
+        </m:r>
+        <m:r>
+          <m:t xml:space="preserve">2</m:t>
+        </m:r>
+        <m:r>
+          <m:t xml:space="preserve">+</m:t>
+        </m:r>
+        <m:r>
+          <m:t xml:space="preserve">3</m:t>
+        </m:r>
+        <m:r>
+          <m:t xml:space="preserve">i</m:t>
+        </m:r>
+      </m:oMath>
     </w:p>
     <w:p>
       <w:pPr>
@@ -1487,8 +6419,139 @@
         <w:rPr>
           <w:b w:val="0"/>
         </w:rPr>
-        <w:t>4. a) 1 − i² = 2 b) 4 + 9 = 13 c) 1 + 2i + i² = 2i d) i − i² = 1 + i</w:t>
-      </w:r>
+        <w:t xml:space="preserve">4. a) </w:t>
+      </w:r>
+      <m:oMath>
+        <m:r>
+          <m:t xml:space="preserve">1</m:t>
+        </m:r>
+        <m:r>
+          <m:t xml:space="preserve">-</m:t>
+        </m:r>
+        <m:sSup>
+          <m:e>
+            <m:r>
+              <m:t xml:space="preserve">i</m:t>
+            </m:r>
+          </m:e>
+          <m:sup>
+            <m:r>
+              <m:t xml:space="preserve">2</m:t>
+            </m:r>
+          </m:sup>
+        </m:sSup>
+        <m:r>
+          <m:t xml:space="preserve">=</m:t>
+        </m:r>
+        <m:r>
+          <m:t xml:space="preserve">2</m:t>
+        </m:r>
+      </m:oMath>
+      <w:r>
+        <w:rPr>
+          <w:b w:val="0"/>
+        </w:rPr>
+        <w:t xml:space="preserve"> b) </w:t>
+      </w:r>
+      <m:oMath>
+        <m:r>
+          <m:t xml:space="preserve">4</m:t>
+        </m:r>
+        <m:r>
+          <m:t xml:space="preserve">+</m:t>
+        </m:r>
+        <m:r>
+          <m:t xml:space="preserve">9</m:t>
+        </m:r>
+        <m:r>
+          <m:t xml:space="preserve">=</m:t>
+        </m:r>
+        <m:r>
+          <m:t xml:space="preserve">13</m:t>
+        </m:r>
+      </m:oMath>
+      <w:r>
+        <w:rPr>
+          <w:b w:val="0"/>
+        </w:rPr>
+        <w:t xml:space="preserve"> c) </w:t>
+      </w:r>
+      <m:oMath>
+        <m:r>
+          <m:t xml:space="preserve">1</m:t>
+        </m:r>
+        <m:r>
+          <m:t xml:space="preserve">+</m:t>
+        </m:r>
+        <m:r>
+          <m:t xml:space="preserve">2</m:t>
+        </m:r>
+        <m:r>
+          <m:t xml:space="preserve">i</m:t>
+        </m:r>
+        <m:r>
+          <m:t xml:space="preserve">+</m:t>
+        </m:r>
+        <m:sSup>
+          <m:e>
+            <m:r>
+              <m:t xml:space="preserve">i</m:t>
+            </m:r>
+          </m:e>
+          <m:sup>
+            <m:r>
+              <m:t xml:space="preserve">2</m:t>
+            </m:r>
+          </m:sup>
+        </m:sSup>
+        <m:r>
+          <m:t xml:space="preserve">=</m:t>
+        </m:r>
+        <m:r>
+          <m:t xml:space="preserve">2</m:t>
+        </m:r>
+        <m:r>
+          <m:t xml:space="preserve">i</m:t>
+        </m:r>
+      </m:oMath>
+      <w:r>
+        <w:rPr>
+          <w:b w:val="0"/>
+        </w:rPr>
+        <w:t xml:space="preserve"> d) </w:t>
+      </w:r>
+      <m:oMath>
+        <m:r>
+          <m:t xml:space="preserve">i</m:t>
+        </m:r>
+        <m:r>
+          <m:t xml:space="preserve">-</m:t>
+        </m:r>
+        <m:sSup>
+          <m:e>
+            <m:r>
+              <m:t xml:space="preserve">i</m:t>
+            </m:r>
+          </m:e>
+          <m:sup>
+            <m:r>
+              <m:t xml:space="preserve">2</m:t>
+            </m:r>
+          </m:sup>
+        </m:sSup>
+        <m:r>
+          <m:t xml:space="preserve">=</m:t>
+        </m:r>
+        <m:r>
+          <m:t xml:space="preserve">1</m:t>
+        </m:r>
+        <m:r>
+          <m:t xml:space="preserve">+</m:t>
+        </m:r>
+        <m:r>
+          <m:t xml:space="preserve">i</m:t>
+        </m:r>
+      </m:oMath>
     </w:p>
     <w:p>
       <w:pPr>
@@ -1498,7 +6561,169 @@
         <w:rPr>
           <w:b w:val="0"/>
         </w:rPr>
-        <w:t>5. a) V. b) F: (2i)(3i) = 6i² = −6. c) F: i(2 + i) = 2i + i² = −1 + 2i. d) V, da a² + b². e) V.</w:t>
+        <w:t xml:space="preserve">5. a) V. b) F: </w:t>
+      </w:r>
+      <m:oMath>
+        <m:r>
+          <m:t xml:space="preserve">(</m:t>
+        </m:r>
+        <m:r>
+          <m:t xml:space="preserve">2</m:t>
+        </m:r>
+        <m:r>
+          <m:t xml:space="preserve">i</m:t>
+        </m:r>
+        <m:r>
+          <m:t xml:space="preserve">)</m:t>
+        </m:r>
+        <m:r>
+          <m:t xml:space="preserve">(</m:t>
+        </m:r>
+        <m:r>
+          <m:t xml:space="preserve">3</m:t>
+        </m:r>
+        <m:r>
+          <m:t xml:space="preserve">i</m:t>
+        </m:r>
+        <m:r>
+          <m:t xml:space="preserve">)</m:t>
+        </m:r>
+        <m:r>
+          <m:t xml:space="preserve">=</m:t>
+        </m:r>
+        <m:r>
+          <m:t xml:space="preserve">6</m:t>
+        </m:r>
+        <m:sSup>
+          <m:e>
+            <m:r>
+              <m:t xml:space="preserve">i</m:t>
+            </m:r>
+          </m:e>
+          <m:sup>
+            <m:r>
+              <m:t xml:space="preserve">2</m:t>
+            </m:r>
+          </m:sup>
+        </m:sSup>
+        <m:r>
+          <m:t xml:space="preserve">=</m:t>
+        </m:r>
+        <m:r>
+          <m:t xml:space="preserve">-</m:t>
+        </m:r>
+        <m:r>
+          <m:t xml:space="preserve">6</m:t>
+        </m:r>
+      </m:oMath>
+      <w:r>
+        <w:rPr>
+          <w:b w:val="0"/>
+        </w:rPr>
+        <w:t xml:space="preserve">. c) F: </w:t>
+      </w:r>
+      <m:oMath>
+        <m:r>
+          <m:t xml:space="preserve">i</m:t>
+        </m:r>
+        <m:r>
+          <m:t xml:space="preserve">(</m:t>
+        </m:r>
+        <m:r>
+          <m:t xml:space="preserve">2</m:t>
+        </m:r>
+        <m:r>
+          <m:t xml:space="preserve">+</m:t>
+        </m:r>
+        <m:r>
+          <m:t xml:space="preserve">i</m:t>
+        </m:r>
+        <m:r>
+          <m:t xml:space="preserve">)</m:t>
+        </m:r>
+        <m:r>
+          <m:t xml:space="preserve">=</m:t>
+        </m:r>
+        <m:r>
+          <m:t xml:space="preserve">2</m:t>
+        </m:r>
+        <m:r>
+          <m:t xml:space="preserve">i</m:t>
+        </m:r>
+        <m:r>
+          <m:t xml:space="preserve">+</m:t>
+        </m:r>
+        <m:sSup>
+          <m:e>
+            <m:r>
+              <m:t xml:space="preserve">i</m:t>
+            </m:r>
+          </m:e>
+          <m:sup>
+            <m:r>
+              <m:t xml:space="preserve">2</m:t>
+            </m:r>
+          </m:sup>
+        </m:sSup>
+        <m:r>
+          <m:t xml:space="preserve">=</m:t>
+        </m:r>
+        <m:r>
+          <m:t xml:space="preserve">-</m:t>
+        </m:r>
+        <m:r>
+          <m:t xml:space="preserve">1</m:t>
+        </m:r>
+        <m:r>
+          <m:t xml:space="preserve">+</m:t>
+        </m:r>
+        <m:r>
+          <m:t xml:space="preserve">2</m:t>
+        </m:r>
+        <m:r>
+          <m:t xml:space="preserve">i</m:t>
+        </m:r>
+      </m:oMath>
+      <w:r>
+        <w:rPr>
+          <w:b w:val="0"/>
+        </w:rPr>
+        <w:t xml:space="preserve">. d) V, da </w:t>
+      </w:r>
+      <m:oMath>
+        <m:sSup>
+          <m:e>
+            <m:r>
+              <m:t xml:space="preserve">a</m:t>
+            </m:r>
+          </m:e>
+          <m:sup>
+            <m:r>
+              <m:t xml:space="preserve">2</m:t>
+            </m:r>
+          </m:sup>
+        </m:sSup>
+        <m:r>
+          <m:t xml:space="preserve">+</m:t>
+        </m:r>
+        <m:sSup>
+          <m:e>
+            <m:r>
+              <m:t xml:space="preserve">b</m:t>
+            </m:r>
+          </m:e>
+          <m:sup>
+            <m:r>
+              <m:t xml:space="preserve">2</m:t>
+            </m:r>
+          </m:sup>
+        </m:sSup>
+      </m:oMath>
+      <w:r>
+        <w:rPr>
+          <w:b w:val="0"/>
+        </w:rPr>
+        <w:t>. e) V.</w:t>
       </w:r>
     </w:p>
     <w:p>
@@ -1509,8 +6734,79 @@
         <w:rPr>
           <w:b w:val="0"/>
         </w:rPr>
-        <w:t>6. a) −5 + 14i b) 13 + 13i c) −4 + 7i d) 25</w:t>
-      </w:r>
+        <w:t xml:space="preserve">6. a) </w:t>
+      </w:r>
+      <m:oMath>
+        <m:r>
+          <m:t xml:space="preserve">-</m:t>
+        </m:r>
+        <m:r>
+          <m:t xml:space="preserve">5</m:t>
+        </m:r>
+        <m:r>
+          <m:t xml:space="preserve">+</m:t>
+        </m:r>
+        <m:r>
+          <m:t xml:space="preserve">14</m:t>
+        </m:r>
+        <m:r>
+          <m:t xml:space="preserve">i</m:t>
+        </m:r>
+      </m:oMath>
+      <w:r>
+        <w:rPr>
+          <w:b w:val="0"/>
+        </w:rPr>
+        <w:t xml:space="preserve"> b) </w:t>
+      </w:r>
+      <m:oMath>
+        <m:r>
+          <m:t xml:space="preserve">13</m:t>
+        </m:r>
+        <m:r>
+          <m:t xml:space="preserve">+</m:t>
+        </m:r>
+        <m:r>
+          <m:t xml:space="preserve">13</m:t>
+        </m:r>
+        <m:r>
+          <m:t xml:space="preserve">i</m:t>
+        </m:r>
+      </m:oMath>
+      <w:r>
+        <w:rPr>
+          <w:b w:val="0"/>
+        </w:rPr>
+        <w:t xml:space="preserve"> c) </w:t>
+      </w:r>
+      <m:oMath>
+        <m:r>
+          <m:t xml:space="preserve">-</m:t>
+        </m:r>
+        <m:r>
+          <m:t xml:space="preserve">4</m:t>
+        </m:r>
+        <m:r>
+          <m:t xml:space="preserve">+</m:t>
+        </m:r>
+        <m:r>
+          <m:t xml:space="preserve">7</m:t>
+        </m:r>
+        <m:r>
+          <m:t xml:space="preserve">i</m:t>
+        </m:r>
+      </m:oMath>
+      <w:r>
+        <w:rPr>
+          <w:b w:val="0"/>
+        </w:rPr>
+        <w:t xml:space="preserve"> d) </w:t>
+      </w:r>
+      <m:oMath>
+        <m:r>
+          <m:t xml:space="preserve">25</m:t>
+        </m:r>
+      </m:oMath>
     </w:p>
     <w:p>
       <w:pPr>
@@ -1520,8 +6816,134 @@
         <w:rPr>
           <w:b w:val="0"/>
         </w:rPr>
-        <w:t>7. a) 3 + 4i b) −8 − 6i c) −1 − i (porque i³ = −i e i² = −1) d) 10</w:t>
-      </w:r>
+        <w:t xml:space="preserve">7. a) </w:t>
+      </w:r>
+      <m:oMath>
+        <m:r>
+          <m:t xml:space="preserve">3</m:t>
+        </m:r>
+        <m:r>
+          <m:t xml:space="preserve">+</m:t>
+        </m:r>
+        <m:r>
+          <m:t xml:space="preserve">4</m:t>
+        </m:r>
+        <m:r>
+          <m:t xml:space="preserve">i</m:t>
+        </m:r>
+      </m:oMath>
+      <w:r>
+        <w:rPr>
+          <w:b w:val="0"/>
+        </w:rPr>
+        <w:t xml:space="preserve"> b) </w:t>
+      </w:r>
+      <m:oMath>
+        <m:r>
+          <m:t xml:space="preserve">-</m:t>
+        </m:r>
+        <m:r>
+          <m:t xml:space="preserve">8</m:t>
+        </m:r>
+        <m:r>
+          <m:t xml:space="preserve">-</m:t>
+        </m:r>
+        <m:r>
+          <m:t xml:space="preserve">6</m:t>
+        </m:r>
+        <m:r>
+          <m:t xml:space="preserve">i</m:t>
+        </m:r>
+      </m:oMath>
+      <w:r>
+        <w:rPr>
+          <w:b w:val="0"/>
+        </w:rPr>
+        <w:t xml:space="preserve"> c) </w:t>
+      </w:r>
+      <m:oMath>
+        <m:r>
+          <m:t xml:space="preserve">-</m:t>
+        </m:r>
+        <m:r>
+          <m:t xml:space="preserve">1</m:t>
+        </m:r>
+        <m:r>
+          <m:t xml:space="preserve">-</m:t>
+        </m:r>
+        <m:r>
+          <m:t xml:space="preserve">i</m:t>
+        </m:r>
+      </m:oMath>
+      <w:r>
+        <w:rPr>
+          <w:b w:val="0"/>
+        </w:rPr>
+        <w:t xml:space="preserve">, porque </w:t>
+      </w:r>
+      <m:oMath>
+        <m:sSup>
+          <m:e>
+            <m:r>
+              <m:t xml:space="preserve">i</m:t>
+            </m:r>
+          </m:e>
+          <m:sup>
+            <m:r>
+              <m:t xml:space="preserve">3</m:t>
+            </m:r>
+          </m:sup>
+        </m:sSup>
+        <m:r>
+          <m:t xml:space="preserve">=</m:t>
+        </m:r>
+        <m:r>
+          <m:t xml:space="preserve">-</m:t>
+        </m:r>
+        <m:r>
+          <m:t xml:space="preserve">i</m:t>
+        </m:r>
+      </m:oMath>
+      <w:r>
+        <w:rPr>
+          <w:b w:val="0"/>
+        </w:rPr>
+        <w:t xml:space="preserve"> e </w:t>
+      </w:r>
+      <m:oMath>
+        <m:sSup>
+          <m:e>
+            <m:r>
+              <m:t xml:space="preserve">i</m:t>
+            </m:r>
+          </m:e>
+          <m:sup>
+            <m:r>
+              <m:t xml:space="preserve">2</m:t>
+            </m:r>
+          </m:sup>
+        </m:sSup>
+        <m:r>
+          <m:t xml:space="preserve">=</m:t>
+        </m:r>
+        <m:r>
+          <m:t xml:space="preserve">-</m:t>
+        </m:r>
+        <m:r>
+          <m:t xml:space="preserve">1</m:t>
+        </m:r>
+      </m:oMath>
+      <w:r>
+        <w:rPr>
+          <w:b w:val="0"/>
+        </w:rPr>
+        <w:t xml:space="preserve"> d) </w:t>
+      </w:r>
+      <m:oMath>
+        <m:r>
+          <m:t xml:space="preserve">10</m:t>
+        </m:r>
+      </m:oMath>
     </w:p>
     <w:p>
       <w:pPr>
@@ -1531,7 +6953,130 @@
         <w:rPr>
           <w:b w:val="0"/>
         </w:rPr>
-        <w:t>8. a) 2 + 3i b) 1 + 3i c) 3 + i d) 2 − 6i. En d) conviene multiplicar arriba y abajo por −i, o razonar que 1/i = −i.</w:t>
+        <w:t xml:space="preserve">8. a) </w:t>
+      </w:r>
+      <m:oMath>
+        <m:r>
+          <m:t xml:space="preserve">2</m:t>
+        </m:r>
+        <m:r>
+          <m:t xml:space="preserve">+</m:t>
+        </m:r>
+        <m:r>
+          <m:t xml:space="preserve">3</m:t>
+        </m:r>
+        <m:r>
+          <m:t xml:space="preserve">i</m:t>
+        </m:r>
+      </m:oMath>
+      <w:r>
+        <w:rPr>
+          <w:b w:val="0"/>
+        </w:rPr>
+        <w:t xml:space="preserve"> b) </w:t>
+      </w:r>
+      <m:oMath>
+        <m:r>
+          <m:t xml:space="preserve">1</m:t>
+        </m:r>
+        <m:r>
+          <m:t xml:space="preserve">+</m:t>
+        </m:r>
+        <m:r>
+          <m:t xml:space="preserve">3</m:t>
+        </m:r>
+        <m:r>
+          <m:t xml:space="preserve">i</m:t>
+        </m:r>
+      </m:oMath>
+      <w:r>
+        <w:rPr>
+          <w:b w:val="0"/>
+        </w:rPr>
+        <w:t xml:space="preserve"> c) </w:t>
+      </w:r>
+      <m:oMath>
+        <m:r>
+          <m:t xml:space="preserve">3</m:t>
+        </m:r>
+        <m:r>
+          <m:t xml:space="preserve">+</m:t>
+        </m:r>
+        <m:r>
+          <m:t xml:space="preserve">i</m:t>
+        </m:r>
+      </m:oMath>
+      <w:r>
+        <w:rPr>
+          <w:b w:val="0"/>
+        </w:rPr>
+        <w:t xml:space="preserve"> d) </w:t>
+      </w:r>
+      <m:oMath>
+        <m:r>
+          <m:t xml:space="preserve">2</m:t>
+        </m:r>
+        <m:r>
+          <m:t xml:space="preserve">-</m:t>
+        </m:r>
+        <m:r>
+          <m:t xml:space="preserve">6</m:t>
+        </m:r>
+        <m:r>
+          <m:t xml:space="preserve">i</m:t>
+        </m:r>
+      </m:oMath>
+      <w:r>
+        <w:rPr>
+          <w:b w:val="0"/>
+        </w:rPr>
+        <w:t xml:space="preserve">. En d) conviene multiplicar arriba y abajo por </w:t>
+      </w:r>
+      <m:oMath>
+        <m:r>
+          <m:t xml:space="preserve">-</m:t>
+        </m:r>
+        <m:r>
+          <m:t xml:space="preserve">i</m:t>
+        </m:r>
+      </m:oMath>
+      <w:r>
+        <w:rPr>
+          <w:b w:val="0"/>
+        </w:rPr>
+        <w:t xml:space="preserve">, o razonar que </w:t>
+      </w:r>
+      <m:oMath>
+        <m:f>
+          <m:fPr>
+            <m:ctrlPr/>
+          </m:fPr>
+          <m:num>
+            <m:r>
+              <m:t xml:space="preserve">1</m:t>
+            </m:r>
+          </m:num>
+          <m:den>
+            <m:r>
+              <m:t xml:space="preserve">i</m:t>
+            </m:r>
+          </m:den>
+        </m:f>
+        <m:r>
+          <m:t xml:space="preserve">=</m:t>
+        </m:r>
+        <m:r>
+          <m:t xml:space="preserve">-</m:t>
+        </m:r>
+        <m:r>
+          <m:t xml:space="preserve">i</m:t>
+        </m:r>
+      </m:oMath>
+      <w:r>
+        <w:rPr>
+          <w:b w:val="0"/>
+        </w:rPr>
+        <w:t>.</w:t>
       </w:r>
     </w:p>
     <w:p>
@@ -1542,8 +7087,65 @@
         <w:rPr>
           <w:b w:val="0"/>
         </w:rPr>
-        <w:t>9. a) 5 (la parte imaginaria se cancela: 3 − 1 − 2 = 0) b) −4 + 5i</w:t>
-      </w:r>
+        <w:t xml:space="preserve">9. a) </w:t>
+      </w:r>
+      <m:oMath>
+        <m:r>
+          <m:t xml:space="preserve">5</m:t>
+        </m:r>
+      </m:oMath>
+      <w:r>
+        <w:rPr>
+          <w:b w:val="0"/>
+        </w:rPr>
+        <w:t xml:space="preserve"> (la parte imaginaria se cancela: </w:t>
+      </w:r>
+      <m:oMath>
+        <m:r>
+          <m:t xml:space="preserve">3</m:t>
+        </m:r>
+        <m:r>
+          <m:t xml:space="preserve">-</m:t>
+        </m:r>
+        <m:r>
+          <m:t xml:space="preserve">1</m:t>
+        </m:r>
+        <m:r>
+          <m:t xml:space="preserve">-</m:t>
+        </m:r>
+        <m:r>
+          <m:t xml:space="preserve">2</m:t>
+        </m:r>
+        <m:r>
+          <m:t xml:space="preserve">=</m:t>
+        </m:r>
+        <m:r>
+          <m:t xml:space="preserve">0</m:t>
+        </m:r>
+      </m:oMath>
+      <w:r>
+        <w:rPr>
+          <w:b w:val="0"/>
+        </w:rPr>
+        <w:t xml:space="preserve">) b) </w:t>
+      </w:r>
+      <m:oMath>
+        <m:r>
+          <m:t xml:space="preserve">-</m:t>
+        </m:r>
+        <m:r>
+          <m:t xml:space="preserve">4</m:t>
+        </m:r>
+        <m:r>
+          <m:t xml:space="preserve">+</m:t>
+        </m:r>
+        <m:r>
+          <m:t xml:space="preserve">5</m:t>
+        </m:r>
+        <m:r>
+          <m:t xml:space="preserve">i</m:t>
+        </m:r>
+      </m:oMath>
     </w:p>
     <w:p>
       <w:pPr>
@@ -1553,14 +7155,69 @@
         <w:rPr>
           <w:b w:val="0"/>
         </w:rPr>
-        <w:t xml:space="preserve">10. (3 + i)(2 − i) = 7 − i; su conjugado es </w:t>
-      </w:r>
-      <w:r>
-        <w:rPr>
-          <w:b/>
-        </w:rPr>
-        <w:t>7 + i</w:t>
-      </w:r>
+        <w:t xml:space="preserve">10. </w:t>
+      </w:r>
+      <m:oMath>
+        <m:r>
+          <m:t xml:space="preserve">(</m:t>
+        </m:r>
+        <m:r>
+          <m:t xml:space="preserve">3</m:t>
+        </m:r>
+        <m:r>
+          <m:t xml:space="preserve">+</m:t>
+        </m:r>
+        <m:r>
+          <m:t xml:space="preserve">i</m:t>
+        </m:r>
+        <m:r>
+          <m:t xml:space="preserve">)</m:t>
+        </m:r>
+        <m:r>
+          <m:t xml:space="preserve">(</m:t>
+        </m:r>
+        <m:r>
+          <m:t xml:space="preserve">2</m:t>
+        </m:r>
+        <m:r>
+          <m:t xml:space="preserve">-</m:t>
+        </m:r>
+        <m:r>
+          <m:t xml:space="preserve">i</m:t>
+        </m:r>
+        <m:r>
+          <m:t xml:space="preserve">)</m:t>
+        </m:r>
+        <m:r>
+          <m:t xml:space="preserve">=</m:t>
+        </m:r>
+        <m:r>
+          <m:t xml:space="preserve">7</m:t>
+        </m:r>
+        <m:r>
+          <m:t xml:space="preserve">-</m:t>
+        </m:r>
+        <m:r>
+          <m:t xml:space="preserve">i</m:t>
+        </m:r>
+      </m:oMath>
+      <w:r>
+        <w:rPr>
+          <w:b w:val="0"/>
+        </w:rPr>
+        <w:t xml:space="preserve">; su conjugado es </w:t>
+      </w:r>
+      <m:oMath>
+        <m:r>
+          <m:t xml:space="preserve">7</m:t>
+        </m:r>
+        <m:r>
+          <m:t xml:space="preserve">+</m:t>
+        </m:r>
+        <m:r>
+          <m:t xml:space="preserve">i</m:t>
+        </m:r>
+      </m:oMath>
       <w:r>
         <w:rPr>
           <w:b w:val="0"/>
@@ -1576,13 +7233,102 @@
         <w:rPr>
           <w:b w:val="0"/>
         </w:rPr>
-        <w:t xml:space="preserve">11. Z₁ + Z₂ = (4 + 2) + (3 − 5)i = </w:t>
+        <w:t xml:space="preserve">11. </w:t>
+      </w:r>
+      <m:oMath>
+        <m:sSub>
+          <m:e>
+            <m:r>
+              <m:t xml:space="preserve">Z</m:t>
+            </m:r>
+          </m:e>
+          <m:sub>
+            <m:r>
+              <m:t xml:space="preserve">1</m:t>
+            </m:r>
+          </m:sub>
+        </m:sSub>
+        <m:r>
+          <m:t xml:space="preserve">+</m:t>
+        </m:r>
+        <m:sSub>
+          <m:e>
+            <m:r>
+              <m:t xml:space="preserve">Z</m:t>
+            </m:r>
+          </m:e>
+          <m:sub>
+            <m:r>
+              <m:t xml:space="preserve">2</m:t>
+            </m:r>
+          </m:sub>
+        </m:sSub>
+        <m:r>
+          <m:t xml:space="preserve">=</m:t>
+        </m:r>
+        <m:r>
+          <m:t xml:space="preserve">(</m:t>
+        </m:r>
+        <m:r>
+          <m:t xml:space="preserve">4</m:t>
+        </m:r>
+        <m:r>
+          <m:t xml:space="preserve">+</m:t>
+        </m:r>
+        <m:r>
+          <m:t xml:space="preserve">2</m:t>
+        </m:r>
+        <m:r>
+          <m:t xml:space="preserve">)</m:t>
+        </m:r>
+        <m:r>
+          <m:t xml:space="preserve">+</m:t>
+        </m:r>
+        <m:r>
+          <m:t xml:space="preserve">(</m:t>
+        </m:r>
+        <m:r>
+          <m:t xml:space="preserve">3</m:t>
+        </m:r>
+        <m:r>
+          <m:t xml:space="preserve">-</m:t>
+        </m:r>
+        <m:r>
+          <m:t xml:space="preserve">5</m:t>
+        </m:r>
+        <m:r>
+          <m:t xml:space="preserve">)</m:t>
+        </m:r>
+        <m:r>
+          <m:t xml:space="preserve">i</m:t>
+        </m:r>
+        <m:r>
+          <m:t xml:space="preserve">=</m:t>
+        </m:r>
+        <m:r>
+          <m:t xml:space="preserve">6</m:t>
+        </m:r>
+        <m:r>
+          <m:t xml:space="preserve">-</m:t>
+        </m:r>
+        <m:r>
+          <m:t xml:space="preserve">2</m:t>
+        </m:r>
+        <m:r>
+          <m:t xml:space="preserve">i</m:t>
+        </m:r>
+      </m:oMath>
+      <w:r>
+        <w:rPr>
+          <w:b w:val="0"/>
+        </w:rPr>
+        <w:t xml:space="preserve"> </w:t>
       </w:r>
       <w:r>
         <w:rPr>
           <w:b/>
         </w:rPr>
-        <w:t>6 − 2i ohmios</w:t>
+        <w:t>ohmios</w:t>
       </w:r>
       <w:r>
         <w:rPr>
@@ -1599,13 +7345,138 @@
         <w:rPr>
           <w:b w:val="0"/>
         </w:rPr>
-        <w:t xml:space="preserve">12. V = (3 + 4i)(2 − i) = 6 − 3i + 8i − 4i² = 6 + 5i + 4 = </w:t>
+        <w:t xml:space="preserve">12. </w:t>
+      </w:r>
+      <m:oMath>
+        <m:r>
+          <m:t xml:space="preserve">V</m:t>
+        </m:r>
+        <m:r>
+          <m:t xml:space="preserve">=</m:t>
+        </m:r>
+        <m:r>
+          <m:t xml:space="preserve">(</m:t>
+        </m:r>
+        <m:r>
+          <m:t xml:space="preserve">3</m:t>
+        </m:r>
+        <m:r>
+          <m:t xml:space="preserve">+</m:t>
+        </m:r>
+        <m:r>
+          <m:t xml:space="preserve">4</m:t>
+        </m:r>
+        <m:r>
+          <m:t xml:space="preserve">i</m:t>
+        </m:r>
+        <m:r>
+          <m:t xml:space="preserve">)</m:t>
+        </m:r>
+        <m:r>
+          <m:t xml:space="preserve">(</m:t>
+        </m:r>
+        <m:r>
+          <m:t xml:space="preserve">2</m:t>
+        </m:r>
+        <m:r>
+          <m:t xml:space="preserve">-</m:t>
+        </m:r>
+        <m:r>
+          <m:t xml:space="preserve">i</m:t>
+        </m:r>
+        <m:r>
+          <m:t xml:space="preserve">)</m:t>
+        </m:r>
+        <m:r>
+          <m:t xml:space="preserve">=</m:t>
+        </m:r>
+        <m:r>
+          <m:t xml:space="preserve">6</m:t>
+        </m:r>
+        <m:r>
+          <m:t xml:space="preserve">-</m:t>
+        </m:r>
+        <m:r>
+          <m:t xml:space="preserve">3</m:t>
+        </m:r>
+        <m:r>
+          <m:t xml:space="preserve">i</m:t>
+        </m:r>
+        <m:r>
+          <m:t xml:space="preserve">+</m:t>
+        </m:r>
+        <m:r>
+          <m:t xml:space="preserve">8</m:t>
+        </m:r>
+        <m:r>
+          <m:t xml:space="preserve">i</m:t>
+        </m:r>
+        <m:r>
+          <m:t xml:space="preserve">-</m:t>
+        </m:r>
+        <m:r>
+          <m:t xml:space="preserve">4</m:t>
+        </m:r>
+        <m:sSup>
+          <m:e>
+            <m:r>
+              <m:t xml:space="preserve">i</m:t>
+            </m:r>
+          </m:e>
+          <m:sup>
+            <m:r>
+              <m:t xml:space="preserve">2</m:t>
+            </m:r>
+          </m:sup>
+        </m:sSup>
+        <m:r>
+          <m:t xml:space="preserve">=</m:t>
+        </m:r>
+        <m:r>
+          <m:t xml:space="preserve">6</m:t>
+        </m:r>
+        <m:r>
+          <m:t xml:space="preserve">+</m:t>
+        </m:r>
+        <m:r>
+          <m:t xml:space="preserve">5</m:t>
+        </m:r>
+        <m:r>
+          <m:t xml:space="preserve">i</m:t>
+        </m:r>
+        <m:r>
+          <m:t xml:space="preserve">+</m:t>
+        </m:r>
+        <m:r>
+          <m:t xml:space="preserve">4</m:t>
+        </m:r>
+        <m:r>
+          <m:t xml:space="preserve">=</m:t>
+        </m:r>
+        <m:r>
+          <m:t xml:space="preserve">10</m:t>
+        </m:r>
+        <m:r>
+          <m:t xml:space="preserve">+</m:t>
+        </m:r>
+        <m:r>
+          <m:t xml:space="preserve">5</m:t>
+        </m:r>
+        <m:r>
+          <m:t xml:space="preserve">i</m:t>
+        </m:r>
+      </m:oMath>
+      <w:r>
+        <w:rPr>
+          <w:b w:val="0"/>
+        </w:rPr>
+        <w:t xml:space="preserve"> </w:t>
       </w:r>
       <w:r>
         <w:rPr>
           <w:b/>
         </w:rPr>
-        <w:t>10 + 5i voltios</w:t>
+        <w:t>voltios</w:t>
       </w:r>
       <w:r>
         <w:rPr>
@@ -1622,26 +7493,87 @@
         <w:rPr>
           <w:b w:val="0"/>
         </w:rPr>
-        <w:t xml:space="preserve">13. a) (2 + 3i) + (4 − 5i) = </w:t>
-      </w:r>
-      <w:r>
-        <w:rPr>
-          <w:b/>
-        </w:rPr>
-        <w:t>6 − 2i</w:t>
-      </w:r>
+        <w:t xml:space="preserve">13. a) </w:t>
+      </w:r>
+      <m:oMath>
+        <m:r>
+          <m:t xml:space="preserve">(</m:t>
+        </m:r>
+        <m:r>
+          <m:t xml:space="preserve">2</m:t>
+        </m:r>
+        <m:r>
+          <m:t xml:space="preserve">+</m:t>
+        </m:r>
+        <m:r>
+          <m:t xml:space="preserve">3</m:t>
+        </m:r>
+        <m:r>
+          <m:t xml:space="preserve">i</m:t>
+        </m:r>
+        <m:r>
+          <m:t xml:space="preserve">)</m:t>
+        </m:r>
+        <m:r>
+          <m:t xml:space="preserve">+</m:t>
+        </m:r>
+        <m:r>
+          <m:t xml:space="preserve">(</m:t>
+        </m:r>
+        <m:r>
+          <m:t xml:space="preserve">4</m:t>
+        </m:r>
+        <m:r>
+          <m:t xml:space="preserve">-</m:t>
+        </m:r>
+        <m:r>
+          <m:t xml:space="preserve">5</m:t>
+        </m:r>
+        <m:r>
+          <m:t xml:space="preserve">i</m:t>
+        </m:r>
+        <m:r>
+          <m:t xml:space="preserve">)</m:t>
+        </m:r>
+        <m:r>
+          <m:t xml:space="preserve">=</m:t>
+        </m:r>
+        <m:r>
+          <m:t xml:space="preserve">6</m:t>
+        </m:r>
+        <m:r>
+          <m:t xml:space="preserve">-</m:t>
+        </m:r>
+        <m:r>
+          <m:t xml:space="preserve">2</m:t>
+        </m:r>
+        <m:r>
+          <m:t xml:space="preserve">i</m:t>
+        </m:r>
+      </m:oMath>
       <w:r>
         <w:rPr>
           <w:b w:val="0"/>
         </w:rPr>
         <w:t xml:space="preserve">. b) Parte real positiva y parte imaginaria negativa: abajo a la derecha. c) Necesita sumar </w:t>
       </w:r>
-      <w:r>
-        <w:rPr>
-          <w:b/>
-        </w:rPr>
-        <w:t>−6 + 2i</w:t>
-      </w:r>
+      <m:oMath>
+        <m:r>
+          <m:t xml:space="preserve">-</m:t>
+        </m:r>
+        <m:r>
+          <m:t xml:space="preserve">6</m:t>
+        </m:r>
+        <m:r>
+          <m:t xml:space="preserve">+</m:t>
+        </m:r>
+        <m:r>
+          <m:t xml:space="preserve">2</m:t>
+        </m:r>
+        <m:r>
+          <m:t xml:space="preserve">i</m:t>
+        </m:r>
+      </m:oMath>
       <w:r>
         <w:rPr>
           <w:b w:val="0"/>
@@ -1657,14 +7589,263 @@
         <w:rPr>
           <w:b w:val="0"/>
         </w:rPr>
-        <w:t xml:space="preserve">14. (3 + 2i)² = 9 + 12i + 4i² = 9 + 12i − 4 = 5 + 12i. Luego −6(3 + 2i) = −18 − 12i. Sumando todo: (5 + 12i) + (−18 − 12i) + 13 = (5 − 18 + 13) + (12 − 12)i = </w:t>
-      </w:r>
-      <w:r>
-        <w:rPr>
-          <w:b/>
-        </w:rPr>
-        <w:t>0</w:t>
-      </w:r>
+        <w:t xml:space="preserve">14. </w:t>
+      </w:r>
+      <m:oMath>
+        <m:r>
+          <m:t xml:space="preserve">(</m:t>
+        </m:r>
+        <m:r>
+          <m:t xml:space="preserve">3</m:t>
+        </m:r>
+        <m:r>
+          <m:t xml:space="preserve">+</m:t>
+        </m:r>
+        <m:r>
+          <m:t xml:space="preserve">2</m:t>
+        </m:r>
+        <m:r>
+          <m:t xml:space="preserve">i</m:t>
+        </m:r>
+        <m:sSup>
+          <m:e>
+            <m:r>
+              <m:t xml:space="preserve">)</m:t>
+            </m:r>
+          </m:e>
+          <m:sup>
+            <m:r>
+              <m:t xml:space="preserve">2</m:t>
+            </m:r>
+          </m:sup>
+        </m:sSup>
+        <m:r>
+          <m:t xml:space="preserve">=</m:t>
+        </m:r>
+        <m:r>
+          <m:t xml:space="preserve">9</m:t>
+        </m:r>
+        <m:r>
+          <m:t xml:space="preserve">+</m:t>
+        </m:r>
+        <m:r>
+          <m:t xml:space="preserve">12</m:t>
+        </m:r>
+        <m:r>
+          <m:t xml:space="preserve">i</m:t>
+        </m:r>
+        <m:r>
+          <m:t xml:space="preserve">+</m:t>
+        </m:r>
+        <m:r>
+          <m:t xml:space="preserve">4</m:t>
+        </m:r>
+        <m:sSup>
+          <m:e>
+            <m:r>
+              <m:t xml:space="preserve">i</m:t>
+            </m:r>
+          </m:e>
+          <m:sup>
+            <m:r>
+              <m:t xml:space="preserve">2</m:t>
+            </m:r>
+          </m:sup>
+        </m:sSup>
+        <m:r>
+          <m:t xml:space="preserve">=</m:t>
+        </m:r>
+        <m:r>
+          <m:t xml:space="preserve">9</m:t>
+        </m:r>
+        <m:r>
+          <m:t xml:space="preserve">+</m:t>
+        </m:r>
+        <m:r>
+          <m:t xml:space="preserve">12</m:t>
+        </m:r>
+        <m:r>
+          <m:t xml:space="preserve">i</m:t>
+        </m:r>
+        <m:r>
+          <m:t xml:space="preserve">-</m:t>
+        </m:r>
+        <m:r>
+          <m:t xml:space="preserve">4</m:t>
+        </m:r>
+        <m:r>
+          <m:t xml:space="preserve">=</m:t>
+        </m:r>
+        <m:r>
+          <m:t xml:space="preserve">5</m:t>
+        </m:r>
+        <m:r>
+          <m:t xml:space="preserve">+</m:t>
+        </m:r>
+        <m:r>
+          <m:t xml:space="preserve">12</m:t>
+        </m:r>
+        <m:r>
+          <m:t xml:space="preserve">i</m:t>
+        </m:r>
+      </m:oMath>
+      <w:r>
+        <w:rPr>
+          <w:b w:val="0"/>
+        </w:rPr>
+        <w:t xml:space="preserve">. Luego </w:t>
+      </w:r>
+      <m:oMath>
+        <m:r>
+          <m:t xml:space="preserve">-</m:t>
+        </m:r>
+        <m:r>
+          <m:t xml:space="preserve">6</m:t>
+        </m:r>
+        <m:r>
+          <m:t xml:space="preserve">(</m:t>
+        </m:r>
+        <m:r>
+          <m:t xml:space="preserve">3</m:t>
+        </m:r>
+        <m:r>
+          <m:t xml:space="preserve">+</m:t>
+        </m:r>
+        <m:r>
+          <m:t xml:space="preserve">2</m:t>
+        </m:r>
+        <m:r>
+          <m:t xml:space="preserve">i</m:t>
+        </m:r>
+        <m:r>
+          <m:t xml:space="preserve">)</m:t>
+        </m:r>
+        <m:r>
+          <m:t xml:space="preserve">=</m:t>
+        </m:r>
+        <m:r>
+          <m:t xml:space="preserve">-</m:t>
+        </m:r>
+        <m:r>
+          <m:t xml:space="preserve">18</m:t>
+        </m:r>
+        <m:r>
+          <m:t xml:space="preserve">-</m:t>
+        </m:r>
+        <m:r>
+          <m:t xml:space="preserve">12</m:t>
+        </m:r>
+        <m:r>
+          <m:t xml:space="preserve">i</m:t>
+        </m:r>
+      </m:oMath>
+      <w:r>
+        <w:rPr>
+          <w:b w:val="0"/>
+        </w:rPr>
+        <w:t xml:space="preserve">. Sumando todo: </w:t>
+      </w:r>
+      <m:oMath>
+        <m:r>
+          <m:t xml:space="preserve">(</m:t>
+        </m:r>
+        <m:r>
+          <m:t xml:space="preserve">5</m:t>
+        </m:r>
+        <m:r>
+          <m:t xml:space="preserve">+</m:t>
+        </m:r>
+        <m:r>
+          <m:t xml:space="preserve">12</m:t>
+        </m:r>
+        <m:r>
+          <m:t xml:space="preserve">i</m:t>
+        </m:r>
+        <m:r>
+          <m:t xml:space="preserve">)</m:t>
+        </m:r>
+        <m:r>
+          <m:t xml:space="preserve">+</m:t>
+        </m:r>
+        <m:r>
+          <m:t xml:space="preserve">(</m:t>
+        </m:r>
+        <m:r>
+          <m:t xml:space="preserve">-</m:t>
+        </m:r>
+        <m:r>
+          <m:t xml:space="preserve">18</m:t>
+        </m:r>
+        <m:r>
+          <m:t xml:space="preserve">-</m:t>
+        </m:r>
+        <m:r>
+          <m:t xml:space="preserve">12</m:t>
+        </m:r>
+        <m:r>
+          <m:t xml:space="preserve">i</m:t>
+        </m:r>
+        <m:r>
+          <m:t xml:space="preserve">)</m:t>
+        </m:r>
+        <m:r>
+          <m:t xml:space="preserve">+</m:t>
+        </m:r>
+        <m:r>
+          <m:t xml:space="preserve">13</m:t>
+        </m:r>
+        <m:r>
+          <m:t xml:space="preserve">=</m:t>
+        </m:r>
+        <m:r>
+          <m:t xml:space="preserve">(</m:t>
+        </m:r>
+        <m:r>
+          <m:t xml:space="preserve">5</m:t>
+        </m:r>
+        <m:r>
+          <m:t xml:space="preserve">-</m:t>
+        </m:r>
+        <m:r>
+          <m:t xml:space="preserve">18</m:t>
+        </m:r>
+        <m:r>
+          <m:t xml:space="preserve">+</m:t>
+        </m:r>
+        <m:r>
+          <m:t xml:space="preserve">13</m:t>
+        </m:r>
+        <m:r>
+          <m:t xml:space="preserve">)</m:t>
+        </m:r>
+        <m:r>
+          <m:t xml:space="preserve">+</m:t>
+        </m:r>
+        <m:r>
+          <m:t xml:space="preserve">(</m:t>
+        </m:r>
+        <m:r>
+          <m:t xml:space="preserve">12</m:t>
+        </m:r>
+        <m:r>
+          <m:t xml:space="preserve">-</m:t>
+        </m:r>
+        <m:r>
+          <m:t xml:space="preserve">12</m:t>
+        </m:r>
+        <m:r>
+          <m:t xml:space="preserve">)</m:t>
+        </m:r>
+        <m:r>
+          <m:t xml:space="preserve">i</m:t>
+        </m:r>
+        <m:r>
+          <m:t xml:space="preserve">=</m:t>
+        </m:r>
+        <m:r>
+          <m:t xml:space="preserve">0</m:t>
+        </m:r>
+      </m:oMath>
       <w:r>
         <w:rPr>
           <w:b w:val="0"/>
@@ -1680,14 +7861,170 @@
         <w:rPr>
           <w:b w:val="0"/>
         </w:rPr>
-        <w:t xml:space="preserve">15. Al desarrollar, los términos con i son −abi y +abi, que se cancelan siempre; y el término con i² se vuelve real. Queda a² + b². Comprobación: (5 + 2i)(5 − 2i) = 25 + 4 = </w:t>
-      </w:r>
-      <w:r>
-        <w:rPr>
-          <w:b/>
-        </w:rPr>
-        <w:t>29</w:t>
-      </w:r>
+        <w:t xml:space="preserve">15. Al desarrollar, los términos con </w:t>
+      </w:r>
+      <m:oMath>
+        <m:r>
+          <m:t xml:space="preserve">i</m:t>
+        </m:r>
+      </m:oMath>
+      <w:r>
+        <w:rPr>
+          <w:b w:val="0"/>
+        </w:rPr>
+        <w:t xml:space="preserve"> son </w:t>
+      </w:r>
+      <m:oMath>
+        <m:r>
+          <m:t xml:space="preserve">-</m:t>
+        </m:r>
+        <m:r>
+          <m:t xml:space="preserve">a</m:t>
+        </m:r>
+        <m:r>
+          <m:t xml:space="preserve">b</m:t>
+        </m:r>
+        <m:r>
+          <m:t xml:space="preserve">i</m:t>
+        </m:r>
+      </m:oMath>
+      <w:r>
+        <w:rPr>
+          <w:b w:val="0"/>
+        </w:rPr>
+        <w:t xml:space="preserve"> y </w:t>
+      </w:r>
+      <m:oMath>
+        <m:r>
+          <m:t xml:space="preserve">+</m:t>
+        </m:r>
+        <m:r>
+          <m:t xml:space="preserve">a</m:t>
+        </m:r>
+        <m:r>
+          <m:t xml:space="preserve">b</m:t>
+        </m:r>
+        <m:r>
+          <m:t xml:space="preserve">i</m:t>
+        </m:r>
+      </m:oMath>
+      <w:r>
+        <w:rPr>
+          <w:b w:val="0"/>
+        </w:rPr>
+        <w:t xml:space="preserve">, que se cancelan siempre; y el término con </w:t>
+      </w:r>
+      <m:oMath>
+        <m:sSup>
+          <m:e>
+            <m:r>
+              <m:t xml:space="preserve">i</m:t>
+            </m:r>
+          </m:e>
+          <m:sup>
+            <m:r>
+              <m:t xml:space="preserve">2</m:t>
+            </m:r>
+          </m:sup>
+        </m:sSup>
+      </m:oMath>
+      <w:r>
+        <w:rPr>
+          <w:b w:val="0"/>
+        </w:rPr>
+        <w:t xml:space="preserve"> se vuelve real. Queda </w:t>
+      </w:r>
+      <m:oMath>
+        <m:sSup>
+          <m:e>
+            <m:r>
+              <m:t xml:space="preserve">a</m:t>
+            </m:r>
+          </m:e>
+          <m:sup>
+            <m:r>
+              <m:t xml:space="preserve">2</m:t>
+            </m:r>
+          </m:sup>
+        </m:sSup>
+        <m:r>
+          <m:t xml:space="preserve">+</m:t>
+        </m:r>
+        <m:sSup>
+          <m:e>
+            <m:r>
+              <m:t xml:space="preserve">b</m:t>
+            </m:r>
+          </m:e>
+          <m:sup>
+            <m:r>
+              <m:t xml:space="preserve">2</m:t>
+            </m:r>
+          </m:sup>
+        </m:sSup>
+      </m:oMath>
+      <w:r>
+        <w:rPr>
+          <w:b w:val="0"/>
+        </w:rPr>
+        <w:t xml:space="preserve">. Comprobación: </w:t>
+      </w:r>
+      <m:oMath>
+        <m:r>
+          <m:t xml:space="preserve">(</m:t>
+        </m:r>
+        <m:r>
+          <m:t xml:space="preserve">5</m:t>
+        </m:r>
+        <m:r>
+          <m:t xml:space="preserve">+</m:t>
+        </m:r>
+        <m:r>
+          <m:t xml:space="preserve">2</m:t>
+        </m:r>
+        <m:r>
+          <m:t xml:space="preserve">i</m:t>
+        </m:r>
+        <m:r>
+          <m:t xml:space="preserve">)</m:t>
+        </m:r>
+        <m:r>
+          <m:t xml:space="preserve">(</m:t>
+        </m:r>
+        <m:r>
+          <m:t xml:space="preserve">5</m:t>
+        </m:r>
+        <m:r>
+          <m:t xml:space="preserve">-</m:t>
+        </m:r>
+        <m:r>
+          <m:t xml:space="preserve">2</m:t>
+        </m:r>
+        <m:r>
+          <m:t xml:space="preserve">i</m:t>
+        </m:r>
+        <m:r>
+          <m:t xml:space="preserve">)</m:t>
+        </m:r>
+        <m:r>
+          <m:t xml:space="preserve">=</m:t>
+        </m:r>
+        <m:r>
+          <m:t xml:space="preserve">25</m:t>
+        </m:r>
+        <m:r>
+          <m:t xml:space="preserve">+</m:t>
+        </m:r>
+        <m:r>
+          <m:t xml:space="preserve">4</m:t>
+        </m:r>
+        <m:r>
+          <m:t xml:space="preserve">=</m:t>
+        </m:r>
+        <m:r>
+          <m:t xml:space="preserve">29</m:t>
+        </m:r>
+      </m:oMath>
       <w:r>
         <w:rPr>
           <w:b w:val="0"/>
@@ -1713,12 +8050,34 @@
         </w:rPr>
         <w:t xml:space="preserve">Idea para recordar: sumar y restar complejos es juntar cada parte con la suya; multiplicar es desarrollar el binomio y cambiar </w:t>
       </w:r>
-      <w:r>
-        <w:rPr>
-          <w:b/>
-        </w:rPr>
-        <w:t>i² por −1</w:t>
-      </w:r>
+      <m:oMath>
+        <m:sSup>
+          <m:e>
+            <m:r>
+              <m:t xml:space="preserve">i</m:t>
+            </m:r>
+          </m:e>
+          <m:sup>
+            <m:r>
+              <m:t xml:space="preserve">2</m:t>
+            </m:r>
+          </m:sup>
+        </m:sSup>
+      </m:oMath>
+      <w:r>
+        <w:rPr>
+          <w:b w:val="0"/>
+        </w:rPr>
+        <w:t xml:space="preserve"> por </w:t>
+      </w:r>
+      <m:oMath>
+        <m:r>
+          <m:t xml:space="preserve">-</m:t>
+        </m:r>
+        <m:r>
+          <m:t xml:space="preserve">1</m:t>
+        </m:r>
+      </m:oMath>
       <w:r>
         <w:rPr>
           <w:b w:val="0"/>
@@ -2135,7 +8494,7 @@
       <w:spacing w:after="120" w:line="276" w:lineRule="auto"/>
     </w:pPr>
     <w:rPr>
-      <w:rFonts w:ascii="Calibri" w:hAnsi="Calibri"/>
+      <w:rFonts w:ascii="Cambria" w:hAnsi="Cambria"/>
       <w:sz w:val="22"/>
     </w:rPr>
   </w:style>
@@ -2194,11 +8553,11 @@
     <w:pPr>
       <w:keepNext/>
       <w:keepLines/>
-      <w:spacing w:before="480" w:after="0"/>
+      <w:spacing w:before="240" w:after="80"/>
       <w:outlineLvl w:val="0"/>
     </w:pPr>
     <w:rPr>
-      <w:rFonts w:asciiTheme="majorHAnsi" w:eastAsiaTheme="majorEastAsia" w:hAnsiTheme="majorHAnsi" w:cstheme="majorBidi" w:ascii="Calibri" w:hAnsi="Calibri"/>
+      <w:rFonts w:asciiTheme="majorHAnsi" w:eastAsiaTheme="majorEastAsia" w:hAnsiTheme="majorHAnsi" w:cstheme="majorBidi" w:ascii="Cambria" w:hAnsi="Cambria"/>
       <w:b/>
       <w:bCs/>
       <w:color w:val="1F3B57"/>
@@ -2218,11 +8577,11 @@
     <w:pPr>
       <w:keepNext/>
       <w:keepLines/>
-      <w:spacing w:before="200" w:after="0"/>
+      <w:spacing w:before="240" w:after="80"/>
       <w:outlineLvl w:val="1"/>
     </w:pPr>
     <w:rPr>
-      <w:rFonts w:asciiTheme="majorHAnsi" w:eastAsiaTheme="majorEastAsia" w:hAnsiTheme="majorHAnsi" w:cstheme="majorBidi" w:ascii="Calibri" w:hAnsi="Calibri"/>
+      <w:rFonts w:asciiTheme="majorHAnsi" w:eastAsiaTheme="majorEastAsia" w:hAnsiTheme="majorHAnsi" w:cstheme="majorBidi" w:ascii="Cambria" w:hAnsi="Cambria"/>
       <w:b/>
       <w:bCs/>
       <w:color w:val="1F3B57"/>
@@ -2242,11 +8601,11 @@
     <w:pPr>
       <w:keepNext/>
       <w:keepLines/>
-      <w:spacing w:before="200" w:after="0"/>
+      <w:spacing w:before="240" w:after="80"/>
       <w:outlineLvl w:val="2"/>
     </w:pPr>
     <w:rPr>
-      <w:rFonts w:asciiTheme="majorHAnsi" w:eastAsiaTheme="majorEastAsia" w:hAnsiTheme="majorHAnsi" w:cstheme="majorBidi" w:ascii="Calibri" w:hAnsi="Calibri"/>
+      <w:rFonts w:asciiTheme="majorHAnsi" w:eastAsiaTheme="majorEastAsia" w:hAnsiTheme="majorHAnsi" w:cstheme="majorBidi" w:ascii="Cambria" w:hAnsi="Cambria"/>
       <w:b/>
       <w:bCs/>
       <w:color w:val="1F3B57"/>

--- a/entregables/word/clase_06.docx
+++ b/entregables/word/clase_06.docx
@@ -2504,7 +2504,18 @@
         <w:rPr>
           <w:b w:val="0"/>
         </w:rPr>
-        <w:t xml:space="preserve"> Calcula: a) </w:t>
+        <w:t xml:space="preserve"> Calcula:</w:t>
+      </w:r>
+    </w:p>
+    <w:p>
+      <w:pPr>
+        <w:pStyle w:val="ListBullet"/>
+      </w:pPr>
+      <w:r>
+        <w:rPr>
+          <w:b w:val="0"/>
+        </w:rPr>
+        <w:t xml:space="preserve">a) </w:t>
       </w:r>
       <m:oMath>
         <m:r>
@@ -2547,11 +2558,16 @@
           <m:t xml:space="preserve">)</m:t>
         </m:r>
       </m:oMath>
+    </w:p>
+    <w:p>
+      <w:pPr>
+        <w:pStyle w:val="ListBullet"/>
+      </w:pPr>
       <w:r>
         <w:rPr>
           <w:b w:val="0"/>
         </w:rPr>
-        <w:t xml:space="preserve"> b) </w:t>
+        <w:t xml:space="preserve">b) </w:t>
       </w:r>
       <m:oMath>
         <m:r>
@@ -4238,7 +4254,18 @@
         <w:rPr>
           <w:b w:val="0"/>
         </w:rPr>
-        <w:t xml:space="preserve">1. Suma: a) </w:t>
+        <w:t>1. Suma:</w:t>
+      </w:r>
+    </w:p>
+    <w:p>
+      <w:pPr>
+        <w:pStyle w:val="ListBullet2"/>
+      </w:pPr>
+      <w:r>
+        <w:rPr>
+          <w:b w:val="0"/>
+        </w:rPr>
+        <w:t xml:space="preserve">a) </w:t>
       </w:r>
       <m:oMath>
         <m:r>
@@ -4281,11 +4308,16 @@
           <m:t xml:space="preserve">)</m:t>
         </m:r>
       </m:oMath>
+    </w:p>
+    <w:p>
+      <w:pPr>
+        <w:pStyle w:val="ListBullet2"/>
+      </w:pPr>
       <w:r>
         <w:rPr>
           <w:b w:val="0"/>
         </w:rPr>
-        <w:t xml:space="preserve"> b) </w:t>
+        <w:t xml:space="preserve">b) </w:t>
       </w:r>
       <m:oMath>
         <m:r>
@@ -4331,11 +4363,16 @@
           <m:t xml:space="preserve">)</m:t>
         </m:r>
       </m:oMath>
+    </w:p>
+    <w:p>
+      <w:pPr>
+        <w:pStyle w:val="ListBullet2"/>
+      </w:pPr>
       <w:r>
         <w:rPr>
           <w:b w:val="0"/>
         </w:rPr>
-        <w:t xml:space="preserve"> c) </w:t>
+        <w:t xml:space="preserve">c) </w:t>
       </w:r>
       <m:oMath>
         <m:r>
@@ -4381,11 +4418,16 @@
           <m:t xml:space="preserve">)</m:t>
         </m:r>
       </m:oMath>
+    </w:p>
+    <w:p>
+      <w:pPr>
+        <w:pStyle w:val="ListBullet2"/>
+      </w:pPr>
       <w:r>
         <w:rPr>
           <w:b w:val="0"/>
         </w:rPr>
-        <w:t xml:space="preserve"> d) </w:t>
+        <w:t xml:space="preserve">d) </w:t>
       </w:r>
       <m:oMath>
         <m:r>
@@ -4419,7 +4461,18 @@
         <w:rPr>
           <w:b w:val="0"/>
         </w:rPr>
-        <w:t xml:space="preserve">2. Resta: a) </w:t>
+        <w:t>2. Resta:</w:t>
+      </w:r>
+    </w:p>
+    <w:p>
+      <w:pPr>
+        <w:pStyle w:val="ListBullet2"/>
+      </w:pPr>
+      <w:r>
+        <w:rPr>
+          <w:b w:val="0"/>
+        </w:rPr>
+        <w:t xml:space="preserve">a) </w:t>
       </w:r>
       <m:oMath>
         <m:r>
@@ -4462,11 +4515,16 @@
           <m:t xml:space="preserve">)</m:t>
         </m:r>
       </m:oMath>
+    </w:p>
+    <w:p>
+      <w:pPr>
+        <w:pStyle w:val="ListBullet2"/>
+      </w:pPr>
       <w:r>
         <w:rPr>
           <w:b w:val="0"/>
         </w:rPr>
-        <w:t xml:space="preserve"> b) </w:t>
+        <w:t xml:space="preserve">b) </w:t>
       </w:r>
       <m:oMath>
         <m:r>
@@ -4506,11 +4564,16 @@
           <m:t xml:space="preserve">)</m:t>
         </m:r>
       </m:oMath>
+    </w:p>
+    <w:p>
+      <w:pPr>
+        <w:pStyle w:val="ListBullet2"/>
+      </w:pPr>
       <w:r>
         <w:rPr>
           <w:b w:val="0"/>
         </w:rPr>
-        <w:t xml:space="preserve"> c) </w:t>
+        <w:t xml:space="preserve">c) </w:t>
       </w:r>
       <m:oMath>
         <m:r>
@@ -4556,11 +4619,16 @@
           <m:t xml:space="preserve">)</m:t>
         </m:r>
       </m:oMath>
+    </w:p>
+    <w:p>
+      <w:pPr>
+        <w:pStyle w:val="ListBullet2"/>
+      </w:pPr>
       <w:r>
         <w:rPr>
           <w:b w:val="0"/>
         </w:rPr>
-        <w:t xml:space="preserve"> d) </w:t>
+        <w:t xml:space="preserve">d) </w:t>
       </w:r>
       <m:oMath>
         <m:r>
@@ -4597,7 +4665,18 @@
         <w:rPr>
           <w:b w:val="0"/>
         </w:rPr>
-        <w:t xml:space="preserve">3. Multiplica: a) </w:t>
+        <w:t>3. Multiplica:</w:t>
+      </w:r>
+    </w:p>
+    <w:p>
+      <w:pPr>
+        <w:pStyle w:val="ListBullet2"/>
+      </w:pPr>
+      <w:r>
+        <w:rPr>
+          <w:b w:val="0"/>
+        </w:rPr>
+        <w:t xml:space="preserve">a) </w:t>
       </w:r>
       <m:oMath>
         <m:r>
@@ -4622,11 +4701,16 @@
           <m:t xml:space="preserve">)</m:t>
         </m:r>
       </m:oMath>
+    </w:p>
+    <w:p>
+      <w:pPr>
+        <w:pStyle w:val="ListBullet2"/>
+      </w:pPr>
       <w:r>
         <w:rPr>
           <w:b w:val="0"/>
         </w:rPr>
-        <w:t xml:space="preserve"> b) </w:t>
+        <w:t xml:space="preserve">b) </w:t>
       </w:r>
       <m:oMath>
         <m:r>
@@ -4651,11 +4735,16 @@
           <m:t xml:space="preserve">)</m:t>
         </m:r>
       </m:oMath>
+    </w:p>
+    <w:p>
+      <w:pPr>
+        <w:pStyle w:val="ListBullet2"/>
+      </w:pPr>
       <w:r>
         <w:rPr>
           <w:b w:val="0"/>
         </w:rPr>
-        <w:t xml:space="preserve"> c) </w:t>
+        <w:t xml:space="preserve">c) </w:t>
       </w:r>
       <m:oMath>
         <m:r>
@@ -4680,11 +4769,16 @@
           <m:t xml:space="preserve">)</m:t>
         </m:r>
       </m:oMath>
+    </w:p>
+    <w:p>
+      <w:pPr>
+        <w:pStyle w:val="ListBullet2"/>
+      </w:pPr>
       <w:r>
         <w:rPr>
           <w:b w:val="0"/>
         </w:rPr>
-        <w:t xml:space="preserve"> d) </w:t>
+        <w:t xml:space="preserve">d) </w:t>
       </w:r>
       <m:oMath>
         <m:r>
@@ -4718,7 +4812,18 @@
         <w:rPr>
           <w:b w:val="0"/>
         </w:rPr>
-        <w:t xml:space="preserve">4. Multiplica: a) </w:t>
+        <w:t>4. Multiplica:</w:t>
+      </w:r>
+    </w:p>
+    <w:p>
+      <w:pPr>
+        <w:pStyle w:val="ListBullet2"/>
+      </w:pPr>
+      <w:r>
+        <w:rPr>
+          <w:b w:val="0"/>
+        </w:rPr>
+        <w:t xml:space="preserve">a) </w:t>
       </w:r>
       <m:oMath>
         <m:r>
@@ -4752,11 +4857,16 @@
           <m:t xml:space="preserve">)</m:t>
         </m:r>
       </m:oMath>
+    </w:p>
+    <w:p>
+      <w:pPr>
+        <w:pStyle w:val="ListBullet2"/>
+      </w:pPr>
       <w:r>
         <w:rPr>
           <w:b w:val="0"/>
         </w:rPr>
-        <w:t xml:space="preserve"> b) </w:t>
+        <w:t xml:space="preserve">b) </w:t>
       </w:r>
       <m:oMath>
         <m:r>
@@ -4796,11 +4906,16 @@
           <m:t xml:space="preserve">)</m:t>
         </m:r>
       </m:oMath>
+    </w:p>
+    <w:p>
+      <w:pPr>
+        <w:pStyle w:val="ListBullet2"/>
+      </w:pPr>
       <w:r>
         <w:rPr>
           <w:b w:val="0"/>
         </w:rPr>
-        <w:t xml:space="preserve"> c) </w:t>
+        <w:t xml:space="preserve">c) </w:t>
       </w:r>
       <m:oMath>
         <m:r>
@@ -4828,11 +4943,16 @@
           </m:sup>
         </m:sSup>
       </m:oMath>
+    </w:p>
+    <w:p>
+      <w:pPr>
+        <w:pStyle w:val="ListBullet2"/>
+      </w:pPr>
       <w:r>
         <w:rPr>
           <w:b w:val="0"/>
         </w:rPr>
-        <w:t xml:space="preserve"> d) </w:t>
+        <w:t xml:space="preserve">d) </w:t>
       </w:r>
       <m:oMath>
         <m:r>
@@ -4887,7 +5007,18 @@
         <w:rPr>
           <w:b w:val="0"/>
         </w:rPr>
-        <w:t xml:space="preserve"> y corrige lo falso: a) </w:t>
+        <w:t xml:space="preserve"> y corrige lo falso:</w:t>
+      </w:r>
+    </w:p>
+    <w:p>
+      <w:pPr>
+        <w:pStyle w:val="ListBullet2"/>
+      </w:pPr>
+      <w:r>
+        <w:rPr>
+          <w:b w:val="0"/>
+        </w:rPr>
+        <w:t xml:space="preserve">a) </w:t>
       </w:r>
       <m:oMath>
         <m:r>
@@ -4945,11 +5076,16 @@
           <m:t xml:space="preserve">i</m:t>
         </m:r>
       </m:oMath>
+    </w:p>
+    <w:p>
+      <w:pPr>
+        <w:pStyle w:val="ListBullet2"/>
+      </w:pPr>
       <w:r>
         <w:rPr>
           <w:b w:val="0"/>
         </w:rPr>
-        <w:t xml:space="preserve"> b) </w:t>
+        <w:t xml:space="preserve">b) </w:t>
       </w:r>
       <m:oMath>
         <m:r>
@@ -4986,11 +5122,16 @@
           <m:t xml:space="preserve">i</m:t>
         </m:r>
       </m:oMath>
+    </w:p>
+    <w:p>
+      <w:pPr>
+        <w:pStyle w:val="ListBullet2"/>
+      </w:pPr>
       <w:r>
         <w:rPr>
           <w:b w:val="0"/>
         </w:rPr>
-        <w:t xml:space="preserve"> c) </w:t>
+        <w:t xml:space="preserve">c) </w:t>
       </w:r>
       <m:oMath>
         <m:r>
@@ -5027,11 +5168,27 @@
           <m:t xml:space="preserve">1</m:t>
         </m:r>
       </m:oMath>
+    </w:p>
+    <w:p>
+      <w:pPr>
+        <w:pStyle w:val="ListBullet2"/>
+      </w:pPr>
       <w:r>
         <w:rPr>
           <w:b w:val="0"/>
         </w:rPr>
-        <w:t xml:space="preserve"> d) El producto de un complejo por su conjugado siempre da un número real. e) </w:t>
+        <w:t>d) El producto de un complejo por su conjugado siempre da un número real.</w:t>
+      </w:r>
+    </w:p>
+    <w:p>
+      <w:pPr>
+        <w:pStyle w:val="ListBullet2"/>
+      </w:pPr>
+      <w:r>
+        <w:rPr>
+          <w:b w:val="0"/>
+        </w:rPr>
+        <w:t xml:space="preserve">e) </w:t>
       </w:r>
       <m:oMath>
         <m:r>
@@ -5091,7 +5248,18 @@
         <w:rPr>
           <w:b w:val="0"/>
         </w:rPr>
-        <w:t xml:space="preserve">6. Multiplica: a) </w:t>
+        <w:t>6. Multiplica:</w:t>
+      </w:r>
+    </w:p>
+    <w:p>
+      <w:pPr>
+        <w:pStyle w:val="ListBullet2"/>
+      </w:pPr>
+      <w:r>
+        <w:rPr>
+          <w:b w:val="0"/>
+        </w:rPr>
+        <w:t xml:space="preserve">a) </w:t>
       </w:r>
       <m:oMath>
         <m:r>
@@ -5131,11 +5299,16 @@
           <m:t xml:space="preserve">)</m:t>
         </m:r>
       </m:oMath>
+    </w:p>
+    <w:p>
+      <w:pPr>
+        <w:pStyle w:val="ListBullet2"/>
+      </w:pPr>
       <w:r>
         <w:rPr>
           <w:b w:val="0"/>
         </w:rPr>
-        <w:t xml:space="preserve"> b) </w:t>
+        <w:t xml:space="preserve">b) </w:t>
       </w:r>
       <m:oMath>
         <m:r>
@@ -5172,11 +5345,16 @@
           <m:t xml:space="preserve">)</m:t>
         </m:r>
       </m:oMath>
+    </w:p>
+    <w:p>
+      <w:pPr>
+        <w:pStyle w:val="ListBullet2"/>
+      </w:pPr>
       <w:r>
         <w:rPr>
           <w:b w:val="0"/>
         </w:rPr>
-        <w:t xml:space="preserve"> c) </w:t>
+        <w:t xml:space="preserve">c) </w:t>
       </w:r>
       <m:oMath>
         <m:r>
@@ -5216,11 +5394,16 @@
           <m:t xml:space="preserve">)</m:t>
         </m:r>
       </m:oMath>
+    </w:p>
+    <w:p>
+      <w:pPr>
+        <w:pStyle w:val="ListBullet2"/>
+      </w:pPr>
       <w:r>
         <w:rPr>
           <w:b w:val="0"/>
         </w:rPr>
-        <w:t xml:space="preserve"> d) </w:t>
+        <w:t xml:space="preserve">d) </w:t>
       </w:r>
       <m:oMath>
         <m:r>
@@ -5269,7 +5452,18 @@
         <w:rPr>
           <w:b w:val="0"/>
         </w:rPr>
-        <w:t xml:space="preserve">7. Calcula: a) </w:t>
+        <w:t>7. Calcula:</w:t>
+      </w:r>
+    </w:p>
+    <w:p>
+      <w:pPr>
+        <w:pStyle w:val="ListBullet2"/>
+      </w:pPr>
+      <w:r>
+        <w:rPr>
+          <w:b w:val="0"/>
+        </w:rPr>
+        <w:t xml:space="preserve">a) </w:t>
       </w:r>
       <m:oMath>
         <m:r>
@@ -5297,11 +5491,16 @@
           </m:sup>
         </m:sSup>
       </m:oMath>
+    </w:p>
+    <w:p>
+      <w:pPr>
+        <w:pStyle w:val="ListBullet2"/>
+      </w:pPr>
       <w:r>
         <w:rPr>
           <w:b w:val="0"/>
         </w:rPr>
-        <w:t xml:space="preserve"> b) </w:t>
+        <w:t xml:space="preserve">b) </w:t>
       </w:r>
       <m:oMath>
         <m:r>
@@ -5332,11 +5531,16 @@
           </m:sup>
         </m:sSup>
       </m:oMath>
+    </w:p>
+    <w:p>
+      <w:pPr>
+        <w:pStyle w:val="ListBullet2"/>
+      </w:pPr>
       <w:r>
         <w:rPr>
           <w:b w:val="0"/>
         </w:rPr>
-        <w:t xml:space="preserve"> c) </w:t>
+        <w:t xml:space="preserve">c) </w:t>
       </w:r>
       <m:oMath>
         <m:sSup>
@@ -5367,11 +5571,16 @@
           </m:sup>
         </m:sSup>
       </m:oMath>
+    </w:p>
+    <w:p>
+      <w:pPr>
+        <w:pStyle w:val="ListBullet2"/>
+      </w:pPr>
       <w:r>
         <w:rPr>
           <w:b w:val="0"/>
         </w:rPr>
-        <w:t xml:space="preserve"> d) </w:t>
+        <w:t xml:space="preserve">d) </w:t>
       </w:r>
       <m:oMath>
         <m:r>
@@ -5414,7 +5623,18 @@
         <w:rPr>
           <w:b w:val="0"/>
         </w:rPr>
-        <w:t xml:space="preserve">8. Divide usando el conjugado: a) </w:t>
+        <w:t>8. Divide usando el conjugado:</w:t>
+      </w:r>
+    </w:p>
+    <w:p>
+      <w:pPr>
+        <w:pStyle w:val="ListBullet2"/>
+      </w:pPr>
+      <w:r>
+        <w:rPr>
+          <w:b w:val="0"/>
+        </w:rPr>
+        <w:t xml:space="preserve">a) </w:t>
       </w:r>
       <m:oMath>
         <m:f>
@@ -5451,11 +5671,16 @@
           </m:den>
         </m:f>
       </m:oMath>
+    </w:p>
+    <w:p>
+      <w:pPr>
+        <w:pStyle w:val="ListBullet2"/>
+      </w:pPr>
       <w:r>
         <w:rPr>
           <w:b w:val="0"/>
         </w:rPr>
-        <w:t xml:space="preserve"> b) </w:t>
+        <w:t xml:space="preserve">b) </w:t>
       </w:r>
       <m:oMath>
         <m:f>
@@ -5483,11 +5708,16 @@
           </m:den>
         </m:f>
       </m:oMath>
+    </w:p>
+    <w:p>
+      <w:pPr>
+        <w:pStyle w:val="ListBullet2"/>
+      </w:pPr>
       <w:r>
         <w:rPr>
           <w:b w:val="0"/>
         </w:rPr>
-        <w:t xml:space="preserve"> c) </w:t>
+        <w:t xml:space="preserve">c) </w:t>
       </w:r>
       <m:oMath>
         <m:f>
@@ -5518,11 +5748,16 @@
           </m:den>
         </m:f>
       </m:oMath>
+    </w:p>
+    <w:p>
+      <w:pPr>
+        <w:pStyle w:val="ListBullet2"/>
+      </w:pPr>
       <w:r>
         <w:rPr>
           <w:b w:val="0"/>
         </w:rPr>
-        <w:t xml:space="preserve"> d) </w:t>
+        <w:t xml:space="preserve">d) </w:t>
       </w:r>
       <m:oMath>
         <m:f>
@@ -5559,7 +5794,18 @@
         <w:rPr>
           <w:b w:val="0"/>
         </w:rPr>
-        <w:t xml:space="preserve">9. Opera: a) </w:t>
+        <w:t>9. Opera:</w:t>
+      </w:r>
+    </w:p>
+    <w:p>
+      <w:pPr>
+        <w:pStyle w:val="ListBullet2"/>
+      </w:pPr>
+      <w:r>
+        <w:rPr>
+          <w:b w:val="0"/>
+        </w:rPr>
+        <w:t xml:space="preserve">a) </w:t>
       </w:r>
       <m:oMath>
         <m:r>
@@ -5620,11 +5866,16 @@
           <m:t xml:space="preserve">)</m:t>
         </m:r>
       </m:oMath>
+    </w:p>
+    <w:p>
+      <w:pPr>
+        <w:pStyle w:val="ListBullet2"/>
+      </w:pPr>
       <w:r>
         <w:rPr>
           <w:b w:val="0"/>
         </w:rPr>
-        <w:t xml:space="preserve"> b) </w:t>
+        <w:t xml:space="preserve">b) </w:t>
       </w:r>
       <m:oMath>
         <m:r>
@@ -5949,7 +6200,18 @@
         <w:rPr>
           <w:b w:val="0"/>
         </w:rPr>
-        <w:t xml:space="preserve"> a la posición. a) El personaje se desplaza </w:t>
+        <w:t xml:space="preserve"> a la posición.</w:t>
+      </w:r>
+    </w:p>
+    <w:p>
+      <w:pPr>
+        <w:pStyle w:val="ListBullet2"/>
+      </w:pPr>
+      <w:r>
+        <w:rPr>
+          <w:b w:val="0"/>
+        </w:rPr>
+        <w:t xml:space="preserve">a) El personaje se desplaza </w:t>
       </w:r>
       <m:oMath>
         <m:r>
@@ -5969,7 +6231,29 @@
         <w:rPr>
           <w:b w:val="0"/>
         </w:rPr>
-        <w:t>. ¿En qué posición queda? b) ¿En qué parte del plano está ahora? c) ¿Qué desplazamiento tendría que hacer para llegar exactamente al origen?</w:t>
+        <w:t>. ¿En qué posición queda?</w:t>
+      </w:r>
+    </w:p>
+    <w:p>
+      <w:pPr>
+        <w:pStyle w:val="ListBullet2"/>
+      </w:pPr>
+      <w:r>
+        <w:rPr>
+          <w:b w:val="0"/>
+        </w:rPr>
+        <w:t>b) ¿En qué parte del plano está ahora?</w:t>
+      </w:r>
+    </w:p>
+    <w:p>
+      <w:pPr>
+        <w:pStyle w:val="ListBullet2"/>
+      </w:pPr>
+      <w:r>
+        <w:rPr>
+          <w:b w:val="0"/>
+        </w:rPr>
+        <w:t>c) ¿Qué desplazamiento tendría que hacer para llegar exactamente al origen?</w:t>
       </w:r>
     </w:p>
     <w:p>
